--- a/library/intune-solutions/cod-byod-iphone-dual-device-sso/v1.0.0/deliverables/IOSDD-Solution.docx
+++ b/library/intune-solutions/cod-byod-iphone-dual-device-sso/v1.0.0/deliverables/IOSDD-Solution.docx
@@ -15,32 +15,6 @@
       <w:r>
         <w:rPr>
           <w:b/>
-          <w:color w:val="1F3A5F"/>
-          <w:sz w:val="52"/>
-        </w:rPr>
-        <w:t>PHOENIXTEKK</w:t>
-      </w:r>
-    </w:p>
-    <w:p>
-      <w:pPr>
-        <w:jc w:val="center"/>
-      </w:pPr>
-      <w:r>
-        <w:rPr>
-          <w:color w:val="2E86C1"/>
-          <w:sz w:val="24"/>
-        </w:rPr>
-        <w:t>Workplace Marketplace · Intune Solutions</w:t>
-      </w:r>
-    </w:p>
-    <w:p/>
-    <w:p>
-      <w:pPr>
-        <w:jc w:val="center"/>
-      </w:pPr>
-      <w:r>
-        <w:rPr>
-          <w:b/>
           <w:sz w:val="40"/>
         </w:rPr>
         <w:t>Dual-Device iPhone (Personal + Corporate iOS) Management with Single Sign-On in Microsoft Intune</w:t>
@@ -75,8 +49,6 @@
           <w:sz w:val="20"/>
         </w:rPr>
         <w:t>Version 1.0.0    ·    2026-06-23</w:t>
-        <w:br/>
-        <w:t>Phoenixtekk · workplace.phoenixtekk.com</w:t>
       </w:r>
     </w:p>
     <w:p>
@@ -336,7 +308,7 @@
     </w:p>
     <w:p>
       <w:r>
-        <w:t xml:space="preserve">Built the standard Phoenixtekk way — </w:t>
+        <w:t xml:space="preserve">Built the standard repeatable way — </w:t>
       </w:r>
       <w:r>
         <w:rPr>
@@ -1229,7 +1201,7 @@
         <w:pStyle w:val="Heading2"/>
       </w:pPr>
       <w:r>
-        <w:t>The standard Phoenixtekk deployment model</w:t>
+        <w:t>The standard deployment model</w:t>
       </w:r>
     </w:p>
     <w:p>
@@ -1260,7 +1232,7 @@
     </w:p>
     <w:p>
       <w:r>
-        <w:t xml:space="preserve">Every step follows the Phoenixtekk pattern: </w:t>
+        <w:t xml:space="preserve">Every step follows the repeatable pattern: </w:t>
       </w:r>
       <w:r>
         <w:rPr>
@@ -2274,7 +2246,7 @@
         <w:t>every</w:t>
       </w:r>
       <w:r>
-        <w:t xml:space="preserve"> Phoenixtekk solution in the </w:t>
+        <w:t xml:space="preserve"> solution in the </w:t>
       </w:r>
       <w:r>
         <w:rPr>
@@ -2580,7 +2552,7 @@
         <w:t>Why:</w:t>
       </w:r>
       <w:r>
-        <w:t xml:space="preserve"> Every Phoenixtekk solution is piloted to a small group before fleet rollout. </w:t>
+        <w:t xml:space="preserve"> Every solution is piloted to a small group before fleet rollout. </w:t>
       </w:r>
       <w:r>
         <w:rPr>
@@ -2759,7 +2731,7 @@
         <w:rPr>
           <w:b/>
         </w:rPr>
-        <w:t>The Phoenixtekk deployment model (all solutions):</w:t>
+        <w:t>The standard deployment model (all solutions):</w:t>
       </w:r>
       <w:r>
         <w:t xml:space="preserve"> </w:t>
@@ -3021,118 +2993,35 @@
       </w:r>
       <w:r>
         <w:rPr>
-          <w:b/>
-        </w:rPr>
-        <w:t>`PILOT – iPhone COD-BYOD Users`</w:t>
-      </w:r>
-      <w:r>
-        <w:t xml:space="preserve"> → add</w:t>
-      </w:r>
-    </w:p>
-    <w:p>
-      <w:r>
-        <w:t xml:space="preserve">   the pilot users. *(You assign every policy in this solution to this </w:t>
-      </w:r>
-      <w:r>
-        <w:rPr>
-          <w:b/>
-        </w:rPr>
-        <w:t>user</w:t>
-      </w:r>
-      <w:r>
-        <w:t xml:space="preserve"> group.)*</w:t>
-      </w:r>
-    </w:p>
-    <w:p>
-      <w:pPr>
-        <w:pStyle w:val="Heading3"/>
-      </w:pPr>
-      <w:r>
-        <w:t>Step 2. Create the Apple MDM Push (APNs) certificate</w:t>
-      </w:r>
-    </w:p>
-    <w:p>
-      <w:pPr>
-        <w:pStyle w:val="ListNumber"/>
-      </w:pPr>
-      <w:r>
-        <w:t xml:space="preserve">In Intune, go to </w:t>
-      </w:r>
-      <w:r>
-        <w:rPr>
-          <w:b/>
-        </w:rPr>
-        <w:t>Devices → Enrollment → Apple → Apple MDM Push certificate</w:t>
-      </w:r>
-      <w:r>
-        <w:t>.</w:t>
-      </w:r>
-    </w:p>
-    <w:p>
-      <w:pPr>
-        <w:pStyle w:val="ListNumber"/>
-      </w:pPr>
-      <w:r>
-        <w:t xml:space="preserve">Check </w:t>
-      </w:r>
-      <w:r>
-        <w:rPr>
-          <w:b/>
-        </w:rPr>
-        <w:t>I agree</w:t>
-      </w:r>
-      <w:r>
-        <w:t xml:space="preserve">, then </w:t>
-      </w:r>
-      <w:r>
-        <w:rPr>
-          <w:b/>
-        </w:rPr>
-        <w:t>Download</w:t>
-      </w:r>
-      <w:r>
-        <w:t xml:space="preserve"> the CSR file.</w:t>
-      </w:r>
-    </w:p>
-    <w:p>
-      <w:pPr>
-        <w:pStyle w:val="ListNumber"/>
-      </w:pPr>
-      <w:r>
-        <w:t xml:space="preserve">Click </w:t>
-      </w:r>
-      <w:r>
-        <w:rPr>
-          <w:b/>
-        </w:rPr>
-        <w:t>Create your MDM push certificate</w:t>
-      </w:r>
-      <w:r>
-        <w:t xml:space="preserve"> → </w:t>
-      </w:r>
-      <w:r>
-        <w:rPr>
           <w:rFonts w:ascii="Consolas" w:hAnsi="Consolas"/>
           <w:sz w:val="19"/>
         </w:rPr>
-        <w:t>https://identity.apple.com</w:t>
-      </w:r>
-      <w:r>
-        <w:t>; sign in with a</w:t>
-      </w:r>
-    </w:p>
-    <w:p>
-      <w:r>
-        <w:t xml:space="preserve">   </w:t>
-      </w:r>
-      <w:r>
-        <w:rPr>
-          <w:b/>
-        </w:rPr>
-        <w:t>company Apple ID</w:t>
-      </w:r>
-      <w:r>
-        <w:t xml:space="preserve"> (record which Apple ID — you must reuse it every year).</w:t>
+        <w:t>PILOT – iPhone COD-BYOD Users</w:t>
+      </w:r>
+      <w:r>
+        <w:t xml:space="preserve"> → add</w:t>
+      </w:r>
+    </w:p>
+    <w:p>
+      <w:r>
+        <w:t xml:space="preserve">   the pilot users. *(You assign every policy in this solution to this </w:t>
+      </w:r>
+      <w:r>
+        <w:rPr>
+          <w:b/>
+        </w:rPr>
+        <w:t>user</w:t>
+      </w:r>
+      <w:r>
+        <w:t xml:space="preserve"> group.)*</w:t>
+      </w:r>
+    </w:p>
+    <w:p>
+      <w:pPr>
+        <w:pStyle w:val="Heading3"/>
+      </w:pPr>
+      <w:r>
+        <w:t>Step 2. Create the Apple MDM Push (APNs) certificate</w:t>
       </w:r>
     </w:p>
     <w:p>
@@ -3140,13 +3029,33 @@
         <w:pStyle w:val="ListNumber"/>
       </w:pPr>
       <w:r>
-        <w:rPr>
-          <w:b/>
-        </w:rPr>
-        <w:t>Create a Certificate</w:t>
-      </w:r>
-      <w:r>
-        <w:t xml:space="preserve">, upload the CSR, </w:t>
+        <w:t xml:space="preserve">In Intune, go to </w:t>
+      </w:r>
+      <w:r>
+        <w:rPr>
+          <w:b/>
+        </w:rPr>
+        <w:t>Devices → Enrollment → Apple → Apple MDM Push certificate</w:t>
+      </w:r>
+      <w:r>
+        <w:t>.</w:t>
+      </w:r>
+    </w:p>
+    <w:p>
+      <w:pPr>
+        <w:pStyle w:val="ListNumber"/>
+      </w:pPr>
+      <w:r>
+        <w:t xml:space="preserve">Check </w:t>
+      </w:r>
+      <w:r>
+        <w:rPr>
+          <w:b/>
+        </w:rPr>
+        <w:t>I agree</w:t>
+      </w:r>
+      <w:r>
+        <w:t xml:space="preserve">, then </w:t>
       </w:r>
       <w:r>
         <w:rPr>
@@ -3155,17 +3064,34 @@
         <w:t>Download</w:t>
       </w:r>
       <w:r>
-        <w:t xml:space="preserve"> the </w:t>
+        <w:t xml:space="preserve"> the CSR file.</w:t>
+      </w:r>
+    </w:p>
+    <w:p>
+      <w:pPr>
+        <w:pStyle w:val="ListNumber"/>
+      </w:pPr>
+      <w:r>
+        <w:t xml:space="preserve">Click </w:t>
+      </w:r>
+      <w:r>
+        <w:rPr>
+          <w:b/>
+        </w:rPr>
+        <w:t>Create your MDM push certificate</w:t>
+      </w:r>
+      <w:r>
+        <w:t xml:space="preserve"> → </w:t>
       </w:r>
       <w:r>
         <w:rPr>
           <w:rFonts w:ascii="Consolas" w:hAnsi="Consolas"/>
           <w:sz w:val="19"/>
         </w:rPr>
-        <w:t>.pem</w:t>
-      </w:r>
-      <w:r>
-        <w:t>, then back in Intune enter that</w:t>
+        <w:t>https://identity.apple.com</w:t>
+      </w:r>
+      <w:r>
+        <w:t>; sign in with a</w:t>
       </w:r>
     </w:p>
     <w:p>
@@ -3176,19 +3102,33 @@
         <w:rPr>
           <w:b/>
         </w:rPr>
-        <w:t>Apple ID</w:t>
-      </w:r>
-      <w:r>
-        <w:t xml:space="preserve">, </w:t>
-      </w:r>
-      <w:r>
-        <w:rPr>
-          <w:b/>
-        </w:rPr>
-        <w:t>Browse</w:t>
-      </w:r>
-      <w:r>
-        <w:t xml:space="preserve"> to the </w:t>
+        <w:t>company Apple ID</w:t>
+      </w:r>
+      <w:r>
+        <w:t xml:space="preserve"> (record which Apple ID — you must reuse it every year).</w:t>
+      </w:r>
+    </w:p>
+    <w:p>
+      <w:pPr>
+        <w:pStyle w:val="ListNumber"/>
+      </w:pPr>
+      <w:r>
+        <w:rPr>
+          <w:b/>
+        </w:rPr>
+        <w:t>Create a Certificate</w:t>
+      </w:r>
+      <w:r>
+        <w:t xml:space="preserve">, upload the CSR, </w:t>
+      </w:r>
+      <w:r>
+        <w:rPr>
+          <w:b/>
+        </w:rPr>
+        <w:t>Download</w:t>
+      </w:r>
+      <w:r>
+        <w:t xml:space="preserve"> the </w:t>
       </w:r>
       <w:r>
         <w:rPr>
@@ -3198,63 +3138,7 @@
         <w:t>.pem</w:t>
       </w:r>
       <w:r>
-        <w:t xml:space="preserve">, and </w:t>
-      </w:r>
-      <w:r>
-        <w:rPr>
-          <w:b/>
-        </w:rPr>
-        <w:t>Upload</w:t>
-      </w:r>
-      <w:r>
-        <w:t>.</w:t>
-      </w:r>
-    </w:p>
-    <w:p>
-      <w:pPr>
-        <w:pStyle w:val="ListNumber"/>
-      </w:pPr>
-      <w:r>
-        <w:t xml:space="preserve">Confirm the status shows </w:t>
-      </w:r>
-      <w:r>
-        <w:rPr>
-          <w:b/>
-        </w:rPr>
-        <w:t>Active</w:t>
-      </w:r>
-      <w:r>
-        <w:t xml:space="preserve"> with an expiration ~1 year out. *(Required for both</w:t>
-      </w:r>
-    </w:p>
-    <w:p>
-      <w:r>
-        <w:t xml:space="preserve">   corporate-iPhone MDM and personal-iPhone User Enrollment.)*</w:t>
-      </w:r>
-    </w:p>
-    <w:p>
-      <w:pPr>
-        <w:pStyle w:val="Heading3"/>
-      </w:pPr>
-      <w:r>
-        <w:t>Step 3. Connect Apple Business Manager for corporate iPhones (ADE token)</w:t>
-      </w:r>
-    </w:p>
-    <w:p>
-      <w:pPr>
-        <w:pStyle w:val="ListNumber"/>
-      </w:pPr>
-      <w:r>
-        <w:t xml:space="preserve">In Intune, go to </w:t>
-      </w:r>
-      <w:r>
-        <w:rPr>
-          <w:b/>
-        </w:rPr>
-        <w:t>Devices → Enrollment → Apple → Enrollment program tokens → Add</w:t>
-      </w:r>
-      <w:r>
-        <w:t xml:space="preserve"> → check</w:t>
+        <w:t>, then back in Intune enter that</w:t>
       </w:r>
     </w:p>
     <w:p>
@@ -3265,28 +3149,19 @@
         <w:rPr>
           <w:b/>
         </w:rPr>
-        <w:t>I agree</w:t>
-      </w:r>
-      <w:r>
-        <w:t xml:space="preserve"> → </w:t>
-      </w:r>
-      <w:r>
-        <w:rPr>
-          <w:b/>
-        </w:rPr>
-        <w:t>Download</w:t>
-      </w:r>
-      <w:r>
-        <w:t xml:space="preserve"> the Intune </w:t>
-      </w:r>
-      <w:r>
-        <w:rPr>
-          <w:b/>
-        </w:rPr>
-        <w:t>public key</w:t>
-      </w:r>
-      <w:r>
-        <w:t xml:space="preserve"> (</w:t>
+        <w:t>Apple ID</w:t>
+      </w:r>
+      <w:r>
+        <w:t xml:space="preserve">, </w:t>
+      </w:r>
+      <w:r>
+        <w:rPr>
+          <w:b/>
+        </w:rPr>
+        <w:t>Browse</w:t>
+      </w:r>
+      <w:r>
+        <w:t xml:space="preserve"> to the </w:t>
       </w:r>
       <w:r>
         <w:rPr>
@@ -3296,7 +3171,16 @@
         <w:t>.pem</w:t>
       </w:r>
       <w:r>
-        <w:t>).</w:t>
+        <w:t xml:space="preserve">, and </w:t>
+      </w:r>
+      <w:r>
+        <w:rPr>
+          <w:b/>
+        </w:rPr>
+        <w:t>Upload</w:t>
+      </w:r>
+      <w:r>
+        <w:t>.</w:t>
       </w:r>
     </w:p>
     <w:p>
@@ -3304,54 +3188,75 @@
         <w:pStyle w:val="ListNumber"/>
       </w:pPr>
       <w:r>
-        <w:t xml:space="preserve">In </w:t>
-      </w:r>
-      <w:r>
-        <w:rPr>
-          <w:b/>
-        </w:rPr>
-        <w:t>ABM → Preferences → MDM Servers → Add</w:t>
-      </w:r>
-      <w:r>
-        <w:t xml:space="preserve">; name it </w:t>
-      </w:r>
-      <w:r>
-        <w:rPr>
-          <w:b/>
-        </w:rPr>
-        <w:t>`Intune – iPhone COD`</w:t>
-      </w:r>
-      <w:r>
-        <w:t xml:space="preserve">; </w:t>
-      </w:r>
-      <w:r>
-        <w:rPr>
-          <w:b/>
-        </w:rPr>
-        <w:t>Upload</w:t>
-      </w:r>
-      <w:r>
-        <w:t xml:space="preserve"> the</w:t>
-      </w:r>
-    </w:p>
-    <w:p>
-      <w:r>
-        <w:t xml:space="preserve">   Intune public key; </w:t>
-      </w:r>
-      <w:r>
-        <w:rPr>
-          <w:b/>
-        </w:rPr>
-        <w:t>Save</w:t>
-      </w:r>
-      <w:r>
-        <w:t xml:space="preserve">; </w:t>
-      </w:r>
-      <w:r>
-        <w:rPr>
-          <w:b/>
-        </w:rPr>
-        <w:t>Download Token</w:t>
+        <w:t xml:space="preserve">Confirm the status shows </w:t>
+      </w:r>
+      <w:r>
+        <w:rPr>
+          <w:b/>
+        </w:rPr>
+        <w:t>Active</w:t>
+      </w:r>
+      <w:r>
+        <w:t xml:space="preserve"> with an expiration ~1 year out. *(Required for both</w:t>
+      </w:r>
+    </w:p>
+    <w:p>
+      <w:r>
+        <w:t xml:space="preserve">   corporate-iPhone MDM and personal-iPhone User Enrollment.)*</w:t>
+      </w:r>
+    </w:p>
+    <w:p>
+      <w:pPr>
+        <w:pStyle w:val="Heading3"/>
+      </w:pPr>
+      <w:r>
+        <w:t>Step 3. Connect Apple Business Manager for corporate iPhones (ADE token)</w:t>
+      </w:r>
+    </w:p>
+    <w:p>
+      <w:pPr>
+        <w:pStyle w:val="ListNumber"/>
+      </w:pPr>
+      <w:r>
+        <w:t xml:space="preserve">In Intune, go to </w:t>
+      </w:r>
+      <w:r>
+        <w:rPr>
+          <w:b/>
+        </w:rPr>
+        <w:t>Devices → Enrollment → Apple → Enrollment program tokens → Add</w:t>
+      </w:r>
+      <w:r>
+        <w:t xml:space="preserve"> → check</w:t>
+      </w:r>
+    </w:p>
+    <w:p>
+      <w:r>
+        <w:t xml:space="preserve">   </w:t>
+      </w:r>
+      <w:r>
+        <w:rPr>
+          <w:b/>
+        </w:rPr>
+        <w:t>I agree</w:t>
+      </w:r>
+      <w:r>
+        <w:t xml:space="preserve"> → </w:t>
+      </w:r>
+      <w:r>
+        <w:rPr>
+          <w:b/>
+        </w:rPr>
+        <w:t>Download</w:t>
+      </w:r>
+      <w:r>
+        <w:t xml:space="preserve"> the Intune </w:t>
+      </w:r>
+      <w:r>
+        <w:rPr>
+          <w:b/>
+        </w:rPr>
+        <w:t>public key</w:t>
       </w:r>
       <w:r>
         <w:t xml:space="preserve"> (</w:t>
@@ -3361,7 +3266,7 @@
           <w:rFonts w:ascii="Consolas" w:hAnsi="Consolas"/>
           <w:sz w:val="19"/>
         </w:rPr>
-        <w:t>.p7m</w:t>
+        <w:t>.pem</w:t>
       </w:r>
       <w:r>
         <w:t>).</w:t>
@@ -3372,35 +3277,26 @@
         <w:pStyle w:val="ListNumber"/>
       </w:pPr>
       <w:r>
-        <w:t xml:space="preserve">Back in Intune, enter the </w:t>
-      </w:r>
-      <w:r>
-        <w:rPr>
-          <w:b/>
-        </w:rPr>
-        <w:t>Apple ID</w:t>
-      </w:r>
-      <w:r>
-        <w:t xml:space="preserve"> used for ABM, </w:t>
-      </w:r>
-      <w:r>
-        <w:rPr>
-          <w:b/>
-        </w:rPr>
-        <w:t>Browse</w:t>
-      </w:r>
-      <w:r>
-        <w:t xml:space="preserve"> to the </w:t>
+        <w:t xml:space="preserve">In </w:t>
+      </w:r>
+      <w:r>
+        <w:rPr>
+          <w:b/>
+        </w:rPr>
+        <w:t>ABM → Preferences → MDM Servers → Add</w:t>
+      </w:r>
+      <w:r>
+        <w:t xml:space="preserve">; name it </w:t>
       </w:r>
       <w:r>
         <w:rPr>
           <w:rFonts w:ascii="Consolas" w:hAnsi="Consolas"/>
           <w:sz w:val="19"/>
         </w:rPr>
-        <w:t>.p7m</w:t>
-      </w:r>
-      <w:r>
-        <w:t xml:space="preserve">, </w:t>
+        <w:t>Intune – iPhone COD</w:t>
+      </w:r>
+      <w:r>
+        <w:t xml:space="preserve">; </w:t>
       </w:r>
       <w:r>
         <w:rPr>
@@ -3409,174 +3305,40 @@
         <w:t>Upload</w:t>
       </w:r>
       <w:r>
-        <w:t>. The</w:t>
-      </w:r>
-    </w:p>
-    <w:p>
-      <w:r>
-        <w:t xml:space="preserve">   token appears under </w:t>
-      </w:r>
-      <w:r>
-        <w:rPr>
-          <w:b/>
-        </w:rPr>
-        <w:t>Enrollment program tokens</w:t>
-      </w:r>
-      <w:r>
-        <w:t xml:space="preserve"> with a future expiration.</w:t>
-      </w:r>
-    </w:p>
-    <w:p>
-      <w:pPr>
-        <w:pStyle w:val="Heading3"/>
-      </w:pPr>
-      <w:r>
-        <w:t>Step 4. Set enrollment restrictions for iPhone ownership types</w:t>
-      </w:r>
-    </w:p>
-    <w:p>
-      <w:pPr>
-        <w:pStyle w:val="ListNumber"/>
-      </w:pPr>
-      <w:r>
-        <w:rPr>
-          <w:b/>
-        </w:rPr>
-        <w:t>Devices → Enrollment → Enrollment device platform restrictions.</w:t>
-      </w:r>
-    </w:p>
-    <w:p>
-      <w:pPr>
-        <w:pStyle w:val="ListNumber"/>
-      </w:pPr>
-      <w:r>
-        <w:t>Open the default (or create a pilot-scoped restriction **named `Enrollment Restriction – iPhone</w:t>
-      </w:r>
-    </w:p>
-    <w:p>
-      <w:r>
-        <w:t xml:space="preserve">   COD-BYOD – Pilot`**).</w:t>
-      </w:r>
-    </w:p>
-    <w:p>
-      <w:pPr>
-        <w:pStyle w:val="ListNumber"/>
-      </w:pPr>
-      <w:r>
-        <w:t xml:space="preserve">For </w:t>
-      </w:r>
-      <w:r>
-        <w:rPr>
-          <w:b/>
-        </w:rPr>
-        <w:t>iOS/iPadOS</w:t>
-      </w:r>
-      <w:r>
-        <w:t xml:space="preserve">, set </w:t>
-      </w:r>
-      <w:r>
-        <w:rPr>
-          <w:b/>
-        </w:rPr>
-        <w:t>Personal devices = Allow</w:t>
-      </w:r>
-      <w:r>
-        <w:t xml:space="preserve"> *(so the user's personal iPhone may enroll for</w:t>
-      </w:r>
-    </w:p>
-    <w:p>
-      <w:r>
-        <w:t xml:space="preserve">   User Enrollment / register for App Protection)*.</w:t>
-      </w:r>
-    </w:p>
-    <w:p>
-      <w:pPr>
-        <w:pStyle w:val="ListNumber"/>
-      </w:pPr>
-      <w:r>
-        <w:t xml:space="preserve">Corporate iPhones are forced through ADE in the next phase, so they always tag </w:t>
-      </w:r>
-      <w:r>
-        <w:rPr>
-          <w:b/>
-        </w:rPr>
-        <w:t>Corporate</w:t>
-      </w:r>
-      <w:r>
-        <w:t>.</w:t>
-      </w:r>
-    </w:p>
-    <w:p>
-      <w:r>
-        <w:t>__________________________________________________</w:t>
-      </w:r>
-    </w:p>
-    <w:p>
-      <w:pPr>
-        <w:pStyle w:val="Heading2"/>
-      </w:pPr>
-      <w:r>
-        <w:t>Phase 2 — Ownership-based targeting (the core of "one account, both iPhones")</w:t>
-      </w:r>
-    </w:p>
-    <w:p>
-      <w:pPr>
-        <w:pStyle w:val="Heading3"/>
-      </w:pPr>
-      <w:r>
-        <w:t>Step 5. Create device-ownership filters</w:t>
-      </w:r>
-    </w:p>
-    <w:p>
-      <w:pPr>
-        <w:pStyle w:val="ListNumber"/>
-      </w:pPr>
-      <w:r>
-        <w:rPr>
-          <w:b/>
-        </w:rPr>
-        <w:t>Tenant administration → Filters → Create.</w:t>
-      </w:r>
-    </w:p>
-    <w:p>
-      <w:pPr>
-        <w:pStyle w:val="ListNumber"/>
-      </w:pPr>
-      <w:r>
-        <w:t xml:space="preserve">Filter 1: </w:t>
-      </w:r>
-      <w:r>
-        <w:rPr>
-          <w:b/>
-        </w:rPr>
-        <w:t>name it `iPhone – Corporate`</w:t>
-      </w:r>
-      <w:r>
-        <w:t xml:space="preserve"> — platform </w:t>
-      </w:r>
-      <w:r>
-        <w:rPr>
-          <w:b/>
-        </w:rPr>
-        <w:t>iOS/iPadOS</w:t>
-      </w:r>
-      <w:r>
-        <w:t>; rule</w:t>
-      </w:r>
-    </w:p>
-    <w:p>
-      <w:r>
-        <w:t xml:space="preserve">   </w:t>
+        <w:t xml:space="preserve"> the</w:t>
+      </w:r>
+    </w:p>
+    <w:p>
+      <w:r>
+        <w:t xml:space="preserve">   Intune public key; </w:t>
+      </w:r>
+      <w:r>
+        <w:rPr>
+          <w:b/>
+        </w:rPr>
+        <w:t>Save</w:t>
+      </w:r>
+      <w:r>
+        <w:t xml:space="preserve">; </w:t>
+      </w:r>
+      <w:r>
+        <w:rPr>
+          <w:b/>
+        </w:rPr>
+        <w:t>Download Token</w:t>
+      </w:r>
+      <w:r>
+        <w:t xml:space="preserve"> (</w:t>
       </w:r>
       <w:r>
         <w:rPr>
           <w:rFonts w:ascii="Consolas" w:hAnsi="Consolas"/>
           <w:sz w:val="19"/>
         </w:rPr>
-        <w:t>(device.deviceOwnership -eq "Corporate")</w:t>
-      </w:r>
-      <w:r>
-        <w:t>.</w:t>
+        <w:t>.p7m</w:t>
+      </w:r>
+      <w:r>
+        <w:t>).</w:t>
       </w:r>
     </w:p>
     <w:p>
@@ -3584,36 +3346,248 @@
         <w:pStyle w:val="ListNumber"/>
       </w:pPr>
       <w:r>
-        <w:t xml:space="preserve">Filter 2: </w:t>
-      </w:r>
-      <w:r>
-        <w:rPr>
-          <w:b/>
-        </w:rPr>
-        <w:t>name it `iPhone – Personal`</w:t>
-      </w:r>
-      <w:r>
-        <w:t xml:space="preserve"> — platform </w:t>
-      </w:r>
-      <w:r>
-        <w:rPr>
-          <w:b/>
-        </w:rPr>
-        <w:t>iOS/iPadOS</w:t>
-      </w:r>
-      <w:r>
-        <w:t>; rule</w:t>
-      </w:r>
-    </w:p>
-    <w:p>
-      <w:r>
-        <w:t xml:space="preserve">   </w:t>
+        <w:t xml:space="preserve">Back in Intune, enter the </w:t>
+      </w:r>
+      <w:r>
+        <w:rPr>
+          <w:b/>
+        </w:rPr>
+        <w:t>Apple ID</w:t>
+      </w:r>
+      <w:r>
+        <w:t xml:space="preserve"> used for ABM, </w:t>
+      </w:r>
+      <w:r>
+        <w:rPr>
+          <w:b/>
+        </w:rPr>
+        <w:t>Browse</w:t>
+      </w:r>
+      <w:r>
+        <w:t xml:space="preserve"> to the </w:t>
       </w:r>
       <w:r>
         <w:rPr>
           <w:rFonts w:ascii="Consolas" w:hAnsi="Consolas"/>
           <w:sz w:val="19"/>
         </w:rPr>
+        <w:t>.p7m</w:t>
+      </w:r>
+      <w:r>
+        <w:t xml:space="preserve">, </w:t>
+      </w:r>
+      <w:r>
+        <w:rPr>
+          <w:b/>
+        </w:rPr>
+        <w:t>Upload</w:t>
+      </w:r>
+      <w:r>
+        <w:t>. The</w:t>
+      </w:r>
+    </w:p>
+    <w:p>
+      <w:r>
+        <w:t xml:space="preserve">   token appears under </w:t>
+      </w:r>
+      <w:r>
+        <w:rPr>
+          <w:b/>
+        </w:rPr>
+        <w:t>Enrollment program tokens</w:t>
+      </w:r>
+      <w:r>
+        <w:t xml:space="preserve"> with a future expiration.</w:t>
+      </w:r>
+    </w:p>
+    <w:p>
+      <w:pPr>
+        <w:pStyle w:val="Heading3"/>
+      </w:pPr>
+      <w:r>
+        <w:t>Step 4. Set enrollment restrictions for iPhone ownership types</w:t>
+      </w:r>
+    </w:p>
+    <w:p>
+      <w:pPr>
+        <w:pStyle w:val="ListNumber"/>
+      </w:pPr>
+      <w:r>
+        <w:rPr>
+          <w:b/>
+        </w:rPr>
+        <w:t>Devices → Enrollment → Enrollment device platform restrictions.</w:t>
+      </w:r>
+    </w:p>
+    <w:p>
+      <w:pPr>
+        <w:pStyle w:val="ListNumber"/>
+      </w:pPr>
+      <w:r>
+        <w:t>Open the default (or create a pilot-scoped restriction **named `Enrollment Restriction – iPhone</w:t>
+      </w:r>
+    </w:p>
+    <w:p>
+      <w:r>
+        <w:t xml:space="preserve">   COD-BYOD – Pilot`**).</w:t>
+      </w:r>
+    </w:p>
+    <w:p>
+      <w:pPr>
+        <w:pStyle w:val="ListNumber"/>
+      </w:pPr>
+      <w:r>
+        <w:t xml:space="preserve">For </w:t>
+      </w:r>
+      <w:r>
+        <w:rPr>
+          <w:b/>
+        </w:rPr>
+        <w:t>iOS/iPadOS</w:t>
+      </w:r>
+      <w:r>
+        <w:t xml:space="preserve">, set </w:t>
+      </w:r>
+      <w:r>
+        <w:rPr>
+          <w:b/>
+        </w:rPr>
+        <w:t>Personal devices = Allow</w:t>
+      </w:r>
+      <w:r>
+        <w:t xml:space="preserve"> *(so the user's personal iPhone may enroll for</w:t>
+      </w:r>
+    </w:p>
+    <w:p>
+      <w:r>
+        <w:t xml:space="preserve">   User Enrollment / register for App Protection)*.</w:t>
+      </w:r>
+    </w:p>
+    <w:p>
+      <w:pPr>
+        <w:pStyle w:val="ListNumber"/>
+      </w:pPr>
+      <w:r>
+        <w:t xml:space="preserve">Corporate iPhones are forced through ADE in the next phase, so they always tag </w:t>
+      </w:r>
+      <w:r>
+        <w:rPr>
+          <w:b/>
+        </w:rPr>
+        <w:t>Corporate</w:t>
+      </w:r>
+      <w:r>
+        <w:t>.</w:t>
+      </w:r>
+    </w:p>
+    <w:p>
+      <w:r>
+        <w:t>__________________________________________________</w:t>
+      </w:r>
+    </w:p>
+    <w:p>
+      <w:pPr>
+        <w:pStyle w:val="Heading2"/>
+      </w:pPr>
+      <w:r>
+        <w:t>Phase 2 — Ownership-based targeting (the core of "one account, both iPhones")</w:t>
+      </w:r>
+    </w:p>
+    <w:p>
+      <w:pPr>
+        <w:pStyle w:val="Heading3"/>
+      </w:pPr>
+      <w:r>
+        <w:t>Step 5. Create device-ownership filters</w:t>
+      </w:r>
+    </w:p>
+    <w:p>
+      <w:pPr>
+        <w:pStyle w:val="ListNumber"/>
+      </w:pPr>
+      <w:r>
+        <w:rPr>
+          <w:b/>
+        </w:rPr>
+        <w:t>Tenant administration → Filters → Create.</w:t>
+      </w:r>
+    </w:p>
+    <w:p>
+      <w:pPr>
+        <w:pStyle w:val="ListNumber"/>
+      </w:pPr>
+      <w:r>
+        <w:t xml:space="preserve">Filter 1: </w:t>
+      </w:r>
+      <w:r>
+        <w:rPr>
+          <w:b/>
+        </w:rPr>
+        <w:t>name it `iPhone – Corporate`</w:t>
+      </w:r>
+      <w:r>
+        <w:t xml:space="preserve"> — platform </w:t>
+      </w:r>
+      <w:r>
+        <w:rPr>
+          <w:b/>
+        </w:rPr>
+        <w:t>iOS/iPadOS</w:t>
+      </w:r>
+      <w:r>
+        <w:t>; rule</w:t>
+      </w:r>
+    </w:p>
+    <w:p>
+      <w:r>
+        <w:t xml:space="preserve">   </w:t>
+      </w:r>
+      <w:r>
+        <w:rPr>
+          <w:rFonts w:ascii="Consolas" w:hAnsi="Consolas"/>
+          <w:sz w:val="19"/>
+        </w:rPr>
+        <w:t>(device.deviceOwnership -eq "Corporate")</w:t>
+      </w:r>
+      <w:r>
+        <w:t>.</w:t>
+      </w:r>
+    </w:p>
+    <w:p>
+      <w:pPr>
+        <w:pStyle w:val="ListNumber"/>
+      </w:pPr>
+      <w:r>
+        <w:t xml:space="preserve">Filter 2: </w:t>
+      </w:r>
+      <w:r>
+        <w:rPr>
+          <w:b/>
+        </w:rPr>
+        <w:t>name it `iPhone – Personal`</w:t>
+      </w:r>
+      <w:r>
+        <w:t xml:space="preserve"> — platform </w:t>
+      </w:r>
+      <w:r>
+        <w:rPr>
+          <w:b/>
+        </w:rPr>
+        <w:t>iOS/iPadOS</w:t>
+      </w:r>
+      <w:r>
+        <w:t>; rule</w:t>
+      </w:r>
+    </w:p>
+    <w:p>
+      <w:r>
+        <w:t xml:space="preserve">   </w:t>
+      </w:r>
+      <w:r>
+        <w:rPr>
+          <w:rFonts w:ascii="Consolas" w:hAnsi="Consolas"/>
+          <w:sz w:val="19"/>
+        </w:rPr>
         <w:t>(device.deviceOwnership -eq "Personal")</w:t>
       </w:r>
       <w:r>
@@ -3855,9 +3829,10 @@
       </w:r>
       <w:r>
         <w:rPr>
-          <w:b/>
-        </w:rPr>
-        <w:t>`Intune – iPhone COD`</w:t>
+          <w:rFonts w:ascii="Consolas" w:hAnsi="Consolas"/>
+          <w:sz w:val="19"/>
+        </w:rPr>
+        <w:t>Intune – iPhone COD</w:t>
       </w:r>
       <w:r>
         <w:t xml:space="preserve"> → </w:t>
@@ -3913,9 +3888,10 @@
       </w:r>
       <w:r>
         <w:rPr>
-          <w:b/>
-        </w:rPr>
-        <w:t>`iPhone ADE – COD – Pilot`</w:t>
+          <w:rFonts w:ascii="Consolas" w:hAnsi="Consolas"/>
+          <w:sz w:val="19"/>
+        </w:rPr>
+        <w:t>iPhone ADE – COD – Pilot</w:t>
       </w:r>
       <w:r>
         <w:t>.</w:t>
@@ -3980,9 +3956,10 @@
       </w:r>
       <w:r>
         <w:rPr>
-          <w:b/>
-        </w:rPr>
-        <w:t>`PILOT – iPhone COD-BYOD Users`</w:t>
+          <w:rFonts w:ascii="Consolas" w:hAnsi="Consolas"/>
+          <w:sz w:val="19"/>
+        </w:rPr>
+        <w:t>PILOT – iPhone COD-BYOD Users</w:t>
       </w:r>
       <w:r>
         <w:t xml:space="preserve">; under </w:t>
@@ -4012,9 +3989,10 @@
       </w:r>
       <w:r>
         <w:rPr>
-          <w:b/>
-        </w:rPr>
-        <w:t>`iPhone – Corporate`</w:t>
+          <w:rFonts w:ascii="Consolas" w:hAnsi="Consolas"/>
+          <w:sz w:val="19"/>
+        </w:rPr>
+        <w:t>iPhone – Corporate</w:t>
       </w:r>
       <w:r>
         <w:t xml:space="preserve"> filter → </w:t>
@@ -4071,9 +4049,10 @@
       </w:r>
       <w:r>
         <w:rPr>
-          <w:b/>
-        </w:rPr>
-        <w:t>`PILOT – iPhone COD-BYOD Users`</w:t>
+          <w:rFonts w:ascii="Consolas" w:hAnsi="Consolas"/>
+          <w:sz w:val="19"/>
+        </w:rPr>
+        <w:t>PILOT – iPhone COD-BYOD Users</w:t>
       </w:r>
       <w:r>
         <w:t xml:space="preserve">, </w:t>
@@ -4227,9 +4206,10 @@
       </w:r>
       <w:r>
         <w:rPr>
-          <w:b/>
-        </w:rPr>
-        <w:t>`PILOT – iPhone COD-BYOD Users`</w:t>
+          <w:rFonts w:ascii="Consolas" w:hAnsi="Consolas"/>
+          <w:sz w:val="19"/>
+        </w:rPr>
+        <w:t>PILOT – iPhone COD-BYOD Users</w:t>
       </w:r>
       <w:r>
         <w:t>. *(App Protection is identity-based</w:t>
@@ -4303,9 +4283,10 @@
       </w:r>
       <w:r>
         <w:rPr>
-          <w:b/>
-        </w:rPr>
-        <w:t>`PILOT – iPhone COD-BYOD Users`</w:t>
+          <w:rFonts w:ascii="Consolas" w:hAnsi="Consolas"/>
+          <w:sz w:val="19"/>
+        </w:rPr>
+        <w:t>PILOT – iPhone COD-BYOD Users</w:t>
       </w:r>
       <w:r>
         <w:t xml:space="preserve"> so users install them from the</w:t>
@@ -4492,884 +4473,561 @@
       </w:r>
       <w:r>
         <w:rPr>
-          <w:b/>
-        </w:rPr>
-        <w:t>`PILOT – iPhone COD-BYOD Users`</w:t>
-      </w:r>
-      <w:r>
-        <w:t xml:space="preserve">, </w:t>
-      </w:r>
-      <w:r>
-        <w:rPr>
-          <w:b/>
-        </w:rPr>
-        <w:t>Include</w:t>
-      </w:r>
-      <w:r>
-        <w:t xml:space="preserve"> the **`iPhone –</w:t>
-      </w:r>
-    </w:p>
-    <w:p>
-      <w:r>
-        <w:t xml:space="preserve">   Corporate`</w:t>
-      </w:r>
-      <w:r>
-        <w:rPr>
-          <w:b/>
-        </w:rPr>
-        <w:t xml:space="preserve"> filter → </w:t>
-      </w:r>
-      <w:r>
-        <w:t>Create**.</w:t>
-      </w:r>
-    </w:p>
-    <w:p>
-      <w:pPr>
-        <w:pStyle w:val="Heading3"/>
-      </w:pPr>
-      <w:r>
-        <w:t>Step 13. Establish the Authenticator broker on the personal iPhone</w:t>
-      </w:r>
-    </w:p>
-    <w:p>
-      <w:pPr>
-        <w:pStyle w:val="ListNumber"/>
-      </w:pPr>
-      <w:r>
-        <w:t xml:space="preserve">On the personal iPhone, the user installs </w:t>
-      </w:r>
-      <w:r>
-        <w:rPr>
-          <w:b/>
-        </w:rPr>
-        <w:t>Microsoft Authenticator</w:t>
-      </w:r>
-      <w:r>
-        <w:t xml:space="preserve"> (it is the **identity</w:t>
-      </w:r>
-    </w:p>
-    <w:p>
-      <w:r>
-        <w:t xml:space="preserve">   broker** that App Protection onboarding registers).</w:t>
-      </w:r>
-    </w:p>
-    <w:p>
-      <w:pPr>
-        <w:pStyle w:val="ListNumber"/>
-      </w:pPr>
-      <w:r>
-        <w:t>The first sign-in to a managed app (Outlook/Edge/Teams) registers the account through the broker;</w:t>
-      </w:r>
-    </w:p>
-    <w:p>
-      <w:r>
-        <w:t xml:space="preserve">   afterward, </w:t>
-      </w:r>
-      <w:r>
-        <w:rPr>
-          <w:b/>
-        </w:rPr>
-        <w:t>other approved apps get silent SSO</w:t>
-      </w:r>
-      <w:r>
-        <w:t xml:space="preserve"> with the same account.</w:t>
-      </w:r>
-    </w:p>
-    <w:p>
-      <w:pPr>
-        <w:pStyle w:val="ListNumber"/>
-      </w:pPr>
-      <w:r>
-        <w:t xml:space="preserve">Do </w:t>
-      </w:r>
-      <w:r>
-        <w:rPr>
-          <w:b/>
-        </w:rPr>
-        <w:t>not</w:t>
-      </w:r>
-      <w:r>
-        <w:t xml:space="preserve"> require enrollment for SSO — the broker provides SSO while the personal iPhone stays</w:t>
-      </w:r>
-    </w:p>
-    <w:p>
-      <w:r>
-        <w:t xml:space="preserve">   BYOD (App Protection only).</w:t>
-      </w:r>
-    </w:p>
-    <w:p>
-      <w:pPr>
-        <w:pStyle w:val="Heading3"/>
-      </w:pPr>
-      <w:r>
-        <w:t>Step 14. Confirm the same identity owns both iPhones</w:t>
-      </w:r>
-    </w:p>
-    <w:p>
-      <w:pPr>
-        <w:pStyle w:val="ListNumber"/>
-      </w:pPr>
-      <w:r>
-        <w:t xml:space="preserve">Entra → </w:t>
-      </w:r>
-      <w:r>
-        <w:rPr>
-          <w:b/>
-        </w:rPr>
-        <w:t>Devices</w:t>
-      </w:r>
-      <w:r>
-        <w:t xml:space="preserve"> → filter by the pilot user: confirm the </w:t>
-      </w:r>
-      <w:r>
-        <w:rPr>
-          <w:b/>
-        </w:rPr>
-        <w:t>same UPN</w:t>
-      </w:r>
-      <w:r>
-        <w:t xml:space="preserve"> has the **corporate</w:t>
-      </w:r>
-    </w:p>
-    <w:p>
-      <w:r>
-        <w:t xml:space="preserve">   iPhone</w:t>
-      </w:r>
-      <w:r>
-        <w:rPr>
-          <w:b/>
-        </w:rPr>
-        <w:t xml:space="preserve"> (Entra-registered, supervised) </w:t>
-      </w:r>
-      <w:r>
-        <w:t>and</w:t>
-      </w:r>
-      <w:r>
-        <w:rPr>
-          <w:b/>
-        </w:rPr>
-        <w:t xml:space="preserve"> a </w:t>
-      </w:r>
-      <w:r>
-        <w:t>registered personal iPhone** under one identity.</w:t>
-      </w:r>
-    </w:p>
-    <w:p>
-      <w:pPr>
-        <w:pStyle w:val="ListNumber"/>
-      </w:pPr>
-      <w:r>
-        <w:t>The user should move between their two iPhones and into M365 apps **without re-entering</w:t>
-      </w:r>
-    </w:p>
-    <w:p>
-      <w:r>
-        <w:t xml:space="preserve">   credentials** beyond one sign-in per iPhone.</w:t>
-      </w:r>
-    </w:p>
-    <w:p>
-      <w:r>
-        <w:t>__________________________________________________</w:t>
-      </w:r>
-    </w:p>
-    <w:p>
-      <w:pPr>
-        <w:pStyle w:val="Heading2"/>
-      </w:pPr>
-      <w:r>
-        <w:t>Phase 6 — Unify access with Conditional Access</w:t>
-      </w:r>
-    </w:p>
-    <w:p>
-      <w:pPr>
-        <w:pStyle w:val="Heading3"/>
-      </w:pPr>
-      <w:r>
-        <w:t>Step 15. One Conditional Access policy for both iPhones</w:t>
-      </w:r>
-    </w:p>
-    <w:p>
-      <w:pPr>
-        <w:pStyle w:val="ListNumber"/>
-      </w:pPr>
-      <w:r>
-        <w:t xml:space="preserve">Entra → </w:t>
-      </w:r>
-      <w:r>
-        <w:rPr>
-          <w:b/>
-        </w:rPr>
-        <w:t>Protection → Conditional Access → Create new policy</w:t>
-      </w:r>
-      <w:r>
-        <w:t>; **name it `CA – iPhone COD-BYOD</w:t>
-      </w:r>
-    </w:p>
-    <w:p>
-      <w:r>
-        <w:t xml:space="preserve">   Access`**.</w:t>
-      </w:r>
-    </w:p>
-    <w:p>
-      <w:pPr>
-        <w:pStyle w:val="ListNumber"/>
-      </w:pPr>
-      <w:r>
-        <w:rPr>
-          <w:b/>
-        </w:rPr>
-        <w:t>Users:</w:t>
-      </w:r>
-      <w:r>
-        <w:t xml:space="preserve"> </w:t>
-      </w:r>
-      <w:r>
-        <w:rPr>
-          <w:b/>
-        </w:rPr>
-        <w:t>`PILOT – iPhone COD-BYOD Users`</w:t>
-      </w:r>
-      <w:r>
-        <w:t>.</w:t>
-      </w:r>
-    </w:p>
-    <w:p>
-      <w:pPr>
-        <w:pStyle w:val="ListNumber"/>
-      </w:pPr>
-      <w:r>
-        <w:rPr>
-          <w:b/>
-        </w:rPr>
-        <w:t>Target resources:</w:t>
-      </w:r>
-      <w:r>
-        <w:t xml:space="preserve"> Office 365 (and other corporate apps).</w:t>
-      </w:r>
-    </w:p>
-    <w:p>
-      <w:pPr>
-        <w:pStyle w:val="ListNumber"/>
-      </w:pPr>
-      <w:r>
-        <w:rPr>
-          <w:b/>
-        </w:rPr>
-        <w:t>Conditions → Device platforms:</w:t>
-      </w:r>
-      <w:r>
-        <w:t xml:space="preserve"> </w:t>
-      </w:r>
-      <w:r>
-        <w:rPr>
-          <w:b/>
-        </w:rPr>
-        <w:t>iOS</w:t>
-      </w:r>
-      <w:r>
-        <w:t>.</w:t>
-      </w:r>
-    </w:p>
-    <w:p>
-      <w:pPr>
-        <w:pStyle w:val="ListNumber"/>
-      </w:pPr>
-      <w:r>
-        <w:rPr>
-          <w:b/>
-        </w:rPr>
-        <w:t>Grant:</w:t>
-      </w:r>
-      <w:r>
-        <w:t xml:space="preserve"> require </w:t>
-      </w:r>
-      <w:r>
-        <w:rPr>
-          <w:b/>
-        </w:rPr>
-        <w:t>one of the following</w:t>
-      </w:r>
-      <w:r>
-        <w:t xml:space="preserve"> — </w:t>
-      </w:r>
-      <w:r>
-        <w:rPr>
-          <w:b/>
-        </w:rPr>
-        <w:t>Require device to be marked as compliant</w:t>
-      </w:r>
-    </w:p>
-    <w:p>
-      <w:r>
-        <w:t xml:space="preserve">   *(satisfied by the corporate iPhone)* </w:t>
-      </w:r>
-      <w:r>
-        <w:rPr>
-          <w:b/>
-        </w:rPr>
-        <w:t>and/or</w:t>
-      </w:r>
-      <w:r>
-        <w:t xml:space="preserve"> </w:t>
-      </w:r>
-      <w:r>
-        <w:rPr>
-          <w:b/>
-        </w:rPr>
-        <w:t>Require app protection policy</w:t>
-      </w:r>
-      <w:r>
-        <w:t xml:space="preserve"> *(satisfied by    the personal iPhone's managed app)*; set to </w:t>
-      </w:r>
-      <w:r>
-        <w:rPr>
-          <w:b/>
-        </w:rPr>
-        <w:t>Require one of the selected controls</w:t>
-      </w:r>
-      <w:r>
-        <w:t>.</w:t>
-      </w:r>
-    </w:p>
-    <w:p>
-      <w:pPr>
-        <w:pStyle w:val="ListNumber"/>
-      </w:pPr>
-      <w:r>
-        <w:rPr>
-          <w:b/>
-        </w:rPr>
-        <w:t>Enable policy:</w:t>
-      </w:r>
-      <w:r>
-        <w:t xml:space="preserve"> </w:t>
-      </w:r>
-      <w:r>
-        <w:rPr>
-          <w:b/>
-        </w:rPr>
-        <w:t>Report-only</w:t>
-      </w:r>
-      <w:r>
-        <w:t xml:space="preserve"> for the pilot → </w:t>
-      </w:r>
-      <w:r>
-        <w:rPr>
-          <w:b/>
-        </w:rPr>
-        <w:t>Create</w:t>
-      </w:r>
-      <w:r>
-        <w:t>.</w:t>
-      </w:r>
-    </w:p>
-    <w:p>
-      <w:r>
-        <w:t xml:space="preserve">This single policy lets the </w:t>
-      </w:r>
-      <w:r>
-        <w:rPr>
-          <w:b/>
-        </w:rPr>
-        <w:t>same account</w:t>
-      </w:r>
-      <w:r>
-        <w:t xml:space="preserve"> reach corporate data from a </w:t>
-      </w:r>
-      <w:r>
-        <w:rPr>
-          <w:b/>
-        </w:rPr>
-        <w:t>compliant corporate iPhone</w:t>
-      </w:r>
-      <w:r>
-        <w:t xml:space="preserve"> or an </w:t>
-      </w:r>
-      <w:r>
-        <w:rPr>
-          <w:b/>
-        </w:rPr>
-        <w:t>app-protected personal iPhone</w:t>
-      </w:r>
-      <w:r>
-        <w:t>.</w:t>
-      </w:r>
-    </w:p>
-    <w:p>
-      <w:r>
-        <w:t>__________________________________________________</w:t>
-      </w:r>
-    </w:p>
-    <w:p>
-      <w:pPr>
-        <w:pStyle w:val="Heading2"/>
-      </w:pPr>
-      <w:r>
-        <w:t>Phase 7 — Pilot, validate, expand</w:t>
-      </w:r>
-    </w:p>
-    <w:p>
-      <w:pPr>
-        <w:pStyle w:val="Heading3"/>
-      </w:pPr>
-      <w:r>
-        <w:t>Step 16. Pilot with one user on two iPhones</w:t>
-      </w:r>
-    </w:p>
-    <w:p>
-      <w:pPr>
-        <w:pStyle w:val="ListNumber"/>
-      </w:pPr>
-      <w:r>
-        <w:rPr>
-          <w:b/>
-        </w:rPr>
-        <w:t>Erase</w:t>
-      </w:r>
-      <w:r>
-        <w:t xml:space="preserve"> the pilot </w:t>
-      </w:r>
-      <w:r>
-        <w:rPr>
-          <w:b/>
-        </w:rPr>
-        <w:t>corporate</w:t>
-      </w:r>
-      <w:r>
-        <w:t xml:space="preserve"> iPhone (**Settings → General → Transfer or Reset → Erase All</w:t>
-      </w:r>
-    </w:p>
-    <w:p>
-      <w:r>
-        <w:t xml:space="preserve">   Content and Settings</w:t>
-      </w:r>
-      <w:r>
-        <w:rPr>
-          <w:b/>
-        </w:rPr>
-        <w:t xml:space="preserve">) so it returns to Setup Assistant; enroll via ADE — it tags </w:t>
-      </w:r>
-      <w:r>
-        <w:t>Corporate**    and receives compliance/config + the Enterprise SSO extension.</w:t>
-      </w:r>
-    </w:p>
-    <w:p>
-      <w:pPr>
-        <w:pStyle w:val="ListNumber"/>
-      </w:pPr>
-      <w:r>
-        <w:t xml:space="preserve">On the </w:t>
-      </w:r>
-      <w:r>
-        <w:rPr>
-          <w:b/>
-        </w:rPr>
-        <w:t>personal</w:t>
-      </w:r>
-      <w:r>
-        <w:t xml:space="preserve"> iPhone, install </w:t>
-      </w:r>
-      <w:r>
-        <w:rPr>
-          <w:b/>
-        </w:rPr>
-        <w:t>Microsoft Authenticator</w:t>
-      </w:r>
-      <w:r>
-        <w:t xml:space="preserve">, then sign into </w:t>
-      </w:r>
-      <w:r>
-        <w:rPr>
-          <w:b/>
-        </w:rPr>
-        <w:t>Outlook/Edge</w:t>
-      </w:r>
-    </w:p>
-    <w:p>
-      <w:r>
-        <w:t xml:space="preserve">   with the </w:t>
-      </w:r>
-      <w:r>
-        <w:rPr>
-          <w:b/>
-        </w:rPr>
-        <w:t>same account</w:t>
-      </w:r>
-      <w:r>
-        <w:t xml:space="preserve"> → the App Protection policy applies (PIN prompt, managed-app containment).</w:t>
-      </w:r>
-    </w:p>
-    <w:p>
-      <w:pPr>
-        <w:pStyle w:val="ListNumber"/>
-      </w:pPr>
-      <w:r>
-        <w:t xml:space="preserve">Confirm the </w:t>
-      </w:r>
-      <w:r>
-        <w:rPr>
-          <w:b/>
-        </w:rPr>
-        <w:t>same UPN</w:t>
-      </w:r>
-      <w:r>
-        <w:t xml:space="preserve"> now owns both a Corporate and a Personal iPhone in Intune.</w:t>
-      </w:r>
-    </w:p>
-    <w:p>
-      <w:pPr>
-        <w:pStyle w:val="Heading3"/>
-      </w:pPr>
-      <w:r>
-        <w:t>Step 17. Validate</w:t>
-      </w:r>
-    </w:p>
-    <w:p>
-      <w:pPr>
-        <w:pStyle w:val="ListNumber"/>
-      </w:pPr>
-      <w:r>
-        <w:t xml:space="preserve">Run </w:t>
-      </w:r>
-      <w:r>
-        <w:rPr>
-          <w:b/>
-        </w:rPr>
-        <w:t>`IOSDD-Discovery.ps1`</w:t>
-      </w:r>
-      <w:r>
-        <w:t xml:space="preserve"> (tenant readiness: APNs, ADE token, filters, App Protection, CA) and</w:t>
-      </w:r>
-    </w:p>
-    <w:p>
-      <w:r>
-        <w:t xml:space="preserve">   </w:t>
-      </w:r>
-      <w:r>
-        <w:rPr>
-          <w:b/>
-        </w:rPr>
-        <w:t>`IOSDD-Validation.ps1 -User &lt;upn&gt;`</w:t>
-      </w:r>
-      <w:r>
-        <w:t xml:space="preserve">: confirm the user has </w:t>
-      </w:r>
-      <w:r>
-        <w:rPr>
-          <w:b/>
-        </w:rPr>
-        <w:t>one Corporate iPhone</w:t>
-      </w:r>
-      <w:r>
-        <w:t xml:space="preserve"> (compliant,    supervised) and </w:t>
-      </w:r>
-      <w:r>
-        <w:rPr>
-          <w:b/>
-        </w:rPr>
-        <w:t>one Personal iPhone</w:t>
-      </w:r>
-      <w:r>
-        <w:t xml:space="preserve"> (app protection applied), under a single identity.</w:t>
-      </w:r>
-    </w:p>
-    <w:p>
-      <w:pPr>
-        <w:pStyle w:val="ListNumber"/>
-      </w:pPr>
-      <w:r>
-        <w:t xml:space="preserve">Confirm the </w:t>
-      </w:r>
-      <w:r>
-        <w:rPr>
-          <w:b/>
-        </w:rPr>
-        <w:t>`iPhone – Corporate`</w:t>
-      </w:r>
-      <w:r>
-        <w:t xml:space="preserve"> filter applied device policy and the </w:t>
-      </w:r>
-      <w:r>
-        <w:rPr>
-          <w:b/>
-        </w:rPr>
-        <w:t>`iPhone – Personal`</w:t>
-      </w:r>
-    </w:p>
-    <w:p>
-      <w:r>
-        <w:t xml:space="preserve">   filter did not (and vice-versa for app protection).</w:t>
-      </w:r>
-    </w:p>
-    <w:p>
-      <w:pPr>
-        <w:pStyle w:val="ListNumber"/>
-      </w:pPr>
-      <w:r>
-        <w:rPr>
-          <w:b/>
-        </w:rPr>
-        <w:t>Verify single sign-on:</w:t>
-      </w:r>
-      <w:r>
-        <w:t xml:space="preserve"> on the corporate iPhone open a Microsoft 365 web app in </w:t>
-      </w:r>
-      <w:r>
-        <w:rPr>
-          <w:b/>
-        </w:rPr>
-        <w:t>Safari</w:t>
-      </w:r>
-      <w:r>
-        <w:t xml:space="preserve"> and</w:t>
-      </w:r>
-    </w:p>
-    <w:p>
-      <w:r>
-        <w:t xml:space="preserve">   confirm </w:t>
-      </w:r>
-      <w:r>
-        <w:rPr>
-          <w:b/>
-        </w:rPr>
-        <w:t>silent SSO</w:t>
-      </w:r>
-      <w:r>
-        <w:t xml:space="preserve"> (no password prompt — the Enterprise SSO extension at work); on the personal    iPhone, after the first managed-app sign-in, a second approved app (e.g. Teams) opens </w:t>
-      </w:r>
-      <w:r>
-        <w:rPr>
-          <w:b/>
-        </w:rPr>
-        <w:t>without</w:t>
-      </w:r>
-      <w:r>
-        <w:t xml:space="preserve"> a    fresh password — silent SSO on both iPhones for the one account.</w:t>
-      </w:r>
-    </w:p>
-    <w:p>
-      <w:pPr>
-        <w:pStyle w:val="ListNumber"/>
-      </w:pPr>
-      <w:r>
-        <w:t xml:space="preserve">Review Conditional Access </w:t>
-      </w:r>
-      <w:r>
-        <w:rPr>
-          <w:b/>
-        </w:rPr>
-        <w:t>report-only</w:t>
-      </w:r>
-      <w:r>
-        <w:t xml:space="preserve"> results for the pilot user.</w:t>
-      </w:r>
-    </w:p>
-    <w:p>
-      <w:pPr>
-        <w:pStyle w:val="Heading3"/>
-      </w:pPr>
-      <w:r>
-        <w:t>Step 18. Expand</w:t>
-      </w:r>
-    </w:p>
-    <w:p>
-      <w:pPr>
-        <w:pStyle w:val="ListNumber"/>
-      </w:pPr>
-      <w:r>
-        <w:t>When the pilot passes, widen the assignments from the pilot group to broader user groups (or make</w:t>
-      </w:r>
-    </w:p>
-    <w:p>
-      <w:r>
-        <w:t xml:space="preserve">   </w:t>
-      </w:r>
-      <w:r>
-        <w:rPr>
-          <w:b/>
-        </w:rPr>
-        <w:t>`iPhone ADE – COD – Pilot`</w:t>
-      </w:r>
-      <w:r>
-        <w:t xml:space="preserve"> the default profile for the ADE token).</w:t>
-      </w:r>
-    </w:p>
-    <w:p>
-      <w:pPr>
-        <w:pStyle w:val="ListNumber"/>
-      </w:pPr>
-      <w:r>
-        <w:t xml:space="preserve">Move </w:t>
-      </w:r>
-      <w:r>
-        <w:rPr>
-          <w:b/>
-        </w:rPr>
-        <w:t>`CA – iPhone COD-BYOD Access`</w:t>
-      </w:r>
-      <w:r>
-        <w:t xml:space="preserve"> from </w:t>
-      </w:r>
-      <w:r>
-        <w:rPr>
-          <w:b/>
-        </w:rPr>
-        <w:t>report-only</w:t>
-      </w:r>
-      <w:r>
-        <w:t xml:space="preserve"> to </w:t>
-      </w:r>
-      <w:r>
-        <w:rPr>
-          <w:b/>
-        </w:rPr>
-        <w:t>On</w:t>
-      </w:r>
-      <w:r>
-        <w:t>.</w:t>
-      </w:r>
-    </w:p>
-    <w:p>
-      <w:pPr>
-        <w:pStyle w:val="ListNumber"/>
-      </w:pPr>
-      <w:r>
-        <w:t>Roll out in waves, validating each wave with the scripts before widening.</w:t>
-      </w:r>
-    </w:p>
-    <w:p>
-      <w:pPr>
-        <w:pStyle w:val="Heading1"/>
-      </w:pPr>
-      <w:r>
-        <w:t>5. Testing &amp; Validation — Dual-Device iPhone (Personal + Corporate iOS) Management with Single Sign-On</w:t>
-      </w:r>
-    </w:p>
-    <w:p>
-      <w:r>
-        <w:t xml:space="preserve">Validate against a </w:t>
-      </w:r>
-      <w:r>
-        <w:rPr>
-          <w:b/>
-        </w:rPr>
-        <w:t>pilot user with two iPhones</w:t>
-      </w:r>
-      <w:r>
-        <w:t xml:space="preserve"> (one corporate, one personal) before expanding. Each test has an explicit </w:t>
-      </w:r>
-      <w:r>
-        <w:rPr>
-          <w:b/>
-        </w:rPr>
-        <w:t>pass/fail gate</w:t>
-      </w:r>
-      <w:r>
-        <w:t>. Use the included PowerShell scripts (Microsoft Graph) for tenant-side checks and the on-device steps for the user experience.</w:t>
-      </w:r>
-    </w:p>
-    <w:p>
-      <w:pPr>
-        <w:pStyle w:val="Heading2"/>
-      </w:pPr>
-      <w:r>
-        <w:t>Test 1 — Tenant readiness</w:t>
-      </w:r>
-    </w:p>
-    <w:p>
-      <w:r>
-        <w:rPr>
-          <w:b/>
-        </w:rPr>
-        <w:t>Procedure:</w:t>
-      </w:r>
-      <w:r>
-        <w:t xml:space="preserve"> Run </w:t>
-      </w:r>
-      <w:r>
-        <w:rPr>
           <w:rFonts w:ascii="Consolas" w:hAnsi="Consolas"/>
           <w:sz w:val="19"/>
         </w:rPr>
-        <w:t>IOSDD-Discovery.ps1</w:t>
-      </w:r>
-      <w:r>
-        <w:t xml:space="preserve">. </w:t>
-      </w:r>
-      <w:r>
-        <w:rPr>
-          <w:b/>
-        </w:rPr>
-        <w:t>Pass:</w:t>
-      </w:r>
-      <w:r>
-        <w:t xml:space="preserve"> The APNs certificate is </w:t>
-      </w:r>
-      <w:r>
-        <w:rPr>
-          <w:b/>
-        </w:rPr>
-        <w:t>Active</w:t>
-      </w:r>
-      <w:r>
-        <w:t xml:space="preserve">, the ADE token is present, enrollment restrictions allow the intended Personal/Corporate split, an App Protection policy exists, a compliance policy exists, the </w:t>
+        <w:t>PILOT – iPhone COD-BYOD Users</w:t>
+      </w:r>
+      <w:r>
+        <w:t xml:space="preserve">, </w:t>
+      </w:r>
+      <w:r>
+        <w:rPr>
+          <w:b/>
+        </w:rPr>
+        <w:t>Include</w:t>
+      </w:r>
+      <w:r>
+        <w:t xml:space="preserve"> the **`iPhone –</w:t>
+      </w:r>
+    </w:p>
+    <w:p>
+      <w:r>
+        <w:t xml:space="preserve">   Corporate`</w:t>
+      </w:r>
+      <w:r>
+        <w:rPr>
+          <w:b/>
+        </w:rPr>
+        <w:t xml:space="preserve"> filter → </w:t>
+      </w:r>
+      <w:r>
+        <w:t>Create**.</w:t>
+      </w:r>
+    </w:p>
+    <w:p>
+      <w:pPr>
+        <w:pStyle w:val="Heading3"/>
+      </w:pPr>
+      <w:r>
+        <w:t>Step 13. Establish the Authenticator broker on the personal iPhone</w:t>
+      </w:r>
+    </w:p>
+    <w:p>
+      <w:pPr>
+        <w:pStyle w:val="ListNumber"/>
+      </w:pPr>
+      <w:r>
+        <w:t xml:space="preserve">On the personal iPhone, the user installs </w:t>
+      </w:r>
+      <w:r>
+        <w:rPr>
+          <w:b/>
+        </w:rPr>
+        <w:t>Microsoft Authenticator</w:t>
+      </w:r>
+      <w:r>
+        <w:t xml:space="preserve"> (it is the **identity</w:t>
+      </w:r>
+    </w:p>
+    <w:p>
+      <w:r>
+        <w:t xml:space="preserve">   broker** that App Protection onboarding registers).</w:t>
+      </w:r>
+    </w:p>
+    <w:p>
+      <w:pPr>
+        <w:pStyle w:val="ListNumber"/>
+      </w:pPr>
+      <w:r>
+        <w:t>The first sign-in to a managed app (Outlook/Edge/Teams) registers the account through the broker;</w:t>
+      </w:r>
+    </w:p>
+    <w:p>
+      <w:r>
+        <w:t xml:space="preserve">   afterward, </w:t>
+      </w:r>
+      <w:r>
+        <w:rPr>
+          <w:b/>
+        </w:rPr>
+        <w:t>other approved apps get silent SSO</w:t>
+      </w:r>
+      <w:r>
+        <w:t xml:space="preserve"> with the same account.</w:t>
+      </w:r>
+    </w:p>
+    <w:p>
+      <w:pPr>
+        <w:pStyle w:val="ListNumber"/>
+      </w:pPr>
+      <w:r>
+        <w:t xml:space="preserve">Do </w:t>
+      </w:r>
+      <w:r>
+        <w:rPr>
+          <w:b/>
+        </w:rPr>
+        <w:t>not</w:t>
+      </w:r>
+      <w:r>
+        <w:t xml:space="preserve"> require enrollment for SSO — the broker provides SSO while the personal iPhone stays</w:t>
+      </w:r>
+    </w:p>
+    <w:p>
+      <w:r>
+        <w:t xml:space="preserve">   BYOD (App Protection only).</w:t>
+      </w:r>
+    </w:p>
+    <w:p>
+      <w:pPr>
+        <w:pStyle w:val="Heading3"/>
+      </w:pPr>
+      <w:r>
+        <w:t>Step 14. Confirm the same identity owns both iPhones</w:t>
+      </w:r>
+    </w:p>
+    <w:p>
+      <w:pPr>
+        <w:pStyle w:val="ListNumber"/>
+      </w:pPr>
+      <w:r>
+        <w:t xml:space="preserve">Entra → </w:t>
+      </w:r>
+      <w:r>
+        <w:rPr>
+          <w:b/>
+        </w:rPr>
+        <w:t>Devices</w:t>
+      </w:r>
+      <w:r>
+        <w:t xml:space="preserve"> → filter by the pilot user: confirm the </w:t>
+      </w:r>
+      <w:r>
+        <w:rPr>
+          <w:b/>
+        </w:rPr>
+        <w:t>same UPN</w:t>
+      </w:r>
+      <w:r>
+        <w:t xml:space="preserve"> has the **corporate</w:t>
+      </w:r>
+    </w:p>
+    <w:p>
+      <w:r>
+        <w:t xml:space="preserve">   iPhone</w:t>
+      </w:r>
+      <w:r>
+        <w:rPr>
+          <w:b/>
+        </w:rPr>
+        <w:t xml:space="preserve"> (Entra-registered, supervised) </w:t>
+      </w:r>
+      <w:r>
+        <w:t>and</w:t>
+      </w:r>
+      <w:r>
+        <w:rPr>
+          <w:b/>
+        </w:rPr>
+        <w:t xml:space="preserve"> a </w:t>
+      </w:r>
+      <w:r>
+        <w:t>registered personal iPhone** under one identity.</w:t>
+      </w:r>
+    </w:p>
+    <w:p>
+      <w:pPr>
+        <w:pStyle w:val="ListNumber"/>
+      </w:pPr>
+      <w:r>
+        <w:t>The user should move between their two iPhones and into M365 apps **without re-entering</w:t>
+      </w:r>
+    </w:p>
+    <w:p>
+      <w:r>
+        <w:t xml:space="preserve">   credentials** beyond one sign-in per iPhone.</w:t>
+      </w:r>
+    </w:p>
+    <w:p>
+      <w:r>
+        <w:t>__________________________________________________</w:t>
+      </w:r>
+    </w:p>
+    <w:p>
+      <w:pPr>
+        <w:pStyle w:val="Heading2"/>
+      </w:pPr>
+      <w:r>
+        <w:t>Phase 6 — Unify access with Conditional Access</w:t>
+      </w:r>
+    </w:p>
+    <w:p>
+      <w:pPr>
+        <w:pStyle w:val="Heading3"/>
+      </w:pPr>
+      <w:r>
+        <w:t>Step 15. One Conditional Access policy for both iPhones</w:t>
+      </w:r>
+    </w:p>
+    <w:p>
+      <w:pPr>
+        <w:pStyle w:val="ListNumber"/>
+      </w:pPr>
+      <w:r>
+        <w:t xml:space="preserve">Entra → </w:t>
+      </w:r>
+      <w:r>
+        <w:rPr>
+          <w:b/>
+        </w:rPr>
+        <w:t>Protection → Conditional Access → Create new policy</w:t>
+      </w:r>
+      <w:r>
+        <w:t>; **name it `CA – iPhone COD-BYOD</w:t>
+      </w:r>
+    </w:p>
+    <w:p>
+      <w:r>
+        <w:t xml:space="preserve">   Access`**.</w:t>
+      </w:r>
+    </w:p>
+    <w:p>
+      <w:pPr>
+        <w:pStyle w:val="ListNumber"/>
+      </w:pPr>
+      <w:r>
+        <w:rPr>
+          <w:b/>
+        </w:rPr>
+        <w:t>Users:</w:t>
+      </w:r>
+      <w:r>
+        <w:t xml:space="preserve"> </w:t>
       </w:r>
       <w:r>
         <w:rPr>
           <w:rFonts w:ascii="Consolas" w:hAnsi="Consolas"/>
           <w:sz w:val="19"/>
         </w:rPr>
-        <w:t>iPhone – Corporate</w:t>
-      </w:r>
-      <w:r>
-        <w:t>/</w:t>
+        <w:t>PILOT – iPhone COD-BYOD Users</w:t>
+      </w:r>
+      <w:r>
+        <w:t>.</w:t>
+      </w:r>
+    </w:p>
+    <w:p>
+      <w:pPr>
+        <w:pStyle w:val="ListNumber"/>
+      </w:pPr>
+      <w:r>
+        <w:rPr>
+          <w:b/>
+        </w:rPr>
+        <w:t>Target resources:</w:t>
+      </w:r>
+      <w:r>
+        <w:t xml:space="preserve"> Office 365 (and other corporate apps).</w:t>
+      </w:r>
+    </w:p>
+    <w:p>
+      <w:pPr>
+        <w:pStyle w:val="ListNumber"/>
+      </w:pPr>
+      <w:r>
+        <w:rPr>
+          <w:b/>
+        </w:rPr>
+        <w:t>Conditions → Device platforms:</w:t>
+      </w:r>
+      <w:r>
+        <w:t xml:space="preserve"> </w:t>
+      </w:r>
+      <w:r>
+        <w:rPr>
+          <w:b/>
+        </w:rPr>
+        <w:t>iOS</w:t>
+      </w:r>
+      <w:r>
+        <w:t>.</w:t>
+      </w:r>
+    </w:p>
+    <w:p>
+      <w:pPr>
+        <w:pStyle w:val="ListNumber"/>
+      </w:pPr>
+      <w:r>
+        <w:rPr>
+          <w:b/>
+        </w:rPr>
+        <w:t>Grant:</w:t>
+      </w:r>
+      <w:r>
+        <w:t xml:space="preserve"> require </w:t>
+      </w:r>
+      <w:r>
+        <w:rPr>
+          <w:b/>
+        </w:rPr>
+        <w:t>one of the following</w:t>
+      </w:r>
+      <w:r>
+        <w:t xml:space="preserve"> — </w:t>
+      </w:r>
+      <w:r>
+        <w:rPr>
+          <w:b/>
+        </w:rPr>
+        <w:t>Require device to be marked as compliant</w:t>
+      </w:r>
+    </w:p>
+    <w:p>
+      <w:r>
+        <w:t xml:space="preserve">   *(satisfied by the corporate iPhone)* </w:t>
+      </w:r>
+      <w:r>
+        <w:rPr>
+          <w:b/>
+        </w:rPr>
+        <w:t>and/or</w:t>
+      </w:r>
+      <w:r>
+        <w:t xml:space="preserve"> </w:t>
+      </w:r>
+      <w:r>
+        <w:rPr>
+          <w:b/>
+        </w:rPr>
+        <w:t>Require app protection policy</w:t>
+      </w:r>
+      <w:r>
+        <w:t xml:space="preserve"> *(satisfied by    the personal iPhone's managed app)*; set to </w:t>
+      </w:r>
+      <w:r>
+        <w:rPr>
+          <w:b/>
+        </w:rPr>
+        <w:t>Require one of the selected controls</w:t>
+      </w:r>
+      <w:r>
+        <w:t>.</w:t>
+      </w:r>
+    </w:p>
+    <w:p>
+      <w:pPr>
+        <w:pStyle w:val="ListNumber"/>
+      </w:pPr>
+      <w:r>
+        <w:rPr>
+          <w:b/>
+        </w:rPr>
+        <w:t>Enable policy:</w:t>
+      </w:r>
+      <w:r>
+        <w:t xml:space="preserve"> </w:t>
+      </w:r>
+      <w:r>
+        <w:rPr>
+          <w:b/>
+        </w:rPr>
+        <w:t>Report-only</w:t>
+      </w:r>
+      <w:r>
+        <w:t xml:space="preserve"> for the pilot → </w:t>
+      </w:r>
+      <w:r>
+        <w:rPr>
+          <w:b/>
+        </w:rPr>
+        <w:t>Create</w:t>
+      </w:r>
+      <w:r>
+        <w:t>.</w:t>
+      </w:r>
+    </w:p>
+    <w:p>
+      <w:r>
+        <w:t xml:space="preserve">This single policy lets the </w:t>
+      </w:r>
+      <w:r>
+        <w:rPr>
+          <w:b/>
+        </w:rPr>
+        <w:t>same account</w:t>
+      </w:r>
+      <w:r>
+        <w:t xml:space="preserve"> reach corporate data from a </w:t>
+      </w:r>
+      <w:r>
+        <w:rPr>
+          <w:b/>
+        </w:rPr>
+        <w:t>compliant corporate iPhone</w:t>
+      </w:r>
+      <w:r>
+        <w:t xml:space="preserve"> or an </w:t>
+      </w:r>
+      <w:r>
+        <w:rPr>
+          <w:b/>
+        </w:rPr>
+        <w:t>app-protected personal iPhone</w:t>
+      </w:r>
+      <w:r>
+        <w:t>.</w:t>
+      </w:r>
+    </w:p>
+    <w:p>
+      <w:r>
+        <w:t>__________________________________________________</w:t>
+      </w:r>
+    </w:p>
+    <w:p>
+      <w:pPr>
+        <w:pStyle w:val="Heading2"/>
+      </w:pPr>
+      <w:r>
+        <w:t>Phase 7 — Pilot, validate, expand</w:t>
+      </w:r>
+    </w:p>
+    <w:p>
+      <w:pPr>
+        <w:pStyle w:val="Heading3"/>
+      </w:pPr>
+      <w:r>
+        <w:t>Step 16. Pilot with one user on two iPhones</w:t>
+      </w:r>
+    </w:p>
+    <w:p>
+      <w:pPr>
+        <w:pStyle w:val="ListNumber"/>
+      </w:pPr>
+      <w:r>
+        <w:rPr>
+          <w:b/>
+        </w:rPr>
+        <w:t>Erase</w:t>
+      </w:r>
+      <w:r>
+        <w:t xml:space="preserve"> the pilot </w:t>
+      </w:r>
+      <w:r>
+        <w:rPr>
+          <w:b/>
+        </w:rPr>
+        <w:t>corporate</w:t>
+      </w:r>
+      <w:r>
+        <w:t xml:space="preserve"> iPhone (**Settings → General → Transfer or Reset → Erase All</w:t>
+      </w:r>
+    </w:p>
+    <w:p>
+      <w:r>
+        <w:t xml:space="preserve">   Content and Settings</w:t>
+      </w:r>
+      <w:r>
+        <w:rPr>
+          <w:b/>
+        </w:rPr>
+        <w:t xml:space="preserve">) so it returns to Setup Assistant; enroll via ADE — it tags </w:t>
+      </w:r>
+      <w:r>
+        <w:t>Corporate**    and receives compliance/config + the Enterprise SSO extension.</w:t>
+      </w:r>
+    </w:p>
+    <w:p>
+      <w:pPr>
+        <w:pStyle w:val="ListNumber"/>
+      </w:pPr>
+      <w:r>
+        <w:t xml:space="preserve">On the </w:t>
+      </w:r>
+      <w:r>
+        <w:rPr>
+          <w:b/>
+        </w:rPr>
+        <w:t>personal</w:t>
+      </w:r>
+      <w:r>
+        <w:t xml:space="preserve"> iPhone, install </w:t>
+      </w:r>
+      <w:r>
+        <w:rPr>
+          <w:b/>
+        </w:rPr>
+        <w:t>Microsoft Authenticator</w:t>
+      </w:r>
+      <w:r>
+        <w:t xml:space="preserve">, then sign into </w:t>
+      </w:r>
+      <w:r>
+        <w:rPr>
+          <w:b/>
+        </w:rPr>
+        <w:t>Outlook/Edge</w:t>
+      </w:r>
+    </w:p>
+    <w:p>
+      <w:r>
+        <w:t xml:space="preserve">   with the </w:t>
+      </w:r>
+      <w:r>
+        <w:rPr>
+          <w:b/>
+        </w:rPr>
+        <w:t>same account</w:t>
+      </w:r>
+      <w:r>
+        <w:t xml:space="preserve"> → the App Protection policy applies (PIN prompt, managed-app containment).</w:t>
+      </w:r>
+    </w:p>
+    <w:p>
+      <w:pPr>
+        <w:pStyle w:val="ListNumber"/>
+      </w:pPr>
+      <w:r>
+        <w:t xml:space="preserve">Confirm the </w:t>
+      </w:r>
+      <w:r>
+        <w:rPr>
+          <w:b/>
+        </w:rPr>
+        <w:t>same UPN</w:t>
+      </w:r>
+      <w:r>
+        <w:t xml:space="preserve"> now owns both a Corporate and a Personal iPhone in Intune.</w:t>
+      </w:r>
+    </w:p>
+    <w:p>
+      <w:pPr>
+        <w:pStyle w:val="Heading3"/>
+      </w:pPr>
+      <w:r>
+        <w:t>Step 17. Validate</w:t>
+      </w:r>
+    </w:p>
+    <w:p>
+      <w:pPr>
+        <w:pStyle w:val="ListNumber"/>
+      </w:pPr>
+      <w:r>
+        <w:t xml:space="preserve">Run </w:t>
       </w:r>
       <w:r>
         <w:rPr>
           <w:rFonts w:ascii="Consolas" w:hAnsi="Consolas"/>
           <w:sz w:val="19"/>
         </w:rPr>
-        <w:t>iPhone – Personal</w:t>
-      </w:r>
-      <w:r>
-        <w:t xml:space="preserve"> </w:t>
-      </w:r>
-      <w:r>
-        <w:rPr>
-          <w:b/>
-        </w:rPr>
-        <w:t>device filters</w:t>
-      </w:r>
-      <w:r>
-        <w:t xml:space="preserve"> exist, Authenticator + Company Portal are assigned, and a Conditional Access policy is present. </w:t>
-      </w:r>
-      <w:r>
-        <w:rPr>
-          <w:b/>
-        </w:rPr>
-        <w:t>Fail:</w:t>
-      </w:r>
-      <w:r>
-        <w:t xml:space="preserve"> Any missing → resolve before piloting.</w:t>
-      </w:r>
-    </w:p>
-    <w:p>
-      <w:pPr>
-        <w:pStyle w:val="Heading2"/>
-      </w:pPr>
-      <w:r>
-        <w:t>Test 2 — Single identity, two iPhones</w:t>
-      </w:r>
-    </w:p>
-    <w:p>
-      <w:r>
-        <w:rPr>
-          <w:b/>
-        </w:rPr>
-        <w:t>Procedure:</w:t>
-      </w:r>
-      <w:r>
-        <w:t xml:space="preserve"> Run </w:t>
+        <w:t>IOSDD-Discovery.ps1</w:t>
+      </w:r>
+      <w:r>
+        <w:t xml:space="preserve"> (tenant readiness: APNs, ADE token, filters, App Protection, CA) and</w:t>
+      </w:r>
+    </w:p>
+    <w:p>
+      <w:r>
+        <w:t xml:space="preserve">   </w:t>
       </w:r>
       <w:r>
         <w:rPr>
@@ -5379,152 +5037,33 @@
         <w:t>IOSDD-Validation.ps1 -User &lt;upn&gt;</w:t>
       </w:r>
       <w:r>
-        <w:t xml:space="preserve"> for the pilot user. </w:t>
-      </w:r>
-      <w:r>
-        <w:rPr>
-          <w:b/>
-        </w:rPr>
-        <w:t>Pass:</w:t>
-      </w:r>
-      <w:r>
-        <w:t xml:space="preserve"> The </w:t>
-      </w:r>
-      <w:r>
-        <w:rPr>
-          <w:b/>
-        </w:rPr>
-        <w:t>same UPN</w:t>
-      </w:r>
-      <w:r>
-        <w:t xml:space="preserve"> owns at least one </w:t>
-      </w:r>
-      <w:r>
-        <w:rPr>
-          <w:b/>
-        </w:rPr>
-        <w:t>Corporate</w:t>
-      </w:r>
-      <w:r>
-        <w:t xml:space="preserve"> iPhone and one </w:t>
-      </w:r>
-      <w:r>
-        <w:rPr>
-          <w:b/>
-        </w:rPr>
-        <w:t>Personal</w:t>
-      </w:r>
-      <w:r>
-        <w:t xml:space="preserve"> iPhone. </w:t>
-      </w:r>
-      <w:r>
-        <w:rPr>
-          <w:b/>
-        </w:rPr>
-        <w:t>Fail:</w:t>
-      </w:r>
-      <w:r>
-        <w:t xml:space="preserve"> Devices split across different accounts → consolidate identity (Requirements R1).</w:t>
-      </w:r>
-    </w:p>
-    <w:p>
-      <w:pPr>
-        <w:pStyle w:val="Heading2"/>
-      </w:pPr>
-      <w:r>
-        <w:t>Test 3 — Corporate iPhone gets full MDM</w:t>
-      </w:r>
-    </w:p>
-    <w:p>
-      <w:r>
-        <w:rPr>
-          <w:b/>
-        </w:rPr>
-        <w:t>Procedure:</w:t>
-      </w:r>
-      <w:r>
-        <w:t xml:space="preserve"> Inspect the pilot </w:t>
-      </w:r>
-      <w:r>
-        <w:rPr>
-          <w:b/>
-        </w:rPr>
-        <w:t>corporate</w:t>
-      </w:r>
-      <w:r>
-        <w:t xml:space="preserve"> iPhone in Intune. </w:t>
-      </w:r>
-      <w:r>
-        <w:rPr>
-          <w:b/>
-        </w:rPr>
-        <w:t>Pass:</w:t>
-      </w:r>
-      <w:r>
-        <w:t xml:space="preserve"> Ownership = </w:t>
-      </w:r>
-      <w:r>
-        <w:rPr>
-          <w:b/>
-        </w:rPr>
-        <w:t>Corporate</w:t>
-      </w:r>
-      <w:r>
-        <w:t xml:space="preserve">, </w:t>
-      </w:r>
-      <w:r>
-        <w:rPr>
-          <w:b/>
-        </w:rPr>
-        <w:t>Supervised = Yes</w:t>
-      </w:r>
-      <w:r>
-        <w:t xml:space="preserve">; the </w:t>
-      </w:r>
-      <w:r>
-        <w:rPr>
-          <w:b/>
-        </w:rPr>
-        <w:t>`iPhone – Compliance – COD – Pilot`</w:t>
-      </w:r>
-      <w:r>
-        <w:t xml:space="preserve"> and </w:t>
-      </w:r>
-      <w:r>
-        <w:rPr>
-          <w:b/>
-        </w:rPr>
-        <w:t>`iPhone – Configuration – COD – Pilot`</w:t>
-      </w:r>
-      <w:r>
-        <w:t xml:space="preserve"> policies (Corporate filter) are </w:t>
-      </w:r>
-      <w:r>
-        <w:rPr>
-          <w:b/>
-        </w:rPr>
-        <w:t>applied</w:t>
-      </w:r>
-      <w:r>
-        <w:t xml:space="preserve">; device reports </w:t>
-      </w:r>
-      <w:r>
-        <w:rPr>
-          <w:b/>
-        </w:rPr>
-        <w:t>Compliant</w:t>
-      </w:r>
-      <w:r>
-        <w:t xml:space="preserve">. </w:t>
-      </w:r>
-      <w:r>
-        <w:rPr>
-          <w:b/>
-        </w:rPr>
-        <w:t>Fail:</w:t>
-      </w:r>
-      <w:r>
-        <w:t xml:space="preserve"> Policies not applied → confirm the iPhone is tagged Corporate via ADE (R5) and the </w:t>
+        <w:t xml:space="preserve">: confirm the user has </w:t>
+      </w:r>
+      <w:r>
+        <w:rPr>
+          <w:b/>
+        </w:rPr>
+        <w:t>one Corporate iPhone</w:t>
+      </w:r>
+      <w:r>
+        <w:t xml:space="preserve"> (compliant,    supervised) and </w:t>
+      </w:r>
+      <w:r>
+        <w:rPr>
+          <w:b/>
+        </w:rPr>
+        <w:t>one Personal iPhone</w:t>
+      </w:r>
+      <w:r>
+        <w:t xml:space="preserve"> (app protection applied), under a single identity.</w:t>
+      </w:r>
+    </w:p>
+    <w:p>
+      <w:pPr>
+        <w:pStyle w:val="ListNumber"/>
+      </w:pPr>
+      <w:r>
+        <w:t xml:space="preserve">Confirm the </w:t>
       </w:r>
       <w:r>
         <w:rPr>
@@ -5534,283 +5073,188 @@
         <w:t>iPhone – Corporate</w:t>
       </w:r>
       <w:r>
-        <w:t xml:space="preserve"> filter is set on the assignment (Implementation §§5, 8–9).</w:t>
-      </w:r>
-    </w:p>
-    <w:p>
-      <w:pPr>
-        <w:pStyle w:val="Heading2"/>
-      </w:pPr>
-      <w:r>
-        <w:t>Test 4 — Personal iPhone gets App Protection only</w:t>
-      </w:r>
-    </w:p>
-    <w:p>
-      <w:r>
-        <w:rPr>
-          <w:b/>
-        </w:rPr>
-        <w:t>Procedure:</w:t>
-      </w:r>
-      <w:r>
-        <w:t xml:space="preserve"> On the pilot </w:t>
-      </w:r>
-      <w:r>
-        <w:rPr>
-          <w:b/>
-        </w:rPr>
-        <w:t>personal</w:t>
-      </w:r>
-      <w:r>
-        <w:t xml:space="preserve"> iPhone, sign into Outlook/Edge with the pilot account. </w:t>
-      </w:r>
-      <w:r>
-        <w:rPr>
-          <w:b/>
-        </w:rPr>
-        <w:t>Pass:</w:t>
-      </w:r>
-      <w:r>
-        <w:t xml:space="preserve"> The </w:t>
+        <w:t xml:space="preserve"> filter applied device policy and the </w:t>
       </w:r>
       <w:r>
         <w:rPr>
           <w:rFonts w:ascii="Consolas" w:hAnsi="Consolas"/>
           <w:sz w:val="19"/>
         </w:rPr>
-        <w:t>iPhone – App Protection – BYOD – Pilot</w:t>
-      </w:r>
-      <w:r>
-        <w:t xml:space="preserve"> policy applies — </w:t>
-      </w:r>
-      <w:r>
-        <w:rPr>
-          <w:b/>
-        </w:rPr>
-        <w:t>PIN prompt</w:t>
-      </w:r>
-      <w:r>
-        <w:t xml:space="preserve">, corporate data confined to managed apps, </w:t>
-      </w:r>
-      <w:r>
-        <w:rPr>
-          <w:b/>
-        </w:rPr>
-        <w:t>Save As</w:t>
-      </w:r>
-      <w:r>
-        <w:t xml:space="preserve">/paste to personal locations blocked. The iPhone is </w:t>
-      </w:r>
-      <w:r>
-        <w:rPr>
-          <w:b/>
-        </w:rPr>
-        <w:t>not</w:t>
-      </w:r>
-      <w:r>
-        <w:t xml:space="preserve"> fully enrolled (or, if User-Enrolled, is tagged </w:t>
-      </w:r>
-      <w:r>
-        <w:rPr>
-          <w:b/>
-        </w:rPr>
-        <w:t>Personal</w:t>
-      </w:r>
-      <w:r>
-        <w:t xml:space="preserve"> and does </w:t>
-      </w:r>
-      <w:r>
-        <w:rPr>
-          <w:b/>
-        </w:rPr>
-        <w:t>not</w:t>
-      </w:r>
-      <w:r>
-        <w:t xml:space="preserve"> receive Corporate device policies). </w:t>
-      </w:r>
-      <w:r>
-        <w:rPr>
-          <w:b/>
-        </w:rPr>
-        <w:t>Fail:</w:t>
-      </w:r>
-      <w:r>
-        <w:t xml:space="preserve"> No PIN/containment → confirm the app is approved/managed and the App Protection policy is assigned to the user (Implementation §10).</w:t>
-      </w:r>
-    </w:p>
-    <w:p>
-      <w:pPr>
-        <w:pStyle w:val="Heading2"/>
-      </w:pPr>
-      <w:r>
-        <w:t>Test 5 — Ownership filters route correctly</w:t>
-      </w:r>
-    </w:p>
-    <w:p>
-      <w:r>
-        <w:rPr>
-          <w:b/>
-        </w:rPr>
-        <w:t>Procedure:</w:t>
-      </w:r>
-      <w:r>
-        <w:t xml:space="preserve"> Compare policy application across the two iPhones. </w:t>
-      </w:r>
-      <w:r>
-        <w:rPr>
-          <w:b/>
-        </w:rPr>
-        <w:t>Pass:</w:t>
-      </w:r>
-      <w:r>
-        <w:t xml:space="preserve"> The </w:t>
-      </w:r>
-      <w:r>
-        <w:rPr>
-          <w:b/>
-        </w:rPr>
-        <w:t>Corporate</w:t>
-      </w:r>
-      <w:r>
-        <w:t xml:space="preserve"> iPhone receives device compliance/config and </w:t>
-      </w:r>
-      <w:r>
-        <w:rPr>
-          <w:b/>
-        </w:rPr>
-        <w:t>not</w:t>
-      </w:r>
-      <w:r>
-        <w:t xml:space="preserve"> the BYOD-only items; the </w:t>
-      </w:r>
-      <w:r>
-        <w:rPr>
-          <w:b/>
-        </w:rPr>
-        <w:t>Personal</w:t>
-      </w:r>
-      <w:r>
-        <w:t xml:space="preserve"> iPhone receives app protection and </w:t>
-      </w:r>
-      <w:r>
-        <w:rPr>
-          <w:b/>
-        </w:rPr>
-        <w:t>not</w:t>
-      </w:r>
-      <w:r>
-        <w:t xml:space="preserve"> corporate device policies. </w:t>
-      </w:r>
-      <w:r>
-        <w:rPr>
-          <w:b/>
-        </w:rPr>
-        <w:t>Fail:</w:t>
-      </w:r>
-      <w:r>
-        <w:t xml:space="preserve"> Cross-application → re-check the </w:t>
+        <w:t>iPhone – Personal</w:t>
+      </w:r>
+    </w:p>
+    <w:p>
+      <w:r>
+        <w:t xml:space="preserve">   filter did not (and vice-versa for app protection).</w:t>
+      </w:r>
+    </w:p>
+    <w:p>
+      <w:pPr>
+        <w:pStyle w:val="ListNumber"/>
+      </w:pPr>
+      <w:r>
+        <w:rPr>
+          <w:b/>
+        </w:rPr>
+        <w:t>Verify single sign-on:</w:t>
+      </w:r>
+      <w:r>
+        <w:t xml:space="preserve"> on the corporate iPhone open a Microsoft 365 web app in </w:t>
+      </w:r>
+      <w:r>
+        <w:rPr>
+          <w:b/>
+        </w:rPr>
+        <w:t>Safari</w:t>
+      </w:r>
+      <w:r>
+        <w:t xml:space="preserve"> and</w:t>
+      </w:r>
+    </w:p>
+    <w:p>
+      <w:r>
+        <w:t xml:space="preserve">   confirm </w:t>
+      </w:r>
+      <w:r>
+        <w:rPr>
+          <w:b/>
+        </w:rPr>
+        <w:t>silent SSO</w:t>
+      </w:r>
+      <w:r>
+        <w:t xml:space="preserve"> (no password prompt — the Enterprise SSO extension at work); on the personal    iPhone, after the first managed-app sign-in, a second approved app (e.g. Teams) opens </w:t>
+      </w:r>
+      <w:r>
+        <w:rPr>
+          <w:b/>
+        </w:rPr>
+        <w:t>without</w:t>
+      </w:r>
+      <w:r>
+        <w:t xml:space="preserve"> a    fresh password — silent SSO on both iPhones for the one account.</w:t>
+      </w:r>
+    </w:p>
+    <w:p>
+      <w:pPr>
+        <w:pStyle w:val="ListNumber"/>
+      </w:pPr>
+      <w:r>
+        <w:t xml:space="preserve">Review Conditional Access </w:t>
+      </w:r>
+      <w:r>
+        <w:rPr>
+          <w:b/>
+        </w:rPr>
+        <w:t>report-only</w:t>
+      </w:r>
+      <w:r>
+        <w:t xml:space="preserve"> results for the pilot user.</w:t>
+      </w:r>
+    </w:p>
+    <w:p>
+      <w:pPr>
+        <w:pStyle w:val="Heading3"/>
+      </w:pPr>
+      <w:r>
+        <w:t>Step 18. Expand</w:t>
+      </w:r>
+    </w:p>
+    <w:p>
+      <w:pPr>
+        <w:pStyle w:val="ListNumber"/>
+      </w:pPr>
+      <w:r>
+        <w:t>When the pilot passes, widen the assignments from the pilot group to broader user groups (or make</w:t>
+      </w:r>
+    </w:p>
+    <w:p>
+      <w:r>
+        <w:t xml:space="preserve">   </w:t>
       </w:r>
       <w:r>
         <w:rPr>
           <w:rFonts w:ascii="Consolas" w:hAnsi="Consolas"/>
           <w:sz w:val="19"/>
         </w:rPr>
-        <w:t>deviceOwnership</w:t>
-      </w:r>
-      <w:r>
-        <w:t xml:space="preserve"> filter rules and the Include/Exclude on each assignment (Implementation §5).</w:t>
-      </w:r>
-    </w:p>
-    <w:p>
-      <w:pPr>
-        <w:pStyle w:val="Heading2"/>
-      </w:pPr>
-      <w:r>
-        <w:t>Test 6 — Single sign-on across both iPhones</w:t>
-      </w:r>
-    </w:p>
-    <w:p>
-      <w:r>
-        <w:rPr>
-          <w:b/>
-        </w:rPr>
-        <w:t>Procedure:</w:t>
-      </w:r>
-      <w:r>
-        <w:t xml:space="preserve"> On the </w:t>
-      </w:r>
-      <w:r>
-        <w:rPr>
-          <w:b/>
-        </w:rPr>
-        <w:t>corporate</w:t>
-      </w:r>
-      <w:r>
-        <w:t xml:space="preserve"> iPhone, open a Microsoft 365 web app in </w:t>
-      </w:r>
-      <w:r>
-        <w:rPr>
-          <w:b/>
-        </w:rPr>
-        <w:t>Safari</w:t>
-      </w:r>
-      <w:r>
-        <w:t xml:space="preserve">; on the </w:t>
-      </w:r>
-      <w:r>
-        <w:rPr>
-          <w:b/>
-        </w:rPr>
-        <w:t>personal</w:t>
-      </w:r>
-      <w:r>
-        <w:t xml:space="preserve"> iPhone, after the first managed-app sign-in, open a second approved app (e.g. Teams). </w:t>
-      </w:r>
-      <w:r>
-        <w:rPr>
-          <w:b/>
-        </w:rPr>
-        <w:t>Pass:</w:t>
-      </w:r>
-      <w:r>
-        <w:t xml:space="preserve"> The corporate iPhone gets </w:t>
-      </w:r>
-      <w:r>
-        <w:rPr>
-          <w:b/>
-        </w:rPr>
-        <w:t>silent SSO</w:t>
-      </w:r>
-      <w:r>
-        <w:t xml:space="preserve"> (no password prompt — the iOS Enterprise SSO extension at work); the personal iPhone's second app opens </w:t>
-      </w:r>
-      <w:r>
-        <w:rPr>
-          <w:b/>
-        </w:rPr>
-        <w:t>without</w:t>
-      </w:r>
-      <w:r>
-        <w:t xml:space="preserve"> a fresh password (the Authenticator broker at work) — one account, silent SSO on both. </w:t>
-      </w:r>
-      <w:r>
-        <w:rPr>
-          <w:b/>
-        </w:rPr>
-        <w:t>Fail:</w:t>
-      </w:r>
-      <w:r>
-        <w:t xml:space="preserve"> Repeated prompts → confirm Microsoft Authenticator is installed on both iPhones and the </w:t>
+        <w:t>iPhone ADE – COD – Pilot</w:t>
+      </w:r>
+      <w:r>
+        <w:t xml:space="preserve"> the default profile for the ADE token).</w:t>
+      </w:r>
+    </w:p>
+    <w:p>
+      <w:pPr>
+        <w:pStyle w:val="ListNumber"/>
+      </w:pPr>
+      <w:r>
+        <w:t xml:space="preserve">Move </w:t>
       </w:r>
       <w:r>
         <w:rPr>
           <w:rFonts w:ascii="Consolas" w:hAnsi="Consolas"/>
           <w:sz w:val="19"/>
         </w:rPr>
-        <w:t>iPhone – Enterprise SSO – COD – Pilot</w:t>
-      </w:r>
-      <w:r>
-        <w:t xml:space="preserve"> profile is applied to the corporate iPhone (Implementation §§12–13).</w:t>
+        <w:t>CA – iPhone COD-BYOD Access</w:t>
+      </w:r>
+      <w:r>
+        <w:t xml:space="preserve"> from </w:t>
+      </w:r>
+      <w:r>
+        <w:rPr>
+          <w:b/>
+        </w:rPr>
+        <w:t>report-only</w:t>
+      </w:r>
+      <w:r>
+        <w:t xml:space="preserve"> to </w:t>
+      </w:r>
+      <w:r>
+        <w:rPr>
+          <w:b/>
+        </w:rPr>
+        <w:t>On</w:t>
+      </w:r>
+      <w:r>
+        <w:t>.</w:t>
+      </w:r>
+    </w:p>
+    <w:p>
+      <w:pPr>
+        <w:pStyle w:val="ListNumber"/>
+      </w:pPr>
+      <w:r>
+        <w:t>Roll out in waves, validating each wave with the scripts before widening.</w:t>
+      </w:r>
+    </w:p>
+    <w:p>
+      <w:pPr>
+        <w:pStyle w:val="Heading1"/>
+      </w:pPr>
+      <w:r>
+        <w:t>5. Testing &amp; Validation — Dual-Device iPhone (Personal + Corporate iOS) Management with Single Sign-On</w:t>
+      </w:r>
+    </w:p>
+    <w:p>
+      <w:r>
+        <w:t xml:space="preserve">Validate against a </w:t>
+      </w:r>
+      <w:r>
+        <w:rPr>
+          <w:b/>
+        </w:rPr>
+        <w:t>pilot user with two iPhones</w:t>
+      </w:r>
+      <w:r>
+        <w:t xml:space="preserve"> (one corporate, one personal) before expanding. Each test has an explicit </w:t>
+      </w:r>
+      <w:r>
+        <w:rPr>
+          <w:b/>
+        </w:rPr>
+        <w:t>pass/fail gate</w:t>
+      </w:r>
+      <w:r>
+        <w:t>. Use the included PowerShell scripts (Microsoft Graph) for tenant-side checks and the on-device steps for the user experience.</w:t>
       </w:r>
     </w:p>
     <w:p>
@@ -5818,7 +5262,7 @@
         <w:pStyle w:val="Heading2"/>
       </w:pPr>
       <w:r>
-        <w:t>Test 7 — One account reaches work from both iPhones</w:t>
+        <w:t>Test 1 — Tenant readiness</w:t>
       </w:r>
     </w:p>
     <w:p>
@@ -5829,806 +5273,45 @@
         <w:t>Procedure:</w:t>
       </w:r>
       <w:r>
-        <w:t xml:space="preserve"> With Conditional Access </w:t>
-      </w:r>
-      <w:r>
-        <w:rPr>
-          <w:b/>
-        </w:rPr>
-        <w:t>report-only</w:t>
-      </w:r>
-      <w:r>
-        <w:t xml:space="preserve">, access a corporate web app from the corporate iPhone and a managed app from the personal iPhone, signed in as the same user. </w:t>
-      </w:r>
-      <w:r>
-        <w:rPr>
-          <w:b/>
-        </w:rPr>
-        <w:t>Pass:</w:t>
-      </w:r>
-      <w:r>
-        <w:t xml:space="preserve"> Both succeed — the corporate iPhone satisfies </w:t>
-      </w:r>
-      <w:r>
-        <w:rPr>
-          <w:b/>
-        </w:rPr>
-        <w:t>compliant device</w:t>
-      </w:r>
-      <w:r>
-        <w:t xml:space="preserve">; the personal iPhone satisfies </w:t>
-      </w:r>
-      <w:r>
-        <w:rPr>
-          <w:b/>
-        </w:rPr>
-        <w:t>app protection policy</w:t>
-      </w:r>
-      <w:r>
-        <w:t xml:space="preserve"> — under the </w:t>
-      </w:r>
-      <w:r>
-        <w:rPr>
-          <w:b/>
-        </w:rPr>
-        <w:t>single</w:t>
-      </w:r>
-      <w:r>
-        <w:t xml:space="preserve"> CA policy. </w:t>
-      </w:r>
-      <w:r>
-        <w:rPr>
-          <w:b/>
-        </w:rPr>
-        <w:t>Fail:</w:t>
-      </w:r>
-      <w:r>
-        <w:t xml:space="preserve"> One path blocked → review CA grant controls ("require one of"), compliance state, and app protection assignment (Implementation §15).</w:t>
-      </w:r>
-    </w:p>
-    <w:p>
-      <w:pPr>
-        <w:pStyle w:val="Heading2"/>
-      </w:pPr>
-      <w:r>
-        <w:t>Test 8 — Unmanaged path is blocked (data protection holds)</w:t>
-      </w:r>
-    </w:p>
-    <w:p>
-      <w:r>
-        <w:rPr>
-          <w:b/>
-        </w:rPr>
-        <w:t>Procedure:</w:t>
-      </w:r>
-      <w:r>
-        <w:t xml:space="preserve"> On the personal iPhone, try to open corporate mail in the </w:t>
-      </w:r>
-      <w:r>
-        <w:rPr>
-          <w:b/>
-        </w:rPr>
-        <w:t>built-in</w:t>
-      </w:r>
-      <w:r>
-        <w:t xml:space="preserve"> (unmanaged) Mail app or paste corporate data into a personal app. </w:t>
-      </w:r>
-      <w:r>
-        <w:rPr>
-          <w:b/>
-        </w:rPr>
-        <w:t>Pass:</w:t>
-      </w:r>
-      <w:r>
-        <w:t xml:space="preserve"> Corporate data is </w:t>
-      </w:r>
-      <w:r>
-        <w:rPr>
-          <w:b/>
-        </w:rPr>
-        <w:t>not</w:t>
-      </w:r>
-      <w:r>
-        <w:t xml:space="preserve"> accessible in unmanaged apps; paste/Save-As to personal locations is blocked. </w:t>
-      </w:r>
-      <w:r>
-        <w:rPr>
-          <w:b/>
-        </w:rPr>
-        <w:t>Fail:</w:t>
-      </w:r>
-      <w:r>
-        <w:t xml:space="preserve"> Corporate data leaks to unmanaged apps → tighten App Protection data-relocation settings.</w:t>
-      </w:r>
-    </w:p>
-    <w:p>
-      <w:pPr>
-        <w:pStyle w:val="Heading2"/>
-      </w:pPr>
-      <w:r>
-        <w:t>Test 9 — Compliance &amp; enforcement</w:t>
-      </w:r>
-    </w:p>
-    <w:p>
-      <w:r>
-        <w:rPr>
-          <w:b/>
-        </w:rPr>
-        <w:t>Procedure:</w:t>
-      </w:r>
-      <w:r>
-        <w:t xml:space="preserve"> Review compliance for the corporate iPhone and the report-only CA results for the user. </w:t>
-      </w:r>
-      <w:r>
-        <w:rPr>
-          <w:b/>
-        </w:rPr>
-        <w:t>Pass:</w:t>
-      </w:r>
-      <w:r>
-        <w:t xml:space="preserve"> Corporate iPhone </w:t>
-      </w:r>
-      <w:r>
-        <w:rPr>
-          <w:b/>
-        </w:rPr>
-        <w:t>Compliant</w:t>
-      </w:r>
-      <w:r>
-        <w:t xml:space="preserve">; CA evaluates the user correctly from both iPhones. </w:t>
-      </w:r>
-      <w:r>
-        <w:rPr>
-          <w:b/>
-        </w:rPr>
-        <w:t>Fail:</w:t>
-      </w:r>
-      <w:r>
-        <w:t xml:space="preserve"> Non-compliant or CA misfires → review the compliance policy and CA conditions.</w:t>
-      </w:r>
-    </w:p>
-    <w:p>
-      <w:pPr>
-        <w:pStyle w:val="Heading2"/>
-      </w:pPr>
-      <w:r>
-        <w:t>Acceptance gate</w:t>
-      </w:r>
-    </w:p>
-    <w:p>
-      <w:r>
-        <w:t xml:space="preserve">Proceed to </w:t>
-      </w:r>
-      <w:r>
-        <w:rPr>
-          <w:b/>
-        </w:rPr>
-        <w:t>Expand</w:t>
-      </w:r>
-      <w:r>
-        <w:t xml:space="preserve"> only when Tests 1–9 pass for a pilot user who has </w:t>
-      </w:r>
-      <w:r>
-        <w:rPr>
-          <w:b/>
-        </w:rPr>
-        <w:t>both</w:t>
-      </w:r>
-      <w:r>
-        <w:t xml:space="preserve"> a corporate and a personal iPhone signed in with the </w:t>
-      </w:r>
-      <w:r>
-        <w:rPr>
-          <w:b/>
-        </w:rPr>
-        <w:t>same account</w:t>
-      </w:r>
-      <w:r>
-        <w:t>, single sign-on works on both (Test 6), and the data-protection checks (Test 8) hold.</w:t>
-      </w:r>
-    </w:p>
-    <w:p>
-      <w:pPr>
-        <w:pStyle w:val="Heading1"/>
-      </w:pPr>
-      <w:r>
-        <w:t>6. Troubleshooting — Dual-Device iPhone (Personal + Corporate iOS) Management with Single Sign-On</w:t>
-      </w:r>
-    </w:p>
-    <w:p>
-      <w:r>
-        <w:t xml:space="preserve">Work top-down: confirm the </w:t>
-      </w:r>
-      <w:r>
-        <w:rPr>
-          <w:b/>
-        </w:rPr>
-        <w:t>identity</w:t>
-      </w:r>
-      <w:r>
-        <w:t xml:space="preserve"> (one account), then </w:t>
-      </w:r>
-      <w:r>
-        <w:rPr>
-          <w:b/>
-        </w:rPr>
-        <w:t>ownership</w:t>
-      </w:r>
-      <w:r>
-        <w:t xml:space="preserve"> (Corporate vs Personal), then </w:t>
-      </w:r>
-      <w:r>
-        <w:rPr>
-          <w:b/>
-        </w:rPr>
-        <w:t>targeting</w:t>
-      </w:r>
-      <w:r>
-        <w:t xml:space="preserve"> (filters/assignments), then </w:t>
-      </w:r>
-      <w:r>
-        <w:rPr>
-          <w:b/>
-        </w:rPr>
-        <w:t>SSO</w:t>
-      </w:r>
-      <w:r>
-        <w:t xml:space="preserve">, then </w:t>
-      </w:r>
-      <w:r>
-        <w:rPr>
-          <w:b/>
-        </w:rPr>
-        <w:t>access</w:t>
-      </w:r>
-      <w:r>
-        <w:t xml:space="preserve"> (Conditional Access). Most issues are an iPhone tagged with the wrong ownership, a missing filter on an assignment, a BYOD user not using a managed app, or Microsoft Authenticator not installed.</w:t>
-      </w:r>
-    </w:p>
-    <w:p>
-      <w:pPr>
-        <w:pStyle w:val="Heading2"/>
-      </w:pPr>
-      <w:r>
-        <w:t>A user's two iPhones show under different accounts</w:t>
-      </w:r>
-    </w:p>
-    <w:p>
-      <w:pPr>
-        <w:pStyle w:val="ListBullet"/>
-      </w:pPr>
-      <w:r>
-        <w:rPr>
-          <w:b/>
-        </w:rPr>
-        <w:t>Duplicate identities.</w:t>
-      </w:r>
-      <w:r>
-        <w:t xml:space="preserve"> Consolidate to one Entra account; the user must sign in with the same UPN</w:t>
-      </w:r>
-    </w:p>
-    <w:p>
-      <w:r>
-        <w:t xml:space="preserve">  on both iPhones (Requirements R1). Re-enroll/re-register the stray iPhone under the correct account.</w:t>
-      </w:r>
-    </w:p>
-    <w:p>
-      <w:pPr>
-        <w:pStyle w:val="Heading2"/>
-      </w:pPr>
-      <w:r>
-        <w:t>A corporate iPhone is tagged Personal (or vice-versa)</w:t>
-      </w:r>
-    </w:p>
-    <w:p>
-      <w:pPr>
-        <w:pStyle w:val="ListBullet"/>
-      </w:pPr>
-      <w:r>
-        <w:rPr>
-          <w:b/>
-        </w:rPr>
-        <w:t>Wrong ownership.</w:t>
-      </w:r>
-      <w:r>
-        <w:t xml:space="preserve"> Intune → </w:t>
-      </w:r>
-      <w:r>
-        <w:rPr>
-          <w:b/>
-        </w:rPr>
-        <w:t>Devices → (device) → Properties → Device ownership</w:t>
-      </w:r>
-      <w:r>
-        <w:t xml:space="preserve"> → set</w:t>
-      </w:r>
-    </w:p>
-    <w:p>
-      <w:r>
-        <w:t xml:space="preserve">  </w:t>
-      </w:r>
-      <w:r>
-        <w:rPr>
-          <w:b/>
-        </w:rPr>
-        <w:t>Corporate</w:t>
-      </w:r>
-      <w:r>
-        <w:t>/</w:t>
-      </w:r>
-      <w:r>
-        <w:rPr>
-          <w:b/>
-        </w:rPr>
-        <w:t>Personal</w:t>
-      </w:r>
-      <w:r>
-        <w:t xml:space="preserve">. For the corporate iPhone, enroll it via </w:t>
-      </w:r>
-      <w:r>
-        <w:rPr>
-          <w:b/>
-        </w:rPr>
-        <w:t>ABM + ADE</w:t>
-      </w:r>
-      <w:r>
-        <w:t xml:space="preserve"> so it tags   Corporate (and supervised) automatically (R5/R12).</w:t>
-      </w:r>
-    </w:p>
-    <w:p>
-      <w:pPr>
-        <w:pStyle w:val="ListBullet"/>
-      </w:pPr>
-      <w:r>
-        <w:t>After fixing, the iPhone picks up the correct filtered policies on next sync.</w:t>
-      </w:r>
-    </w:p>
-    <w:p>
-      <w:pPr>
-        <w:pStyle w:val="Heading2"/>
-      </w:pPr>
-      <w:r>
-        <w:t>Corporate policies are not applying to the corporate iPhone</w:t>
-      </w:r>
-    </w:p>
-    <w:p>
-      <w:pPr>
-        <w:pStyle w:val="ListBullet"/>
-      </w:pPr>
-      <w:r>
-        <w:rPr>
-          <w:b/>
-        </w:rPr>
-        <w:t>Filter mismatch.</w:t>
-      </w:r>
-      <w:r>
-        <w:t xml:space="preserve"> The compliance/config assignment must </w:t>
-      </w:r>
-      <w:r>
-        <w:rPr>
-          <w:b/>
-        </w:rPr>
-        <w:t>Include</w:t>
-      </w:r>
-      <w:r>
-        <w:t xml:space="preserve"> the </w:t>
-      </w:r>
-      <w:r>
-        <w:rPr>
-          <w:b/>
-        </w:rPr>
-        <w:t>`iPhone – Corporate`</w:t>
-      </w:r>
-    </w:p>
-    <w:p>
-      <w:r>
-        <w:t xml:space="preserve">  filter and target the </w:t>
-      </w:r>
-      <w:r>
-        <w:rPr>
-          <w:b/>
-        </w:rPr>
-        <w:t>user</w:t>
-      </w:r>
-      <w:r>
-        <w:t xml:space="preserve"> group (Implementation §§8–9). Verify the filter rule is   </w:t>
+        <w:t xml:space="preserve"> Run </w:t>
       </w:r>
       <w:r>
         <w:rPr>
           <w:rFonts w:ascii="Consolas" w:hAnsi="Consolas"/>
           <w:sz w:val="19"/>
         </w:rPr>
-        <w:t>(device.deviceOwnership -eq "Corporate")</w:t>
-      </w:r>
-      <w:r>
-        <w:t>.</w:t>
-      </w:r>
-    </w:p>
-    <w:p>
-      <w:pPr>
-        <w:pStyle w:val="ListBullet"/>
-      </w:pPr>
-      <w:r>
-        <w:rPr>
-          <w:b/>
-        </w:rPr>
-        <w:t>Device not compliant/enrolled.</w:t>
-      </w:r>
-      <w:r>
-        <w:t xml:space="preserve"> Confirm the iPhone is enrolled (supervised, ADE) and checking in.</w:t>
-      </w:r>
-    </w:p>
-    <w:p>
-      <w:pPr>
-        <w:pStyle w:val="Heading2"/>
-      </w:pPr>
-      <w:r>
-        <w:t>App Protection isn't applying to the personal iPhone</w:t>
-      </w:r>
-    </w:p>
-    <w:p>
-      <w:pPr>
-        <w:pStyle w:val="ListBullet"/>
-      </w:pPr>
-      <w:r>
-        <w:rPr>
-          <w:b/>
-        </w:rPr>
-        <w:t>User not in scope.</w:t>
-      </w:r>
-      <w:r>
-        <w:t xml:space="preserve"> App Protection assigns to the </w:t>
-      </w:r>
-      <w:r>
-        <w:rPr>
-          <w:b/>
-        </w:rPr>
-        <w:t>user</w:t>
-      </w:r>
-      <w:r>
-        <w:t xml:space="preserve"> group — confirm the pilot user is a</w:t>
-      </w:r>
-    </w:p>
-    <w:p>
-      <w:r>
-        <w:t xml:space="preserve">  member (Implementation §10).</w:t>
-      </w:r>
-    </w:p>
-    <w:p>
-      <w:pPr>
-        <w:pStyle w:val="ListBullet"/>
-      </w:pPr>
-      <w:r>
-        <w:rPr>
-          <w:b/>
-        </w:rPr>
-        <w:t>App not managed/approved.</w:t>
-      </w:r>
-      <w:r>
-        <w:t xml:space="preserve"> The user must use an </w:t>
-      </w:r>
-      <w:r>
-        <w:rPr>
-          <w:b/>
-        </w:rPr>
-        <w:t>approved managed app</w:t>
-      </w:r>
-      <w:r>
-        <w:t xml:space="preserve"> (Outlook, Edge, Teams).</w:t>
-      </w:r>
-    </w:p>
-    <w:p>
-      <w:r>
-        <w:t xml:space="preserve">  The built-in Mail/Safari apps are intentionally excluded.</w:t>
-      </w:r>
-    </w:p>
-    <w:p>
-      <w:pPr>
-        <w:pStyle w:val="ListBullet"/>
-      </w:pPr>
-      <w:r>
-        <w:rPr>
-          <w:b/>
-        </w:rPr>
-        <w:t>No Intune/MAM license</w:t>
-      </w:r>
-      <w:r>
-        <w:t xml:space="preserve"> on the user (R2).</w:t>
-      </w:r>
-    </w:p>
-    <w:p>
-      <w:pPr>
-        <w:pStyle w:val="ListBullet"/>
-      </w:pPr>
-      <w:r>
-        <w:t xml:space="preserve">App Protection applies on </w:t>
-      </w:r>
-      <w:r>
-        <w:rPr>
-          <w:b/>
-        </w:rPr>
-        <w:t>next app launch / token refresh</w:t>
-      </w:r>
-      <w:r>
-        <w:t xml:space="preserve"> — close and reopen the managed app.</w:t>
-      </w:r>
-    </w:p>
-    <w:p>
-      <w:pPr>
-        <w:pStyle w:val="Heading2"/>
-      </w:pPr>
-      <w:r>
-        <w:t>Personal iPhone user can't access corporate mail/data</w:t>
-      </w:r>
-    </w:p>
-    <w:p>
-      <w:pPr>
-        <w:pStyle w:val="ListBullet"/>
-      </w:pPr>
-      <w:r>
-        <w:rPr>
-          <w:b/>
-        </w:rPr>
-        <w:t>By design in an unmanaged app.</w:t>
-      </w:r>
-      <w:r>
-        <w:t xml:space="preserve"> They must use the managed app (e.g. Outlook), not the built-in</w:t>
-      </w:r>
-    </w:p>
-    <w:p>
-      <w:r>
-        <w:t xml:space="preserve">  one. Deploy and direct them to the approved apps (Implementation §11).</w:t>
-      </w:r>
-    </w:p>
-    <w:p>
-      <w:pPr>
-        <w:pStyle w:val="ListBullet"/>
-      </w:pPr>
-      <w:r>
-        <w:rPr>
-          <w:b/>
-        </w:rPr>
-        <w:t>Conditional Access blocking.</w:t>
-      </w:r>
-      <w:r>
-        <w:t xml:space="preserve"> If CA requires app protection, accessing from a non-managed app is</w:t>
-      </w:r>
-    </w:p>
-    <w:p>
-      <w:r>
-        <w:t xml:space="preserve">  blocked — expected. Check Entra → </w:t>
-      </w:r>
-      <w:r>
-        <w:rPr>
-          <w:b/>
-        </w:rPr>
-        <w:t>Sign-in logs</w:t>
-      </w:r>
-      <w:r>
-        <w:t xml:space="preserve"> for the CA result.</w:t>
-      </w:r>
-    </w:p>
-    <w:p>
-      <w:pPr>
-        <w:pStyle w:val="Heading2"/>
-      </w:pPr>
-      <w:r>
-        <w:t>Single sign-on keeps prompting for a password</w:t>
-      </w:r>
-    </w:p>
-    <w:p>
-      <w:pPr>
-        <w:pStyle w:val="ListBullet"/>
-      </w:pPr>
-      <w:r>
-        <w:rPr>
-          <w:b/>
-        </w:rPr>
-        <w:t>Authenticator missing.</w:t>
-      </w:r>
-      <w:r>
-        <w:t xml:space="preserve"> Microsoft Authenticator is the iOS identity broker — it must be installed</w:t>
-      </w:r>
-    </w:p>
-    <w:p>
-      <w:r>
-        <w:t xml:space="preserve">  on </w:t>
-      </w:r>
-      <w:r>
-        <w:rPr>
-          <w:b/>
-        </w:rPr>
-        <w:t>both</w:t>
-      </w:r>
-      <w:r>
-        <w:t xml:space="preserve"> iPhones (R6). On the personal iPhone, sign into one managed app first to register it.</w:t>
-      </w:r>
-    </w:p>
-    <w:p>
-      <w:pPr>
-        <w:pStyle w:val="ListBullet"/>
-      </w:pPr>
-      <w:r>
-        <w:rPr>
-          <w:b/>
-        </w:rPr>
-        <w:t>Enterprise SSO extension not applied.</w:t>
-      </w:r>
-      <w:r>
-        <w:t xml:space="preserve"> On the corporate iPhone, confirm the</w:t>
-      </w:r>
-    </w:p>
-    <w:p>
-      <w:r>
-        <w:t xml:space="preserve">  </w:t>
+        <w:t>IOSDD-Discovery.ps1</w:t>
+      </w:r>
+      <w:r>
+        <w:t xml:space="preserve">. </w:t>
+      </w:r>
+      <w:r>
+        <w:rPr>
+          <w:b/>
+        </w:rPr>
+        <w:t>Pass:</w:t>
+      </w:r>
+      <w:r>
+        <w:t xml:space="preserve"> The APNs certificate is </w:t>
+      </w:r>
+      <w:r>
+        <w:rPr>
+          <w:b/>
+        </w:rPr>
+        <w:t>Active</w:t>
+      </w:r>
+      <w:r>
+        <w:t xml:space="preserve">, the ADE token is present, enrollment restrictions allow the intended Personal/Corporate split, an App Protection policy exists, a compliance policy exists, the </w:t>
       </w:r>
       <w:r>
         <w:rPr>
           <w:rFonts w:ascii="Consolas" w:hAnsi="Consolas"/>
           <w:sz w:val="19"/>
         </w:rPr>
-        <w:t>iPhone – Enterprise SSO – COD – Pilot</w:t>
-      </w:r>
-      <w:r>
-        <w:t xml:space="preserve"> profile shows </w:t>
-      </w:r>
-      <w:r>
-        <w:rPr>
-          <w:b/>
-        </w:rPr>
-        <w:t>Succeeded</w:t>
-      </w:r>
-      <w:r>
-        <w:t xml:space="preserve"> (Intune → Devices → (device) →   Device configuration) and that Safari/the target app's bundle ID is listed (Implementation §12).</w:t>
-      </w:r>
-    </w:p>
-    <w:p>
-      <w:pPr>
-        <w:pStyle w:val="ListBullet"/>
-      </w:pPr>
-      <w:r>
-        <w:rPr>
-          <w:b/>
-        </w:rPr>
-        <w:t>App not Entra-integrated.</w:t>
-      </w:r>
-      <w:r>
-        <w:t xml:space="preserve"> Silent SSO applies to Entra-integrated apps; a non-Entra app will</w:t>
-      </w:r>
-    </w:p>
-    <w:p>
-      <w:r>
-        <w:t xml:space="preserve">  still prompt.</w:t>
-      </w:r>
-    </w:p>
-    <w:p>
-      <w:pPr>
-        <w:pStyle w:val="Heading2"/>
-      </w:pPr>
-      <w:r>
-        <w:t>One account works on the corporate iPhone but not the personal one (or vice-versa)</w:t>
-      </w:r>
-    </w:p>
-    <w:p>
-      <w:pPr>
-        <w:pStyle w:val="ListBullet"/>
-      </w:pPr>
-      <w:r>
-        <w:rPr>
-          <w:b/>
-        </w:rPr>
-        <w:t>CA grant too strict.</w:t>
-      </w:r>
-      <w:r>
-        <w:t xml:space="preserve"> The Conditional Access policy must </w:t>
-      </w:r>
-      <w:r>
-        <w:rPr>
-          <w:b/>
-        </w:rPr>
-        <w:t>require *one of</w:t>
-      </w:r>
-      <w:r>
-        <w:t>* compliant device</w:t>
-      </w:r>
-    </w:p>
-    <w:p>
-      <w:r>
-        <w:t xml:space="preserve">  </w:t>
-      </w:r>
-      <w:r>
-        <w:rPr>
-          <w:b/>
-        </w:rPr>
-        <w:t>or</w:t>
-      </w:r>
-      <w:r>
-        <w:t xml:space="preserve"> app protection — not </w:t>
-      </w:r>
-      <w:r>
-        <w:rPr>
-          <w:b/>
-        </w:rPr>
-        <w:t>both</w:t>
-      </w:r>
-      <w:r>
-        <w:t xml:space="preserve"> (Implementation §15). "Require all" blocks one of the two paths.</w:t>
-      </w:r>
-    </w:p>
-    <w:p>
-      <w:pPr>
-        <w:pStyle w:val="ListBullet"/>
-      </w:pPr>
-      <w:r>
-        <w:rPr>
-          <w:b/>
-        </w:rPr>
-        <w:t>App protection not yet registered</w:t>
-      </w:r>
-      <w:r>
-        <w:t xml:space="preserve"> on the personal iPhone — open a managed app and complete the</w:t>
-      </w:r>
-    </w:p>
-    <w:p>
-      <w:r>
-        <w:t xml:space="preserve">  PIN setup.</w:t>
-      </w:r>
-    </w:p>
-    <w:p>
-      <w:pPr>
-        <w:pStyle w:val="Heading2"/>
-      </w:pPr>
-      <w:r>
-        <w:t>Personal iPhone received corporate **device** policies (over-management)</w:t>
-      </w:r>
-    </w:p>
-    <w:p>
-      <w:pPr>
-        <w:pStyle w:val="ListBullet"/>
-      </w:pPr>
-      <w:r>
-        <w:t xml:space="preserve">The personal iPhone was </w:t>
-      </w:r>
-      <w:r>
-        <w:rPr>
-          <w:b/>
-        </w:rPr>
-        <w:t>fully enrolled</w:t>
-      </w:r>
-      <w:r>
-        <w:t xml:space="preserve"> and/or tagged </w:t>
-      </w:r>
-      <w:r>
-        <w:rPr>
-          <w:b/>
-        </w:rPr>
-        <w:t>Corporate</w:t>
-      </w:r>
-      <w:r>
-        <w:t>. Confirm enrollment</w:t>
-      </w:r>
-    </w:p>
-    <w:p>
-      <w:r>
-        <w:t xml:space="preserve">  restrictions and ownership (R4–R5); for BYOD, prefer </w:t>
-      </w:r>
-      <w:r>
-        <w:rPr>
-          <w:b/>
-        </w:rPr>
-        <w:t>App Protection without enrollment</w:t>
-      </w:r>
-      <w:r>
-        <w:t xml:space="preserve">. If   Account-Driven User Enrollment is intended, ensure it's tagged </w:t>
-      </w:r>
-      <w:r>
-        <w:rPr>
-          <w:b/>
-        </w:rPr>
-        <w:t>Personal</w:t>
-      </w:r>
-      <w:r>
-        <w:t xml:space="preserve"> so the </w:t>
+        <w:t>iPhone – Corporate</w:t>
+      </w:r>
+      <w:r>
+        <w:t>/</w:t>
       </w:r>
       <w:r>
         <w:rPr>
@@ -6638,7 +5321,25 @@
         <w:t>iPhone – Personal</w:t>
       </w:r>
       <w:r>
-        <w:t xml:space="preserve">   filter excludes corporate policies.</w:t>
+        <w:t xml:space="preserve"> </w:t>
+      </w:r>
+      <w:r>
+        <w:rPr>
+          <w:b/>
+        </w:rPr>
+        <w:t>device filters</w:t>
+      </w:r>
+      <w:r>
+        <w:t xml:space="preserve"> exist, Authenticator + Company Portal are assigned, and a Conditional Access policy is present. </w:t>
+      </w:r>
+      <w:r>
+        <w:rPr>
+          <w:b/>
+        </w:rPr>
+        <w:t>Fail:</w:t>
+      </w:r>
+      <w:r>
+        <w:t xml:space="preserve"> Any missing → resolve before piloting.</w:t>
       </w:r>
     </w:p>
     <w:p>
@@ -6646,408 +5347,185 @@
         <w:pStyle w:val="Heading2"/>
       </w:pPr>
       <w:r>
-        <w:t>Corporate iPhone won't enroll via ADE</w:t>
-      </w:r>
-    </w:p>
-    <w:p>
-      <w:pPr>
-        <w:pStyle w:val="ListBullet"/>
-      </w:pPr>
-      <w:r>
-        <w:rPr>
-          <w:b/>
-        </w:rPr>
-        <w:t>APNs/ADE token lapsed.</w:t>
-      </w:r>
-      <w:r>
-        <w:t xml:space="preserve"> Renew the </w:t>
-      </w:r>
-      <w:r>
-        <w:rPr>
-          <w:b/>
-        </w:rPr>
-        <w:t>Apple MDM Push certificate</w:t>
-      </w:r>
-      <w:r>
-        <w:t xml:space="preserve"> (R11) and the </w:t>
-      </w:r>
-      <w:r>
-        <w:rPr>
-          <w:b/>
-        </w:rPr>
-        <w:t>ADE token</w:t>
-      </w:r>
-      <w:r>
-        <w:t xml:space="preserve"> (R12)</w:t>
-      </w:r>
-    </w:p>
-    <w:p>
-      <w:r>
-        <w:t xml:space="preserve">  — an expired token blocks all iOS enrollment.</w:t>
-      </w:r>
-    </w:p>
-    <w:p>
-      <w:pPr>
-        <w:pStyle w:val="ListBullet"/>
-      </w:pPr>
-      <w:r>
-        <w:rPr>
-          <w:b/>
-        </w:rPr>
-        <w:t>Serial not assigned.</w:t>
-      </w:r>
-      <w:r>
-        <w:t xml:space="preserve"> Confirm the iPhone serial is in ABM and assigned to the </w:t>
+        <w:t>Test 2 — Single identity, two iPhones</w:t>
+      </w:r>
+    </w:p>
+    <w:p>
+      <w:r>
+        <w:rPr>
+          <w:b/>
+        </w:rPr>
+        <w:t>Procedure:</w:t>
+      </w:r>
+      <w:r>
+        <w:t xml:space="preserve"> Run </w:t>
       </w:r>
       <w:r>
         <w:rPr>
           <w:rFonts w:ascii="Consolas" w:hAnsi="Consolas"/>
           <w:sz w:val="19"/>
         </w:rPr>
-        <w:t>Intune – iPhone COD</w:t>
-      </w:r>
-    </w:p>
-    <w:p>
-      <w:r>
-        <w:t xml:space="preserve">  MDM server, and the </w:t>
+        <w:t>IOSDD-Validation.ps1 -User &lt;upn&gt;</w:t>
+      </w:r>
+      <w:r>
+        <w:t xml:space="preserve"> for the pilot user. </w:t>
+      </w:r>
+      <w:r>
+        <w:rPr>
+          <w:b/>
+        </w:rPr>
+        <w:t>Pass:</w:t>
+      </w:r>
+      <w:r>
+        <w:t xml:space="preserve"> The </w:t>
+      </w:r>
+      <w:r>
+        <w:rPr>
+          <w:b/>
+        </w:rPr>
+        <w:t>same UPN</w:t>
+      </w:r>
+      <w:r>
+        <w:t xml:space="preserve"> owns at least one </w:t>
+      </w:r>
+      <w:r>
+        <w:rPr>
+          <w:b/>
+        </w:rPr>
+        <w:t>Corporate</w:t>
+      </w:r>
+      <w:r>
+        <w:t xml:space="preserve"> iPhone and one </w:t>
+      </w:r>
+      <w:r>
+        <w:rPr>
+          <w:b/>
+        </w:rPr>
+        <w:t>Personal</w:t>
+      </w:r>
+      <w:r>
+        <w:t xml:space="preserve"> iPhone. </w:t>
+      </w:r>
+      <w:r>
+        <w:rPr>
+          <w:b/>
+        </w:rPr>
+        <w:t>Fail:</w:t>
+      </w:r>
+      <w:r>
+        <w:t xml:space="preserve"> Devices split across different accounts → consolidate identity (Requirements R1).</w:t>
+      </w:r>
+    </w:p>
+    <w:p>
+      <w:pPr>
+        <w:pStyle w:val="Heading2"/>
+      </w:pPr>
+      <w:r>
+        <w:t>Test 3 — Corporate iPhone gets full MDM</w:t>
+      </w:r>
+    </w:p>
+    <w:p>
+      <w:r>
+        <w:rPr>
+          <w:b/>
+        </w:rPr>
+        <w:t>Procedure:</w:t>
+      </w:r>
+      <w:r>
+        <w:t xml:space="preserve"> Inspect the pilot </w:t>
+      </w:r>
+      <w:r>
+        <w:rPr>
+          <w:b/>
+        </w:rPr>
+        <w:t>corporate</w:t>
+      </w:r>
+      <w:r>
+        <w:t xml:space="preserve"> iPhone in Intune. </w:t>
+      </w:r>
+      <w:r>
+        <w:rPr>
+          <w:b/>
+        </w:rPr>
+        <w:t>Pass:</w:t>
+      </w:r>
+      <w:r>
+        <w:t xml:space="preserve"> Ownership = </w:t>
+      </w:r>
+      <w:r>
+        <w:rPr>
+          <w:b/>
+        </w:rPr>
+        <w:t>Corporate</w:t>
+      </w:r>
+      <w:r>
+        <w:t xml:space="preserve">, </w:t>
+      </w:r>
+      <w:r>
+        <w:rPr>
+          <w:b/>
+        </w:rPr>
+        <w:t>Supervised = Yes</w:t>
+      </w:r>
+      <w:r>
+        <w:t xml:space="preserve">; the </w:t>
       </w:r>
       <w:r>
         <w:rPr>
           <w:rFonts w:ascii="Consolas" w:hAnsi="Consolas"/>
           <w:sz w:val="19"/>
         </w:rPr>
-        <w:t>iPhone ADE – COD – Pilot</w:t>
-      </w:r>
-      <w:r>
-        <w:t xml:space="preserve"> profile is assigned (Implementation §§3, 7).</w:t>
-      </w:r>
-    </w:p>
-    <w:p>
-      <w:pPr>
-        <w:pStyle w:val="Heading2"/>
-      </w:pPr>
-      <w:r>
-        <w:t>Conditional Access has unexpected effects</w:t>
-      </w:r>
-    </w:p>
-    <w:p>
-      <w:pPr>
-        <w:pStyle w:val="ListBullet"/>
-      </w:pPr>
-      <w:r>
-        <w:t xml:space="preserve">Keep the pilot policy in </w:t>
-      </w:r>
-      <w:r>
-        <w:rPr>
-          <w:b/>
-        </w:rPr>
-        <w:t>report-only</w:t>
-      </w:r>
-      <w:r>
-        <w:t xml:space="preserve"> and read Entra → </w:t>
-      </w:r>
-      <w:r>
-        <w:rPr>
-          <w:b/>
-        </w:rPr>
-        <w:t>Sign-in logs → Conditional Access</w:t>
-      </w:r>
-      <w:r>
-        <w:t xml:space="preserve"> to</w:t>
-      </w:r>
-    </w:p>
-    <w:p>
-      <w:r>
-        <w:t xml:space="preserve">  see exactly which control was/wasn't satisfied before turning it </w:t>
-      </w:r>
-      <w:r>
-        <w:rPr>
-          <w:b/>
-        </w:rPr>
-        <w:t>On</w:t>
-      </w:r>
-      <w:r>
-        <w:t>.</w:t>
-      </w:r>
-    </w:p>
-    <w:p>
-      <w:pPr>
-        <w:pStyle w:val="Heading2"/>
-      </w:pPr>
-      <w:r>
-        <w:t>Useful checkpoints</w:t>
-      </w:r>
-    </w:p>
-    <w:p>
-      <w:pPr>
-        <w:pStyle w:val="ListBullet"/>
-      </w:pPr>
-      <w:r>
-        <w:rPr>
-          <w:b/>
-        </w:rPr>
-        <w:t>Intune:</w:t>
-      </w:r>
-      <w:r>
-        <w:t xml:space="preserve"> Devices → (device) → </w:t>
-      </w:r>
-      <w:r>
-        <w:rPr>
-          <w:b/>
-        </w:rPr>
-        <w:t>Properties</w:t>
-      </w:r>
-      <w:r>
-        <w:t xml:space="preserve"> (ownership), </w:t>
-      </w:r>
-      <w:r>
-        <w:rPr>
-          <w:b/>
-        </w:rPr>
-        <w:t>Compliance</w:t>
-      </w:r>
-      <w:r>
-        <w:t xml:space="preserve">, </w:t>
-      </w:r>
-      <w:r>
-        <w:rPr>
-          <w:b/>
-        </w:rPr>
-        <w:t>Configuration</w:t>
-      </w:r>
-      <w:r>
-        <w:t>;</w:t>
-      </w:r>
-    </w:p>
-    <w:p>
-      <w:r>
-        <w:t xml:space="preserve">  Apps → </w:t>
-      </w:r>
-      <w:r>
-        <w:rPr>
-          <w:b/>
-        </w:rPr>
-        <w:t>App protection policies → (policy) → Monitor</w:t>
-      </w:r>
-      <w:r>
-        <w:t xml:space="preserve"> for per-user status; Tenant administration →   </w:t>
-      </w:r>
-      <w:r>
-        <w:rPr>
-          <w:b/>
-        </w:rPr>
-        <w:t>Filters</w:t>
-      </w:r>
-      <w:r>
-        <w:t>; Devices → Enrollment → Apple for APNs/ADE token status.</w:t>
-      </w:r>
-    </w:p>
-    <w:p>
-      <w:pPr>
-        <w:pStyle w:val="ListBullet"/>
-      </w:pPr>
-      <w:r>
-        <w:rPr>
-          <w:b/>
-        </w:rPr>
-        <w:t>Entra:</w:t>
-      </w:r>
-      <w:r>
-        <w:t xml:space="preserve"> </w:t>
-      </w:r>
-      <w:r>
-        <w:rPr>
-          <w:b/>
-        </w:rPr>
-        <w:t>Sign-in logs → Conditional Access</w:t>
-      </w:r>
-      <w:r>
-        <w:t xml:space="preserve"> tab for grant evaluation.</w:t>
-      </w:r>
-    </w:p>
-    <w:p>
-      <w:pPr>
-        <w:pStyle w:val="ListBullet"/>
-      </w:pPr>
-      <w:r>
-        <w:rPr>
-          <w:b/>
-        </w:rPr>
-        <w:t>Scripts:</w:t>
-      </w:r>
-      <w:r>
-        <w:t xml:space="preserve"> re-run </w:t>
+        <w:t>iPhone – Compliance – COD – Pilot</w:t>
+      </w:r>
+      <w:r>
+        <w:t xml:space="preserve"> and </w:t>
       </w:r>
       <w:r>
         <w:rPr>
           <w:rFonts w:ascii="Consolas" w:hAnsi="Consolas"/>
           <w:sz w:val="19"/>
         </w:rPr>
-        <w:t>IOSDD-Validation.ps1 -User &lt;upn&gt;</w:t>
-      </w:r>
-      <w:r>
-        <w:t xml:space="preserve"> after each change to confirm the gate.</w:t>
-      </w:r>
-    </w:p>
-    <w:p>
-      <w:pPr>
-        <w:pStyle w:val="Heading1"/>
-      </w:pPr>
-      <w:r>
-        <w:t>7. Best Practices — Dual-Device iPhone (Personal + Corporate iOS) Management with Single Sign-On</w:t>
-      </w:r>
-    </w:p>
-    <w:p>
-      <w:r>
-        <w:t>Field-proven guidance to keep one identity working cleanly across both device types.</w:t>
-      </w:r>
-    </w:p>
-    <w:p>
-      <w:pPr>
-        <w:pStyle w:val="Heading2"/>
-      </w:pPr>
-      <w:r>
-        <w:t>Identity &amp; assignment model</w:t>
-      </w:r>
-    </w:p>
-    <w:p>
-      <w:pPr>
-        <w:pStyle w:val="ListBullet"/>
-      </w:pPr>
-      <w:r>
-        <w:rPr>
-          <w:b/>
-        </w:rPr>
-        <w:t>Assign policies to user groups, scope with device filters.</w:t>
-      </w:r>
-      <w:r>
-        <w:t xml:space="preserve"> This is the heart of the design:</w:t>
-      </w:r>
-    </w:p>
-    <w:p>
-      <w:r>
-        <w:t xml:space="preserve">  one assignment to the user, the right policy follows the device's ownership. Avoid mixing   per-device group assignments that fight the filters.</w:t>
-      </w:r>
-    </w:p>
-    <w:p>
-      <w:pPr>
-        <w:pStyle w:val="ListBullet"/>
-      </w:pPr>
-      <w:r>
-        <w:rPr>
-          <w:b/>
-        </w:rPr>
-        <w:t>Keep one Entra identity per user.</w:t>
-      </w:r>
-      <w:r>
-        <w:t xml:space="preserve"> Never create a separate "BYOD account" — it splits policy and</w:t>
-      </w:r>
-    </w:p>
-    <w:p>
-      <w:r>
-        <w:t xml:space="preserve">  breaks Conditional Access logic.</w:t>
-      </w:r>
-    </w:p>
-    <w:p>
-      <w:pPr>
-        <w:pStyle w:val="ListBullet"/>
-      </w:pPr>
-      <w:r>
-        <w:rPr>
-          <w:b/>
-        </w:rPr>
-        <w:t>Name groups and filters by intent</w:t>
-      </w:r>
-      <w:r>
-        <w:t xml:space="preserve"> (e.g. *PILOT – iPhone COD-BYOD Users*, *iPhone – Corporate*,</w:t>
-      </w:r>
-    </w:p>
-    <w:p>
-      <w:r>
-        <w:t xml:space="preserve">  *iPhone – Personal*) so assignments are self-documenting.</w:t>
-      </w:r>
-    </w:p>
-    <w:p>
-      <w:pPr>
-        <w:pStyle w:val="Heading2"/>
-      </w:pPr>
-      <w:r>
-        <w:t>Ownership hygiene</w:t>
-      </w:r>
-    </w:p>
-    <w:p>
-      <w:pPr>
-        <w:pStyle w:val="ListBullet"/>
-      </w:pPr>
-      <w:r>
-        <w:rPr>
-          <w:b/>
-        </w:rPr>
-        <w:t>Make ownership deterministic.</w:t>
-      </w:r>
-      <w:r>
-        <w:t xml:space="preserve"> Enroll the corporate iPhone through </w:t>
-      </w:r>
-      <w:r>
-        <w:rPr>
-          <w:b/>
-        </w:rPr>
-        <w:t>ABM + ADE</w:t>
-      </w:r>
-      <w:r>
-        <w:t xml:space="preserve"> so it tags</w:t>
-      </w:r>
-    </w:p>
-    <w:p>
-      <w:r>
-        <w:t xml:space="preserve">  </w:t>
-      </w:r>
-      <w:r>
-        <w:rPr>
-          <w:b/>
-        </w:rPr>
-        <w:t>Corporate</w:t>
-      </w:r>
-      <w:r>
-        <w:t xml:space="preserve"> automatically; let the personal iPhone default to </w:t>
-      </w:r>
-      <w:r>
-        <w:rPr>
-          <w:b/>
-        </w:rPr>
-        <w:t>Personal</w:t>
-      </w:r>
-      <w:r>
-        <w:t>.</w:t>
-      </w:r>
-    </w:p>
-    <w:p>
-      <w:pPr>
-        <w:pStyle w:val="ListBullet"/>
-      </w:pPr>
-      <w:r>
-        <w:rPr>
-          <w:b/>
-        </w:rPr>
-        <w:t>Audit ownership regularly</w:t>
-      </w:r>
-      <w:r>
-        <w:t xml:space="preserve"> with </w:t>
+        <w:t>iPhone – Configuration – COD – Pilot</w:t>
+      </w:r>
+      <w:r>
+        <w:t xml:space="preserve"> policies (Corporate filter) are </w:t>
+      </w:r>
+      <w:r>
+        <w:rPr>
+          <w:b/>
+        </w:rPr>
+        <w:t>applied</w:t>
+      </w:r>
+      <w:r>
+        <w:t xml:space="preserve">; device reports </w:t>
+      </w:r>
+      <w:r>
+        <w:rPr>
+          <w:b/>
+        </w:rPr>
+        <w:t>Compliant</w:t>
+      </w:r>
+      <w:r>
+        <w:t xml:space="preserve">. </w:t>
+      </w:r>
+      <w:r>
+        <w:rPr>
+          <w:b/>
+        </w:rPr>
+        <w:t>Fail:</w:t>
+      </w:r>
+      <w:r>
+        <w:t xml:space="preserve"> Policies not applied → confirm the iPhone is tagged Corporate via ADE (R5) and the </w:t>
       </w:r>
       <w:r>
         <w:rPr>
           <w:rFonts w:ascii="Consolas" w:hAnsi="Consolas"/>
           <w:sz w:val="19"/>
         </w:rPr>
-        <w:t>IOSDD-DeviceReport.ps1</w:t>
-      </w:r>
-      <w:r>
-        <w:t xml:space="preserve"> — a device tagged the wrong way gets</w:t>
-      </w:r>
-    </w:p>
-    <w:p>
-      <w:r>
-        <w:t xml:space="preserve">  the wrong policy set.</w:t>
+        <w:t>iPhone – Corporate</w:t>
+      </w:r>
+      <w:r>
+        <w:t xml:space="preserve"> filter is set on the assignment (Implementation §§5, 8–9).</w:t>
       </w:r>
     </w:p>
     <w:p>
@@ -7055,274 +5533,100 @@
         <w:pStyle w:val="Heading2"/>
       </w:pPr>
       <w:r>
-        <w:t>BYOD data protection</w:t>
-      </w:r>
-    </w:p>
-    <w:p>
-      <w:pPr>
-        <w:pStyle w:val="ListBullet"/>
-      </w:pPr>
-      <w:r>
-        <w:rPr>
-          <w:b/>
-        </w:rPr>
-        <w:t>Prefer App Protection (MAM) without enrollment for BYOD.</w:t>
-      </w:r>
-      <w:r>
-        <w:t xml:space="preserve"> It protects corporate data without</w:t>
-      </w:r>
-    </w:p>
-    <w:p>
-      <w:r>
-        <w:t xml:space="preserve">  managing the employee's personal device — better adoption, less privacy friction, strong   data-leak controls.</w:t>
-      </w:r>
-    </w:p>
-    <w:p>
-      <w:pPr>
-        <w:pStyle w:val="ListBullet"/>
-      </w:pPr>
-      <w:r>
-        <w:rPr>
-          <w:b/>
-        </w:rPr>
-        <w:t>Lock the data boundary:</w:t>
-      </w:r>
-      <w:r>
-        <w:t xml:space="preserve"> block backup, restrict cut/copy/paste and "Save As" to managed apps,</w:t>
-      </w:r>
-    </w:p>
-    <w:p>
-      <w:r>
-        <w:t xml:space="preserve">  require a PIN, and enforce encryption within managed apps.</w:t>
-      </w:r>
-    </w:p>
-    <w:p>
-      <w:pPr>
-        <w:pStyle w:val="ListBullet"/>
-      </w:pPr>
-      <w:r>
-        <w:t>**Only enroll the personal iPhone (Account-Driven User Enrollment) when you truly need device</w:t>
-      </w:r>
-    </w:p>
-    <w:p>
-      <w:r>
-        <w:t xml:space="preserve">  settings</w:t>
-      </w:r>
-      <w:r>
-        <w:rPr>
-          <w:b/>
-        </w:rPr>
-        <w:t xml:space="preserve"> — and keep it tagged </w:t>
-      </w:r>
-      <w:r>
-        <w:t>Personal** so it never receives corporate device policies.</w:t>
-      </w:r>
-    </w:p>
-    <w:p>
-      <w:pPr>
-        <w:pStyle w:val="Heading2"/>
-      </w:pPr>
-      <w:r>
-        <w:t>Corporate iPhone management</w:t>
-      </w:r>
-    </w:p>
-    <w:p>
-      <w:pPr>
-        <w:pStyle w:val="ListBullet"/>
-      </w:pPr>
-      <w:r>
-        <w:rPr>
-          <w:b/>
-        </w:rPr>
-        <w:t>Apply a real compliance baseline</w:t>
-      </w:r>
-      <w:r>
-        <w:t xml:space="preserve"> (min iOS version, passcode, jailbreak detection) and gate</w:t>
-      </w:r>
-    </w:p>
-    <w:p>
-      <w:r>
-        <w:t xml:space="preserve">  access on it via Conditional Access.</w:t>
-      </w:r>
-    </w:p>
-    <w:p>
-      <w:pPr>
-        <w:pStyle w:val="ListBullet"/>
-      </w:pPr>
-      <w:r>
-        <w:rPr>
-          <w:b/>
-        </w:rPr>
-        <w:t>Use Apple Business Manager + ADE</w:t>
-      </w:r>
-      <w:r>
-        <w:t xml:space="preserve"> for hands-off, supervised corporate-iPhone provisioning, and</w:t>
-      </w:r>
-    </w:p>
-    <w:p>
-      <w:r>
-        <w:t xml:space="preserve">  </w:t>
-      </w:r>
-      <w:r>
-        <w:rPr>
-          <w:b/>
-        </w:rPr>
-        <w:t>renew the APNs and ADE tokens</w:t>
-      </w:r>
-      <w:r>
-        <w:t xml:space="preserve"> before they expire (a lapse blocks all iOS enrollment).</w:t>
-      </w:r>
-    </w:p>
-    <w:p>
-      <w:pPr>
-        <w:pStyle w:val="Heading2"/>
-      </w:pPr>
-      <w:r>
-        <w:t>Conditional Access</w:t>
-      </w:r>
-    </w:p>
-    <w:p>
-      <w:pPr>
-        <w:pStyle w:val="ListBullet"/>
-      </w:pPr>
-      <w:r>
-        <w:rPr>
-          <w:b/>
-        </w:rPr>
-        <w:t>One policy, "require one of."</w:t>
-      </w:r>
-      <w:r>
-        <w:t xml:space="preserve"> Grant access when the request is from a </w:t>
-      </w:r>
-      <w:r>
-        <w:rPr>
-          <w:b/>
-        </w:rPr>
-        <w:t>compliant</w:t>
-      </w:r>
-      <w:r>
-        <w:t xml:space="preserve"> device</w:t>
-      </w:r>
-    </w:p>
-    <w:p>
-      <w:r>
-        <w:t xml:space="preserve">  </w:t>
-      </w:r>
-      <w:r>
-        <w:rPr>
-          <w:b/>
-        </w:rPr>
-        <w:t>or</w:t>
-      </w:r>
-      <w:r>
-        <w:t xml:space="preserve"> an </w:t>
-      </w:r>
-      <w:r>
-        <w:rPr>
-          <w:b/>
-        </w:rPr>
-        <w:t>app-protection-protected</w:t>
-      </w:r>
-      <w:r>
-        <w:t xml:space="preserve"> app — never require both, or you lock out one device type.</w:t>
-      </w:r>
-    </w:p>
-    <w:p>
-      <w:pPr>
-        <w:pStyle w:val="ListBullet"/>
-      </w:pPr>
-      <w:r>
-        <w:rPr>
-          <w:b/>
-        </w:rPr>
-        <w:t>Always start report-only.</w:t>
-      </w:r>
-      <w:r>
-        <w:t xml:space="preserve"> Read the sign-in logs for the pilot user before enforcing.</w:t>
-      </w:r>
-    </w:p>
-    <w:p>
-      <w:pPr>
-        <w:pStyle w:val="ListBullet"/>
-      </w:pPr>
-      <w:r>
-        <w:rPr>
-          <w:b/>
-        </w:rPr>
-        <w:t>Add MFA</w:t>
-      </w:r>
-      <w:r>
-        <w:t xml:space="preserve"> as part of the same access story for a complete Zero Trust posture.</w:t>
-      </w:r>
-    </w:p>
-    <w:p>
-      <w:pPr>
-        <w:pStyle w:val="Heading2"/>
-      </w:pPr>
-      <w:r>
-        <w:t>Rollout discipline</w:t>
-      </w:r>
-    </w:p>
-    <w:p>
-      <w:pPr>
-        <w:pStyle w:val="ListBullet"/>
-      </w:pPr>
-      <w:r>
-        <w:rPr>
-          <w:b/>
-        </w:rPr>
-        <w:t>Pilot one user with two real devices</w:t>
-      </w:r>
-      <w:r>
-        <w:t xml:space="preserve"> (a corporate and a personal one) — it's the only way to</w:t>
-      </w:r>
-    </w:p>
-    <w:p>
-      <w:r>
-        <w:t xml:space="preserve">  prove the single-identity experience end to end.</w:t>
-      </w:r>
-    </w:p>
-    <w:p>
-      <w:pPr>
-        <w:pStyle w:val="ListBullet"/>
-      </w:pPr>
-      <w:r>
-        <w:rPr>
-          <w:b/>
-        </w:rPr>
-        <w:t>Expand in waves</w:t>
-      </w:r>
-      <w:r>
-        <w:t xml:space="preserve">, validating each with </w:t>
+        <w:t>Test 4 — Personal iPhone gets App Protection only</w:t>
+      </w:r>
+    </w:p>
+    <w:p>
+      <w:r>
+        <w:rPr>
+          <w:b/>
+        </w:rPr>
+        <w:t>Procedure:</w:t>
+      </w:r>
+      <w:r>
+        <w:t xml:space="preserve"> On the pilot </w:t>
+      </w:r>
+      <w:r>
+        <w:rPr>
+          <w:b/>
+        </w:rPr>
+        <w:t>personal</w:t>
+      </w:r>
+      <w:r>
+        <w:t xml:space="preserve"> iPhone, sign into Outlook/Edge with the pilot account. </w:t>
+      </w:r>
+      <w:r>
+        <w:rPr>
+          <w:b/>
+        </w:rPr>
+        <w:t>Pass:</w:t>
+      </w:r>
+      <w:r>
+        <w:t xml:space="preserve"> The </w:t>
       </w:r>
       <w:r>
         <w:rPr>
           <w:rFonts w:ascii="Consolas" w:hAnsi="Consolas"/>
           <w:sz w:val="19"/>
         </w:rPr>
-        <w:t>IOSDD-Validation.ps1</w:t>
-      </w:r>
-      <w:r>
-        <w:t xml:space="preserve"> before widening.</w:t>
-      </w:r>
-    </w:p>
-    <w:p>
-      <w:pPr>
-        <w:pStyle w:val="ListBullet"/>
-      </w:pPr>
-      <w:r>
-        <w:rPr>
-          <w:b/>
-        </w:rPr>
-        <w:t>Communicate the BYOD deal to employees:</w:t>
-      </w:r>
-      <w:r>
-        <w:t xml:space="preserve"> what IT can and cannot see/do on a personal device</w:t>
-      </w:r>
-    </w:p>
-    <w:p>
-      <w:r>
-        <w:t xml:space="preserve">  under App Protection (data containment, *not* device surveillance) — clarity drives adoption.</w:t>
+        <w:t>iPhone – App Protection – BYOD – Pilot</w:t>
+      </w:r>
+      <w:r>
+        <w:t xml:space="preserve"> policy applies — </w:t>
+      </w:r>
+      <w:r>
+        <w:rPr>
+          <w:b/>
+        </w:rPr>
+        <w:t>PIN prompt</w:t>
+      </w:r>
+      <w:r>
+        <w:t xml:space="preserve">, corporate data confined to managed apps, </w:t>
+      </w:r>
+      <w:r>
+        <w:rPr>
+          <w:b/>
+        </w:rPr>
+        <w:t>Save As</w:t>
+      </w:r>
+      <w:r>
+        <w:t xml:space="preserve">/paste to personal locations blocked. The iPhone is </w:t>
+      </w:r>
+      <w:r>
+        <w:rPr>
+          <w:b/>
+        </w:rPr>
+        <w:t>not</w:t>
+      </w:r>
+      <w:r>
+        <w:t xml:space="preserve"> fully enrolled (or, if User-Enrolled, is tagged </w:t>
+      </w:r>
+      <w:r>
+        <w:rPr>
+          <w:b/>
+        </w:rPr>
+        <w:t>Personal</w:t>
+      </w:r>
+      <w:r>
+        <w:t xml:space="preserve"> and does </w:t>
+      </w:r>
+      <w:r>
+        <w:rPr>
+          <w:b/>
+        </w:rPr>
+        <w:t>not</w:t>
+      </w:r>
+      <w:r>
+        <w:t xml:space="preserve"> receive Corporate device policies). </w:t>
+      </w:r>
+      <w:r>
+        <w:rPr>
+          <w:b/>
+        </w:rPr>
+        <w:t>Fail:</w:t>
+      </w:r>
+      <w:r>
+        <w:t xml:space="preserve"> No PIN/containment → confirm the app is approved/managed and the App Protection policy is assigned to the user (Implementation §10).</w:t>
       </w:r>
     </w:p>
     <w:p>
@@ -7330,68 +5634,82 @@
         <w:pStyle w:val="Heading2"/>
       </w:pPr>
       <w:r>
-        <w:t>Operations &amp; documentation</w:t>
-      </w:r>
-    </w:p>
-    <w:p>
-      <w:pPr>
-        <w:pStyle w:val="ListBullet"/>
-      </w:pPr>
-      <w:r>
-        <w:rPr>
-          <w:b/>
-        </w:rPr>
-        <w:t>Keep a runbook</w:t>
-      </w:r>
-      <w:r>
-        <w:t xml:space="preserve"> of the pilot/production groups, the two ownership filters, the compliance and</w:t>
-      </w:r>
-    </w:p>
-    <w:p>
-      <w:r>
-        <w:t xml:space="preserve">  app-protection policies, and the Conditional Access policy — the moving parts that define the model.</w:t>
-      </w:r>
-    </w:p>
-    <w:p>
-      <w:pPr>
-        <w:pStyle w:val="ListBullet"/>
-      </w:pPr>
-      <w:r>
-        <w:rPr>
-          <w:b/>
-        </w:rPr>
-        <w:t>Report monthly</w:t>
-      </w:r>
-      <w:r>
-        <w:t xml:space="preserve"> with </w:t>
+        <w:t>Test 5 — Ownership filters route correctly</w:t>
+      </w:r>
+    </w:p>
+    <w:p>
+      <w:r>
+        <w:rPr>
+          <w:b/>
+        </w:rPr>
+        <w:t>Procedure:</w:t>
+      </w:r>
+      <w:r>
+        <w:t xml:space="preserve"> Compare policy application across the two iPhones. </w:t>
+      </w:r>
+      <w:r>
+        <w:rPr>
+          <w:b/>
+        </w:rPr>
+        <w:t>Pass:</w:t>
+      </w:r>
+      <w:r>
+        <w:t xml:space="preserve"> The </w:t>
+      </w:r>
+      <w:r>
+        <w:rPr>
+          <w:b/>
+        </w:rPr>
+        <w:t>Corporate</w:t>
+      </w:r>
+      <w:r>
+        <w:t xml:space="preserve"> iPhone receives device compliance/config and </w:t>
+      </w:r>
+      <w:r>
+        <w:rPr>
+          <w:b/>
+        </w:rPr>
+        <w:t>not</w:t>
+      </w:r>
+      <w:r>
+        <w:t xml:space="preserve"> the BYOD-only items; the </w:t>
+      </w:r>
+      <w:r>
+        <w:rPr>
+          <w:b/>
+        </w:rPr>
+        <w:t>Personal</w:t>
+      </w:r>
+      <w:r>
+        <w:t xml:space="preserve"> iPhone receives app protection and </w:t>
+      </w:r>
+      <w:r>
+        <w:rPr>
+          <w:b/>
+        </w:rPr>
+        <w:t>not</w:t>
+      </w:r>
+      <w:r>
+        <w:t xml:space="preserve"> corporate device policies. </w:t>
+      </w:r>
+      <w:r>
+        <w:rPr>
+          <w:b/>
+        </w:rPr>
+        <w:t>Fail:</w:t>
+      </w:r>
+      <w:r>
+        <w:t xml:space="preserve"> Cross-application → re-check the </w:t>
       </w:r>
       <w:r>
         <w:rPr>
           <w:rFonts w:ascii="Consolas" w:hAnsi="Consolas"/>
           <w:sz w:val="19"/>
         </w:rPr>
-        <w:t>IOSDD-DeviceReport.ps1</w:t>
-      </w:r>
-      <w:r>
-        <w:t>: device counts by ownership, users who have both</w:t>
-      </w:r>
-    </w:p>
-    <w:p>
-      <w:r>
-        <w:t xml:space="preserve">  a COD and a BYOD device, compliance, and app-protection coverage.</w:t>
-      </w:r>
-    </w:p>
-    <w:p>
-      <w:pPr>
-        <w:pStyle w:val="Heading1"/>
-      </w:pPr>
-      <w:r>
-        <w:t>8. Deliverables Summary — Dual-Device iPhone (Personal + Corporate iOS) Management with Single Sign-On</w:t>
-      </w:r>
-    </w:p>
-    <w:p>
-      <w:r>
-        <w:t>Everything included in this solution package, and what each piece is for.</w:t>
+        <w:t>deviceOwnership</w:t>
+      </w:r>
+      <w:r>
+        <w:t xml:space="preserve"> filter rules and the Include/Exclude on each assignment (Implementation §5).</w:t>
       </w:r>
     </w:p>
     <w:p>
@@ -7399,322 +5717,2002 @@
         <w:pStyle w:val="Heading2"/>
       </w:pPr>
       <w:r>
-        <w:t>Documentation (this guide)</w:t>
-      </w:r>
-    </w:p>
-    <w:p>
-      <w:pPr>
-        <w:pStyle w:val="ListBullet"/>
-      </w:pPr>
-      <w:r>
-        <w:rPr>
-          <w:b/>
-        </w:rPr>
-        <w:t>Executive Summary</w:t>
-      </w:r>
-      <w:r>
-        <w:t xml:space="preserve"> — the business case and outcome in one page.</w:t>
-      </w:r>
-    </w:p>
-    <w:p>
-      <w:pPr>
-        <w:pStyle w:val="ListBullet"/>
-      </w:pPr>
-      <w:r>
-        <w:rPr>
-          <w:b/>
-        </w:rPr>
-        <w:t>Solution Overview</w:t>
-      </w:r>
-      <w:r>
-        <w:t xml:space="preserve"> — the two ownership models, the single-identity design, management models,</w:t>
-      </w:r>
-    </w:p>
-    <w:p>
-      <w:r>
-        <w:t xml:space="preserve">  benefits, and honest limitations.</w:t>
-      </w:r>
-    </w:p>
-    <w:p>
-      <w:pPr>
-        <w:pStyle w:val="ListBullet"/>
-      </w:pPr>
-      <w:r>
-        <w:rPr>
-          <w:b/>
-        </w:rPr>
-        <w:t>Requirements Guide</w:t>
-      </w:r>
-      <w:r>
-        <w:t xml:space="preserve"> — every prerequisite (one identity, MDM+MAM licensing, Entra ID P1,</w:t>
-      </w:r>
-    </w:p>
-    <w:p>
-      <w:r>
-        <w:t xml:space="preserve">  enrollment restrictions, corporate tagging, Company Portal, App Protection, compliance, ownership   filters, network) with how to </w:t>
-      </w:r>
-      <w:r>
-        <w:rPr>
-          <w:b/>
-        </w:rPr>
-        <w:t>verify</w:t>
-      </w:r>
-      <w:r>
-        <w:t xml:space="preserve"> and how to </w:t>
-      </w:r>
-      <w:r>
-        <w:rPr>
-          <w:b/>
-        </w:rPr>
-        <w:t>implement if missing</w:t>
-      </w:r>
-      <w:r>
-        <w:t>, plus the category-level   Global Requirements.</w:t>
-      </w:r>
-    </w:p>
-    <w:p>
-      <w:pPr>
-        <w:pStyle w:val="ListBullet"/>
-      </w:pPr>
-      <w:r>
-        <w:rPr>
-          <w:b/>
-        </w:rPr>
-        <w:t>Implementation Guide</w:t>
-      </w:r>
-      <w:r>
-        <w:t xml:space="preserve"> — exact, ordered, click-by-click steps across seven phases: identity, Apple</w:t>
-      </w:r>
-    </w:p>
-    <w:p>
-      <w:r>
-        <w:t xml:space="preserve">  connection &amp; enrollment baseline, ownership-based targeting, corporate-iPhone supervised ADE full-MDM,   personal-iPhone App Protection, single sign-on across both iPhones, unifying access with Conditional   Access, then pilot/validate/expand.</w:t>
-      </w:r>
-    </w:p>
-    <w:p>
-      <w:pPr>
-        <w:pStyle w:val="ListBullet"/>
-      </w:pPr>
-      <w:r>
-        <w:rPr>
-          <w:b/>
-        </w:rPr>
-        <w:t>Testing &amp; Validation</w:t>
-      </w:r>
-      <w:r>
-        <w:t xml:space="preserve"> — eight tests with explicit pass/fail gates and an acceptance gate, proving</w:t>
-      </w:r>
-    </w:p>
-    <w:p>
-      <w:r>
-        <w:t xml:space="preserve">  one account works on both a corporate and a personal device.</w:t>
-      </w:r>
-    </w:p>
-    <w:p>
-      <w:pPr>
-        <w:pStyle w:val="ListBullet"/>
-      </w:pPr>
-      <w:r>
-        <w:rPr>
-          <w:b/>
-        </w:rPr>
-        <w:t>Troubleshooting</w:t>
-      </w:r>
-      <w:r>
-        <w:t xml:space="preserve"> — top-down diagnosis for identity, ownership, targeting, and access failures.</w:t>
-      </w:r>
-    </w:p>
-    <w:p>
-      <w:pPr>
-        <w:pStyle w:val="ListBullet"/>
-      </w:pPr>
-      <w:r>
-        <w:rPr>
-          <w:b/>
-        </w:rPr>
-        <w:t>Best Practices</w:t>
-      </w:r>
-      <w:r>
-        <w:t xml:space="preserve"> — the assign-to-user/scope-by-filter model, ownership hygiene, BYOD data</w:t>
-      </w:r>
-    </w:p>
-    <w:p>
-      <w:r>
-        <w:t xml:space="preserve">  protection, COD management, Conditional Access, and rollout discipline.</w:t>
-      </w:r>
-    </w:p>
-    <w:p>
-      <w:pPr>
-        <w:pStyle w:val="Heading2"/>
-      </w:pPr>
-      <w:r>
-        <w:t>PowerShell scripts (Microsoft Graph) — `IOSDD-Scripts.zip`</w:t>
-      </w:r>
-    </w:p>
-    <w:p>
-      <w:r>
-        <w:t xml:space="preserve">All scripts are tenant-side (run from an admin workstation with the Microsoft Graph PowerShell SDK); each has a header explaining </w:t>
-      </w:r>
-      <w:r>
-        <w:rPr>
-          <w:b/>
-        </w:rPr>
-        <w:t>Purpose · How to run · Expected results</w:t>
-      </w:r>
-      <w:r>
-        <w:t>.</w:t>
-      </w:r>
-    </w:p>
-    <w:p>
-      <w:pPr>
-        <w:pStyle w:val="ListNumber"/>
-      </w:pPr>
-      <w:r>
-        <w:rPr>
-          <w:b/>
-        </w:rPr>
-        <w:t>`IOSDD-Discovery.ps1`</w:t>
-      </w:r>
-      <w:r>
-        <w:t xml:space="preserve"> — tenant readiness: enrollment restrictions (personal allowed?),</w:t>
-      </w:r>
-    </w:p>
-    <w:p>
-      <w:r>
-        <w:t xml:space="preserve">   compliance policies, App Protection policies, Corporate/Personal device filters, Company Portal,    and Conditional Access presence.</w:t>
-      </w:r>
-    </w:p>
-    <w:p>
-      <w:pPr>
-        <w:pStyle w:val="ListNumber"/>
-      </w:pPr>
-      <w:r>
-        <w:rPr>
-          <w:b/>
-        </w:rPr>
-        <w:t>`IOSDD-Validation.ps1`</w:t>
-      </w:r>
-      <w:r>
-        <w:t xml:space="preserve"> — for a given user, confirms a single identity owns both a </w:t>
-      </w:r>
-      <w:r>
-        <w:rPr>
-          <w:b/>
-        </w:rPr>
-        <w:t>Corporate</w:t>
-      </w:r>
-    </w:p>
-    <w:p>
-      <w:r>
-        <w:t xml:space="preserve">   device (compliant) and a </w:t>
-      </w:r>
-      <w:r>
-        <w:rPr>
-          <w:b/>
-        </w:rPr>
-        <w:t>Personal</w:t>
-      </w:r>
-      <w:r>
-        <w:t xml:space="preserve"> device (app protection applied), with a PASS/FAIL summary.</w:t>
-      </w:r>
-    </w:p>
-    <w:p>
-      <w:pPr>
-        <w:pStyle w:val="ListNumber"/>
-      </w:pPr>
-      <w:r>
-        <w:rPr>
-          <w:b/>
-        </w:rPr>
-        <w:t>`IOSDD-DeviceReport.ps1`</w:t>
-      </w:r>
-      <w:r>
-        <w:t xml:space="preserve"> — tenant-wide CSV: devices by </w:t>
-      </w:r>
-      <w:r>
-        <w:rPr>
-          <w:b/>
-        </w:rPr>
-        <w:t>ownership</w:t>
-      </w:r>
-      <w:r>
-        <w:t>, platform, enrollment</w:t>
-      </w:r>
-    </w:p>
-    <w:p>
-      <w:r>
-        <w:t xml:space="preserve">   type, compliance, and primary user — plus a list of users who have </w:t>
-      </w:r>
-      <w:r>
-        <w:rPr>
-          <w:b/>
-        </w:rPr>
-        <w:t>both</w:t>
-      </w:r>
-      <w:r>
-        <w:t xml:space="preserve"> a COD and a BYOD device.</w:t>
-      </w:r>
-    </w:p>
-    <w:p>
-      <w:pPr>
-        <w:pStyle w:val="ListNumber"/>
-      </w:pPr>
-      <w:r>
-        <w:rPr>
-          <w:b/>
-        </w:rPr>
-        <w:t>`IOSDD-Remediation.ps1`</w:t>
-      </w:r>
-      <w:r>
-        <w:t xml:space="preserve"> — safe remediation: set device </w:t>
-      </w:r>
-      <w:r>
-        <w:rPr>
-          <w:b/>
-        </w:rPr>
-        <w:t>ownership</w:t>
-      </w:r>
-      <w:r>
-        <w:t>, re-assign policies to the</w:t>
-      </w:r>
-    </w:p>
-    <w:p>
-      <w:r>
-        <w:t xml:space="preserve">   target group, and flag enrollment-restriction/filter misconfigurations. Read-only by default;    changes require an explicit confirmation switch.</w:t>
-      </w:r>
-    </w:p>
-    <w:p>
-      <w:pPr>
-        <w:pStyle w:val="ListNumber"/>
-      </w:pPr>
-      <w:r>
-        <w:rPr>
-          <w:b/>
-        </w:rPr>
-        <w:t>`IOSDD-Set-OwnershipBasedTargeting.ps1`</w:t>
-      </w:r>
-      <w:r>
-        <w:t xml:space="preserve"> — creates the </w:t>
-      </w:r>
-      <w:r>
-        <w:rPr>
-          <w:b/>
-        </w:rPr>
-        <w:t>`iPhone – Corporate`</w:t>
-      </w:r>
-      <w:r>
-        <w:t xml:space="preserve"> and **`iPhone –</w:t>
-      </w:r>
-    </w:p>
-    <w:p>
-      <w:r>
-        <w:t xml:space="preserve">   Personal</w:t>
+        <w:t>Test 6 — Single sign-on across both iPhones</w:t>
+      </w:r>
+    </w:p>
+    <w:p>
+      <w:r>
+        <w:rPr>
+          <w:b/>
+        </w:rPr>
+        <w:t>Procedure:</w:t>
+      </w:r>
+      <w:r>
+        <w:t xml:space="preserve"> On the </w:t>
+      </w:r>
+      <w:r>
+        <w:rPr>
+          <w:b/>
+        </w:rPr>
+        <w:t>corporate</w:t>
+      </w:r>
+      <w:r>
+        <w:t xml:space="preserve"> iPhone, open a Microsoft 365 web app in </w:t>
+      </w:r>
+      <w:r>
+        <w:rPr>
+          <w:b/>
+        </w:rPr>
+        <w:t>Safari</w:t>
+      </w:r>
+      <w:r>
+        <w:t xml:space="preserve">; on the </w:t>
+      </w:r>
+      <w:r>
+        <w:rPr>
+          <w:b/>
+        </w:rPr>
+        <w:t>personal</w:t>
+      </w:r>
+      <w:r>
+        <w:t xml:space="preserve"> iPhone, after the first managed-app sign-in, open a second approved app (e.g. Teams). </w:t>
+      </w:r>
+      <w:r>
+        <w:rPr>
+          <w:b/>
+        </w:rPr>
+        <w:t>Pass:</w:t>
+      </w:r>
+      <w:r>
+        <w:t xml:space="preserve"> The corporate iPhone gets </w:t>
+      </w:r>
+      <w:r>
+        <w:rPr>
+          <w:b/>
+        </w:rPr>
+        <w:t>silent SSO</w:t>
+      </w:r>
+      <w:r>
+        <w:t xml:space="preserve"> (no password prompt — the iOS Enterprise SSO extension at work); the personal iPhone's second app opens </w:t>
+      </w:r>
+      <w:r>
+        <w:rPr>
+          <w:b/>
+        </w:rPr>
+        <w:t>without</w:t>
+      </w:r>
+      <w:r>
+        <w:t xml:space="preserve"> a fresh password (the Authenticator broker at work) — one account, silent SSO on both. </w:t>
+      </w:r>
+      <w:r>
+        <w:rPr>
+          <w:b/>
+        </w:rPr>
+        <w:t>Fail:</w:t>
+      </w:r>
+      <w:r>
+        <w:t xml:space="preserve"> Repeated prompts → confirm Microsoft Authenticator is installed on both iPhones and the </w:t>
       </w:r>
       <w:r>
         <w:rPr>
           <w:rFonts w:ascii="Consolas" w:hAnsi="Consolas"/>
           <w:sz w:val="19"/>
         </w:rPr>
+        <w:t>iPhone – Enterprise SSO – COD – Pilot</w:t>
+      </w:r>
+      <w:r>
+        <w:t xml:space="preserve"> profile is applied to the corporate iPhone (Implementation §§12–13).</w:t>
+      </w:r>
+    </w:p>
+    <w:p>
+      <w:pPr>
+        <w:pStyle w:val="Heading2"/>
+      </w:pPr>
+      <w:r>
+        <w:t>Test 7 — One account reaches work from both iPhones</w:t>
+      </w:r>
+    </w:p>
+    <w:p>
+      <w:r>
+        <w:rPr>
+          <w:b/>
+        </w:rPr>
+        <w:t>Procedure:</w:t>
+      </w:r>
+      <w:r>
+        <w:t xml:space="preserve"> With Conditional Access </w:t>
+      </w:r>
+      <w:r>
+        <w:rPr>
+          <w:b/>
+        </w:rPr>
+        <w:t>report-only</w:t>
+      </w:r>
+      <w:r>
+        <w:t xml:space="preserve">, access a corporate web app from the corporate iPhone and a managed app from the personal iPhone, signed in as the same user. </w:t>
+      </w:r>
+      <w:r>
+        <w:rPr>
+          <w:b/>
+        </w:rPr>
+        <w:t>Pass:</w:t>
+      </w:r>
+      <w:r>
+        <w:t xml:space="preserve"> Both succeed — the corporate iPhone satisfies </w:t>
+      </w:r>
+      <w:r>
+        <w:rPr>
+          <w:b/>
+        </w:rPr>
+        <w:t>compliant device</w:t>
+      </w:r>
+      <w:r>
+        <w:t xml:space="preserve">; the personal iPhone satisfies </w:t>
+      </w:r>
+      <w:r>
+        <w:rPr>
+          <w:b/>
+        </w:rPr>
+        <w:t>app protection policy</w:t>
+      </w:r>
+      <w:r>
+        <w:t xml:space="preserve"> — under the </w:t>
+      </w:r>
+      <w:r>
+        <w:rPr>
+          <w:b/>
+        </w:rPr>
+        <w:t>single</w:t>
+      </w:r>
+      <w:r>
+        <w:t xml:space="preserve"> CA policy. </w:t>
+      </w:r>
+      <w:r>
+        <w:rPr>
+          <w:b/>
+        </w:rPr>
+        <w:t>Fail:</w:t>
+      </w:r>
+      <w:r>
+        <w:t xml:space="preserve"> One path blocked → review CA grant controls ("require one of"), compliance state, and app protection assignment (Implementation §15).</w:t>
+      </w:r>
+    </w:p>
+    <w:p>
+      <w:pPr>
+        <w:pStyle w:val="Heading2"/>
+      </w:pPr>
+      <w:r>
+        <w:t>Test 8 — Unmanaged path is blocked (data protection holds)</w:t>
+      </w:r>
+    </w:p>
+    <w:p>
+      <w:r>
+        <w:rPr>
+          <w:b/>
+        </w:rPr>
+        <w:t>Procedure:</w:t>
+      </w:r>
+      <w:r>
+        <w:t xml:space="preserve"> On the personal iPhone, try to open corporate mail in the </w:t>
+      </w:r>
+      <w:r>
+        <w:rPr>
+          <w:b/>
+        </w:rPr>
+        <w:t>built-in</w:t>
+      </w:r>
+      <w:r>
+        <w:t xml:space="preserve"> (unmanaged) Mail app or paste corporate data into a personal app. </w:t>
+      </w:r>
+      <w:r>
+        <w:rPr>
+          <w:b/>
+        </w:rPr>
+        <w:t>Pass:</w:t>
+      </w:r>
+      <w:r>
+        <w:t xml:space="preserve"> Corporate data is </w:t>
+      </w:r>
+      <w:r>
+        <w:rPr>
+          <w:b/>
+        </w:rPr>
+        <w:t>not</w:t>
+      </w:r>
+      <w:r>
+        <w:t xml:space="preserve"> accessible in unmanaged apps; paste/Save-As to personal locations is blocked. </w:t>
+      </w:r>
+      <w:r>
+        <w:rPr>
+          <w:b/>
+        </w:rPr>
+        <w:t>Fail:</w:t>
+      </w:r>
+      <w:r>
+        <w:t xml:space="preserve"> Corporate data leaks to unmanaged apps → tighten App Protection data-relocation settings.</w:t>
+      </w:r>
+    </w:p>
+    <w:p>
+      <w:pPr>
+        <w:pStyle w:val="Heading2"/>
+      </w:pPr>
+      <w:r>
+        <w:t>Test 9 — Compliance &amp; enforcement</w:t>
+      </w:r>
+    </w:p>
+    <w:p>
+      <w:r>
+        <w:rPr>
+          <w:b/>
+        </w:rPr>
+        <w:t>Procedure:</w:t>
+      </w:r>
+      <w:r>
+        <w:t xml:space="preserve"> Review compliance for the corporate iPhone and the report-only CA results for the user. </w:t>
+      </w:r>
+      <w:r>
+        <w:rPr>
+          <w:b/>
+        </w:rPr>
+        <w:t>Pass:</w:t>
+      </w:r>
+      <w:r>
+        <w:t xml:space="preserve"> Corporate iPhone </w:t>
+      </w:r>
+      <w:r>
+        <w:rPr>
+          <w:b/>
+        </w:rPr>
+        <w:t>Compliant</w:t>
+      </w:r>
+      <w:r>
+        <w:t xml:space="preserve">; CA evaluates the user correctly from both iPhones. </w:t>
+      </w:r>
+      <w:r>
+        <w:rPr>
+          <w:b/>
+        </w:rPr>
+        <w:t>Fail:</w:t>
+      </w:r>
+      <w:r>
+        <w:t xml:space="preserve"> Non-compliant or CA misfires → review the compliance policy and CA conditions.</w:t>
+      </w:r>
+    </w:p>
+    <w:p>
+      <w:pPr>
+        <w:pStyle w:val="Heading2"/>
+      </w:pPr>
+      <w:r>
+        <w:t>Acceptance gate</w:t>
+      </w:r>
+    </w:p>
+    <w:p>
+      <w:r>
+        <w:t xml:space="preserve">Proceed to </w:t>
+      </w:r>
+      <w:r>
+        <w:rPr>
+          <w:b/>
+        </w:rPr>
+        <w:t>Expand</w:t>
+      </w:r>
+      <w:r>
+        <w:t xml:space="preserve"> only when Tests 1–9 pass for a pilot user who has </w:t>
+      </w:r>
+      <w:r>
+        <w:rPr>
+          <w:b/>
+        </w:rPr>
+        <w:t>both</w:t>
+      </w:r>
+      <w:r>
+        <w:t xml:space="preserve"> a corporate and a personal iPhone signed in with the </w:t>
+      </w:r>
+      <w:r>
+        <w:rPr>
+          <w:b/>
+        </w:rPr>
+        <w:t>same account</w:t>
+      </w:r>
+      <w:r>
+        <w:t>, single sign-on works on both (Test 6), and the data-protection checks (Test 8) hold.</w:t>
+      </w:r>
+    </w:p>
+    <w:p>
+      <w:pPr>
+        <w:pStyle w:val="Heading1"/>
+      </w:pPr>
+      <w:r>
+        <w:t>6. Troubleshooting — Dual-Device iPhone (Personal + Corporate iOS) Management with Single Sign-On</w:t>
+      </w:r>
+    </w:p>
+    <w:p>
+      <w:r>
+        <w:t xml:space="preserve">Work top-down: confirm the </w:t>
+      </w:r>
+      <w:r>
+        <w:rPr>
+          <w:b/>
+        </w:rPr>
+        <w:t>identity</w:t>
+      </w:r>
+      <w:r>
+        <w:t xml:space="preserve"> (one account), then </w:t>
+      </w:r>
+      <w:r>
+        <w:rPr>
+          <w:b/>
+        </w:rPr>
+        <w:t>ownership</w:t>
+      </w:r>
+      <w:r>
+        <w:t xml:space="preserve"> (Corporate vs Personal), then </w:t>
+      </w:r>
+      <w:r>
+        <w:rPr>
+          <w:b/>
+        </w:rPr>
+        <w:t>targeting</w:t>
+      </w:r>
+      <w:r>
+        <w:t xml:space="preserve"> (filters/assignments), then </w:t>
+      </w:r>
+      <w:r>
+        <w:rPr>
+          <w:b/>
+        </w:rPr>
+        <w:t>SSO</w:t>
+      </w:r>
+      <w:r>
+        <w:t xml:space="preserve">, then </w:t>
+      </w:r>
+      <w:r>
+        <w:rPr>
+          <w:b/>
+        </w:rPr>
+        <w:t>access</w:t>
+      </w:r>
+      <w:r>
+        <w:t xml:space="preserve"> (Conditional Access). Most issues are an iPhone tagged with the wrong ownership, a missing filter on an assignment, a BYOD user not using a managed app, or Microsoft Authenticator not installed.</w:t>
+      </w:r>
+    </w:p>
+    <w:p>
+      <w:pPr>
+        <w:pStyle w:val="Heading2"/>
+      </w:pPr>
+      <w:r>
+        <w:t>A user's two iPhones show under different accounts</w:t>
+      </w:r>
+    </w:p>
+    <w:p>
+      <w:pPr>
+        <w:pStyle w:val="ListBullet"/>
+      </w:pPr>
+      <w:r>
+        <w:rPr>
+          <w:b/>
+        </w:rPr>
+        <w:t>Duplicate identities.</w:t>
+      </w:r>
+      <w:r>
+        <w:t xml:space="preserve"> Consolidate to one Entra account; the user must sign in with the same UPN</w:t>
+      </w:r>
+    </w:p>
+    <w:p>
+      <w:r>
+        <w:t xml:space="preserve">  on both iPhones (Requirements R1). Re-enroll/re-register the stray iPhone under the correct account.</w:t>
+      </w:r>
+    </w:p>
+    <w:p>
+      <w:pPr>
+        <w:pStyle w:val="Heading2"/>
+      </w:pPr>
+      <w:r>
+        <w:t>A corporate iPhone is tagged Personal (or vice-versa)</w:t>
+      </w:r>
+    </w:p>
+    <w:p>
+      <w:pPr>
+        <w:pStyle w:val="ListBullet"/>
+      </w:pPr>
+      <w:r>
+        <w:rPr>
+          <w:b/>
+        </w:rPr>
+        <w:t>Wrong ownership.</w:t>
+      </w:r>
+      <w:r>
+        <w:t xml:space="preserve"> Intune → </w:t>
+      </w:r>
+      <w:r>
+        <w:rPr>
+          <w:b/>
+        </w:rPr>
+        <w:t>Devices → (device) → Properties → Device ownership</w:t>
+      </w:r>
+      <w:r>
+        <w:t xml:space="preserve"> → set</w:t>
+      </w:r>
+    </w:p>
+    <w:p>
+      <w:r>
+        <w:t xml:space="preserve">  </w:t>
+      </w:r>
+      <w:r>
+        <w:rPr>
+          <w:b/>
+        </w:rPr>
+        <w:t>Corporate</w:t>
+      </w:r>
+      <w:r>
+        <w:t>/</w:t>
+      </w:r>
+      <w:r>
+        <w:rPr>
+          <w:b/>
+        </w:rPr>
+        <w:t>Personal</w:t>
+      </w:r>
+      <w:r>
+        <w:t xml:space="preserve">. For the corporate iPhone, enroll it via </w:t>
+      </w:r>
+      <w:r>
+        <w:rPr>
+          <w:b/>
+        </w:rPr>
+        <w:t>ABM + ADE</w:t>
+      </w:r>
+      <w:r>
+        <w:t xml:space="preserve"> so it tags   Corporate (and supervised) automatically (R5/R12).</w:t>
+      </w:r>
+    </w:p>
+    <w:p>
+      <w:pPr>
+        <w:pStyle w:val="ListBullet"/>
+      </w:pPr>
+      <w:r>
+        <w:t>After fixing, the iPhone picks up the correct filtered policies on next sync.</w:t>
+      </w:r>
+    </w:p>
+    <w:p>
+      <w:pPr>
+        <w:pStyle w:val="Heading2"/>
+      </w:pPr>
+      <w:r>
+        <w:t>Corporate policies are not applying to the corporate iPhone</w:t>
+      </w:r>
+    </w:p>
+    <w:p>
+      <w:pPr>
+        <w:pStyle w:val="ListBullet"/>
+      </w:pPr>
+      <w:r>
+        <w:rPr>
+          <w:b/>
+        </w:rPr>
+        <w:t>Filter mismatch.</w:t>
+      </w:r>
+      <w:r>
+        <w:t xml:space="preserve"> The compliance/config assignment must </w:t>
+      </w:r>
+      <w:r>
+        <w:rPr>
+          <w:b/>
+        </w:rPr>
+        <w:t>Include</w:t>
+      </w:r>
+      <w:r>
+        <w:t xml:space="preserve"> the </w:t>
+      </w:r>
+      <w:r>
+        <w:rPr>
+          <w:rFonts w:ascii="Consolas" w:hAnsi="Consolas"/>
+          <w:sz w:val="19"/>
+        </w:rPr>
+        <w:t>iPhone – Corporate</w:t>
+      </w:r>
+    </w:p>
+    <w:p>
+      <w:r>
+        <w:t xml:space="preserve">  filter and target the </w:t>
+      </w:r>
+      <w:r>
+        <w:rPr>
+          <w:b/>
+        </w:rPr>
+        <w:t>user</w:t>
+      </w:r>
+      <w:r>
+        <w:t xml:space="preserve"> group (Implementation §§8–9). Verify the filter rule is   </w:t>
+      </w:r>
+      <w:r>
+        <w:rPr>
+          <w:rFonts w:ascii="Consolas" w:hAnsi="Consolas"/>
+          <w:sz w:val="19"/>
+        </w:rPr>
+        <w:t>(device.deviceOwnership -eq "Corporate")</w:t>
+      </w:r>
+      <w:r>
+        <w:t>.</w:t>
+      </w:r>
+    </w:p>
+    <w:p>
+      <w:pPr>
+        <w:pStyle w:val="ListBullet"/>
+      </w:pPr>
+      <w:r>
+        <w:rPr>
+          <w:b/>
+        </w:rPr>
+        <w:t>Device not compliant/enrolled.</w:t>
+      </w:r>
+      <w:r>
+        <w:t xml:space="preserve"> Confirm the iPhone is enrolled (supervised, ADE) and checking in.</w:t>
+      </w:r>
+    </w:p>
+    <w:p>
+      <w:pPr>
+        <w:pStyle w:val="Heading2"/>
+      </w:pPr>
+      <w:r>
+        <w:t>App Protection isn't applying to the personal iPhone</w:t>
+      </w:r>
+    </w:p>
+    <w:p>
+      <w:pPr>
+        <w:pStyle w:val="ListBullet"/>
+      </w:pPr>
+      <w:r>
+        <w:rPr>
+          <w:b/>
+        </w:rPr>
+        <w:t>User not in scope.</w:t>
+      </w:r>
+      <w:r>
+        <w:t xml:space="preserve"> App Protection assigns to the </w:t>
+      </w:r>
+      <w:r>
+        <w:rPr>
+          <w:b/>
+        </w:rPr>
+        <w:t>user</w:t>
+      </w:r>
+      <w:r>
+        <w:t xml:space="preserve"> group — confirm the pilot user is a</w:t>
+      </w:r>
+    </w:p>
+    <w:p>
+      <w:r>
+        <w:t xml:space="preserve">  member (Implementation §10).</w:t>
+      </w:r>
+    </w:p>
+    <w:p>
+      <w:pPr>
+        <w:pStyle w:val="ListBullet"/>
+      </w:pPr>
+      <w:r>
+        <w:rPr>
+          <w:b/>
+        </w:rPr>
+        <w:t>App not managed/approved.</w:t>
+      </w:r>
+      <w:r>
+        <w:t xml:space="preserve"> The user must use an </w:t>
+      </w:r>
+      <w:r>
+        <w:rPr>
+          <w:b/>
+        </w:rPr>
+        <w:t>approved managed app</w:t>
+      </w:r>
+      <w:r>
+        <w:t xml:space="preserve"> (Outlook, Edge, Teams).</w:t>
+      </w:r>
+    </w:p>
+    <w:p>
+      <w:r>
+        <w:t xml:space="preserve">  The built-in Mail/Safari apps are intentionally excluded.</w:t>
+      </w:r>
+    </w:p>
+    <w:p>
+      <w:pPr>
+        <w:pStyle w:val="ListBullet"/>
+      </w:pPr>
+      <w:r>
+        <w:rPr>
+          <w:b/>
+        </w:rPr>
+        <w:t>No Intune/MAM license</w:t>
+      </w:r>
+      <w:r>
+        <w:t xml:space="preserve"> on the user (R2).</w:t>
+      </w:r>
+    </w:p>
+    <w:p>
+      <w:pPr>
+        <w:pStyle w:val="ListBullet"/>
+      </w:pPr>
+      <w:r>
+        <w:t xml:space="preserve">App Protection applies on </w:t>
+      </w:r>
+      <w:r>
+        <w:rPr>
+          <w:b/>
+        </w:rPr>
+        <w:t>next app launch / token refresh</w:t>
+      </w:r>
+      <w:r>
+        <w:t xml:space="preserve"> — close and reopen the managed app.</w:t>
+      </w:r>
+    </w:p>
+    <w:p>
+      <w:pPr>
+        <w:pStyle w:val="Heading2"/>
+      </w:pPr>
+      <w:r>
+        <w:t>Personal iPhone user can't access corporate mail/data</w:t>
+      </w:r>
+    </w:p>
+    <w:p>
+      <w:pPr>
+        <w:pStyle w:val="ListBullet"/>
+      </w:pPr>
+      <w:r>
+        <w:rPr>
+          <w:b/>
+        </w:rPr>
+        <w:t>By design in an unmanaged app.</w:t>
+      </w:r>
+      <w:r>
+        <w:t xml:space="preserve"> They must use the managed app (e.g. Outlook), not the built-in</w:t>
+      </w:r>
+    </w:p>
+    <w:p>
+      <w:r>
+        <w:t xml:space="preserve">  one. Deploy and direct them to the approved apps (Implementation §11).</w:t>
+      </w:r>
+    </w:p>
+    <w:p>
+      <w:pPr>
+        <w:pStyle w:val="ListBullet"/>
+      </w:pPr>
+      <w:r>
+        <w:rPr>
+          <w:b/>
+        </w:rPr>
+        <w:t>Conditional Access blocking.</w:t>
+      </w:r>
+      <w:r>
+        <w:t xml:space="preserve"> If CA requires app protection, accessing from a non-managed app is</w:t>
+      </w:r>
+    </w:p>
+    <w:p>
+      <w:r>
+        <w:t xml:space="preserve">  blocked — expected. Check Entra → </w:t>
+      </w:r>
+      <w:r>
+        <w:rPr>
+          <w:b/>
+        </w:rPr>
+        <w:t>Sign-in logs</w:t>
+      </w:r>
+      <w:r>
+        <w:t xml:space="preserve"> for the CA result.</w:t>
+      </w:r>
+    </w:p>
+    <w:p>
+      <w:pPr>
+        <w:pStyle w:val="Heading2"/>
+      </w:pPr>
+      <w:r>
+        <w:t>Single sign-on keeps prompting for a password</w:t>
+      </w:r>
+    </w:p>
+    <w:p>
+      <w:pPr>
+        <w:pStyle w:val="ListBullet"/>
+      </w:pPr>
+      <w:r>
+        <w:rPr>
+          <w:b/>
+        </w:rPr>
+        <w:t>Authenticator missing.</w:t>
+      </w:r>
+      <w:r>
+        <w:t xml:space="preserve"> Microsoft Authenticator is the iOS identity broker — it must be installed</w:t>
+      </w:r>
+    </w:p>
+    <w:p>
+      <w:r>
+        <w:t xml:space="preserve">  on </w:t>
+      </w:r>
+      <w:r>
+        <w:rPr>
+          <w:b/>
+        </w:rPr>
+        <w:t>both</w:t>
+      </w:r>
+      <w:r>
+        <w:t xml:space="preserve"> iPhones (R6). On the personal iPhone, sign into one managed app first to register it.</w:t>
+      </w:r>
+    </w:p>
+    <w:p>
+      <w:pPr>
+        <w:pStyle w:val="ListBullet"/>
+      </w:pPr>
+      <w:r>
+        <w:rPr>
+          <w:b/>
+        </w:rPr>
+        <w:t>Enterprise SSO extension not applied.</w:t>
+      </w:r>
+      <w:r>
+        <w:t xml:space="preserve"> On the corporate iPhone, confirm the</w:t>
+      </w:r>
+    </w:p>
+    <w:p>
+      <w:r>
+        <w:t xml:space="preserve">  </w:t>
+      </w:r>
+      <w:r>
+        <w:rPr>
+          <w:rFonts w:ascii="Consolas" w:hAnsi="Consolas"/>
+          <w:sz w:val="19"/>
+        </w:rPr>
+        <w:t>iPhone – Enterprise SSO – COD – Pilot</w:t>
+      </w:r>
+      <w:r>
+        <w:t xml:space="preserve"> profile shows </w:t>
+      </w:r>
+      <w:r>
+        <w:rPr>
+          <w:b/>
+        </w:rPr>
+        <w:t>Succeeded</w:t>
+      </w:r>
+      <w:r>
+        <w:t xml:space="preserve"> (Intune → Devices → (device) →   Device configuration) and that Safari/the target app's bundle ID is listed (Implementation §12).</w:t>
+      </w:r>
+    </w:p>
+    <w:p>
+      <w:pPr>
+        <w:pStyle w:val="ListBullet"/>
+      </w:pPr>
+      <w:r>
+        <w:rPr>
+          <w:b/>
+        </w:rPr>
+        <w:t>App not Entra-integrated.</w:t>
+      </w:r>
+      <w:r>
+        <w:t xml:space="preserve"> Silent SSO applies to Entra-integrated apps; a non-Entra app will</w:t>
+      </w:r>
+    </w:p>
+    <w:p>
+      <w:r>
+        <w:t xml:space="preserve">  still prompt.</w:t>
+      </w:r>
+    </w:p>
+    <w:p>
+      <w:pPr>
+        <w:pStyle w:val="Heading2"/>
+      </w:pPr>
+      <w:r>
+        <w:t>One account works on the corporate iPhone but not the personal one (or vice-versa)</w:t>
+      </w:r>
+    </w:p>
+    <w:p>
+      <w:pPr>
+        <w:pStyle w:val="ListBullet"/>
+      </w:pPr>
+      <w:r>
+        <w:rPr>
+          <w:b/>
+        </w:rPr>
+        <w:t>CA grant too strict.</w:t>
+      </w:r>
+      <w:r>
+        <w:t xml:space="preserve"> The Conditional Access policy must </w:t>
+      </w:r>
+      <w:r>
+        <w:rPr>
+          <w:b/>
+        </w:rPr>
+        <w:t>require *one of</w:t>
+      </w:r>
+      <w:r>
+        <w:t>* compliant device</w:t>
+      </w:r>
+    </w:p>
+    <w:p>
+      <w:r>
+        <w:t xml:space="preserve">  </w:t>
+      </w:r>
+      <w:r>
+        <w:rPr>
+          <w:b/>
+        </w:rPr>
+        <w:t>or</w:t>
+      </w:r>
+      <w:r>
+        <w:t xml:space="preserve"> app protection — not </w:t>
+      </w:r>
+      <w:r>
+        <w:rPr>
+          <w:b/>
+        </w:rPr>
+        <w:t>both</w:t>
+      </w:r>
+      <w:r>
+        <w:t xml:space="preserve"> (Implementation §15). "Require all" blocks one of the two paths.</w:t>
+      </w:r>
+    </w:p>
+    <w:p>
+      <w:pPr>
+        <w:pStyle w:val="ListBullet"/>
+      </w:pPr>
+      <w:r>
+        <w:rPr>
+          <w:b/>
+        </w:rPr>
+        <w:t>App protection not yet registered</w:t>
+      </w:r>
+      <w:r>
+        <w:t xml:space="preserve"> on the personal iPhone — open a managed app and complete the</w:t>
+      </w:r>
+    </w:p>
+    <w:p>
+      <w:r>
+        <w:t xml:space="preserve">  PIN setup.</w:t>
+      </w:r>
+    </w:p>
+    <w:p>
+      <w:pPr>
+        <w:pStyle w:val="Heading2"/>
+      </w:pPr>
+      <w:r>
+        <w:t>Personal iPhone received corporate **device** policies (over-management)</w:t>
+      </w:r>
+    </w:p>
+    <w:p>
+      <w:pPr>
+        <w:pStyle w:val="ListBullet"/>
+      </w:pPr>
+      <w:r>
+        <w:t xml:space="preserve">The personal iPhone was </w:t>
+      </w:r>
+      <w:r>
+        <w:rPr>
+          <w:b/>
+        </w:rPr>
+        <w:t>fully enrolled</w:t>
+      </w:r>
+      <w:r>
+        <w:t xml:space="preserve"> and/or tagged </w:t>
+      </w:r>
+      <w:r>
+        <w:rPr>
+          <w:b/>
+        </w:rPr>
+        <w:t>Corporate</w:t>
+      </w:r>
+      <w:r>
+        <w:t>. Confirm enrollment</w:t>
+      </w:r>
+    </w:p>
+    <w:p>
+      <w:r>
+        <w:t xml:space="preserve">  restrictions and ownership (R4–R5); for BYOD, prefer </w:t>
+      </w:r>
+      <w:r>
+        <w:rPr>
+          <w:b/>
+        </w:rPr>
+        <w:t>App Protection without enrollment</w:t>
+      </w:r>
+      <w:r>
+        <w:t xml:space="preserve">. If   Account-Driven User Enrollment is intended, ensure it's tagged </w:t>
+      </w:r>
+      <w:r>
+        <w:rPr>
+          <w:b/>
+        </w:rPr>
+        <w:t>Personal</w:t>
+      </w:r>
+      <w:r>
+        <w:t xml:space="preserve"> so the </w:t>
+      </w:r>
+      <w:r>
+        <w:rPr>
+          <w:rFonts w:ascii="Consolas" w:hAnsi="Consolas"/>
+          <w:sz w:val="19"/>
+        </w:rPr>
+        <w:t>iPhone – Personal</w:t>
+      </w:r>
+      <w:r>
+        <w:t xml:space="preserve">   filter excludes corporate policies.</w:t>
+      </w:r>
+    </w:p>
+    <w:p>
+      <w:pPr>
+        <w:pStyle w:val="Heading2"/>
+      </w:pPr>
+      <w:r>
+        <w:t>Corporate iPhone won't enroll via ADE</w:t>
+      </w:r>
+    </w:p>
+    <w:p>
+      <w:pPr>
+        <w:pStyle w:val="ListBullet"/>
+      </w:pPr>
+      <w:r>
+        <w:rPr>
+          <w:b/>
+        </w:rPr>
+        <w:t>APNs/ADE token lapsed.</w:t>
+      </w:r>
+      <w:r>
+        <w:t xml:space="preserve"> Renew the </w:t>
+      </w:r>
+      <w:r>
+        <w:rPr>
+          <w:b/>
+        </w:rPr>
+        <w:t>Apple MDM Push certificate</w:t>
+      </w:r>
+      <w:r>
+        <w:t xml:space="preserve"> (R11) and the </w:t>
+      </w:r>
+      <w:r>
+        <w:rPr>
+          <w:b/>
+        </w:rPr>
+        <w:t>ADE token</w:t>
+      </w:r>
+      <w:r>
+        <w:t xml:space="preserve"> (R12)</w:t>
+      </w:r>
+    </w:p>
+    <w:p>
+      <w:r>
+        <w:t xml:space="preserve">  — an expired token blocks all iOS enrollment.</w:t>
+      </w:r>
+    </w:p>
+    <w:p>
+      <w:pPr>
+        <w:pStyle w:val="ListBullet"/>
+      </w:pPr>
+      <w:r>
+        <w:rPr>
+          <w:b/>
+        </w:rPr>
+        <w:t>Serial not assigned.</w:t>
+      </w:r>
+      <w:r>
+        <w:t xml:space="preserve"> Confirm the iPhone serial is in ABM and assigned to the </w:t>
+      </w:r>
+      <w:r>
+        <w:rPr>
+          <w:rFonts w:ascii="Consolas" w:hAnsi="Consolas"/>
+          <w:sz w:val="19"/>
+        </w:rPr>
+        <w:t>Intune – iPhone COD</w:t>
+      </w:r>
+    </w:p>
+    <w:p>
+      <w:r>
+        <w:t xml:space="preserve">  MDM server, and the </w:t>
+      </w:r>
+      <w:r>
+        <w:rPr>
+          <w:rFonts w:ascii="Consolas" w:hAnsi="Consolas"/>
+          <w:sz w:val="19"/>
+        </w:rPr>
+        <w:t>iPhone ADE – COD – Pilot</w:t>
+      </w:r>
+      <w:r>
+        <w:t xml:space="preserve"> profile is assigned (Implementation §§3, 7).</w:t>
+      </w:r>
+    </w:p>
+    <w:p>
+      <w:pPr>
+        <w:pStyle w:val="Heading2"/>
+      </w:pPr>
+      <w:r>
+        <w:t>Conditional Access has unexpected effects</w:t>
+      </w:r>
+    </w:p>
+    <w:p>
+      <w:pPr>
+        <w:pStyle w:val="ListBullet"/>
+      </w:pPr>
+      <w:r>
+        <w:t xml:space="preserve">Keep the pilot policy in </w:t>
+      </w:r>
+      <w:r>
+        <w:rPr>
+          <w:b/>
+        </w:rPr>
+        <w:t>report-only</w:t>
+      </w:r>
+      <w:r>
+        <w:t xml:space="preserve"> and read Entra → </w:t>
+      </w:r>
+      <w:r>
+        <w:rPr>
+          <w:b/>
+        </w:rPr>
+        <w:t>Sign-in logs → Conditional Access</w:t>
+      </w:r>
+      <w:r>
+        <w:t xml:space="preserve"> to</w:t>
+      </w:r>
+    </w:p>
+    <w:p>
+      <w:r>
+        <w:t xml:space="preserve">  see exactly which control was/wasn't satisfied before turning it </w:t>
+      </w:r>
+      <w:r>
+        <w:rPr>
+          <w:b/>
+        </w:rPr>
+        <w:t>On</w:t>
+      </w:r>
+      <w:r>
+        <w:t>.</w:t>
+      </w:r>
+    </w:p>
+    <w:p>
+      <w:pPr>
+        <w:pStyle w:val="Heading2"/>
+      </w:pPr>
+      <w:r>
+        <w:t>Useful checkpoints</w:t>
+      </w:r>
+    </w:p>
+    <w:p>
+      <w:pPr>
+        <w:pStyle w:val="ListBullet"/>
+      </w:pPr>
+      <w:r>
+        <w:rPr>
+          <w:b/>
+        </w:rPr>
+        <w:t>Intune:</w:t>
+      </w:r>
+      <w:r>
+        <w:t xml:space="preserve"> Devices → (device) → </w:t>
+      </w:r>
+      <w:r>
+        <w:rPr>
+          <w:b/>
+        </w:rPr>
+        <w:t>Properties</w:t>
+      </w:r>
+      <w:r>
+        <w:t xml:space="preserve"> (ownership), </w:t>
+      </w:r>
+      <w:r>
+        <w:rPr>
+          <w:b/>
+        </w:rPr>
+        <w:t>Compliance</w:t>
+      </w:r>
+      <w:r>
+        <w:t xml:space="preserve">, </w:t>
+      </w:r>
+      <w:r>
+        <w:rPr>
+          <w:b/>
+        </w:rPr>
+        <w:t>Configuration</w:t>
+      </w:r>
+      <w:r>
+        <w:t>;</w:t>
+      </w:r>
+    </w:p>
+    <w:p>
+      <w:r>
+        <w:t xml:space="preserve">  Apps → </w:t>
+      </w:r>
+      <w:r>
+        <w:rPr>
+          <w:b/>
+        </w:rPr>
+        <w:t>App protection policies → (policy) → Monitor</w:t>
+      </w:r>
+      <w:r>
+        <w:t xml:space="preserve"> for per-user status; Tenant administration →   </w:t>
+      </w:r>
+      <w:r>
+        <w:rPr>
+          <w:b/>
+        </w:rPr>
+        <w:t>Filters</w:t>
+      </w:r>
+      <w:r>
+        <w:t>; Devices → Enrollment → Apple for APNs/ADE token status.</w:t>
+      </w:r>
+    </w:p>
+    <w:p>
+      <w:pPr>
+        <w:pStyle w:val="ListBullet"/>
+      </w:pPr>
+      <w:r>
+        <w:rPr>
+          <w:b/>
+        </w:rPr>
+        <w:t>Entra:</w:t>
+      </w:r>
+      <w:r>
+        <w:t xml:space="preserve"> </w:t>
+      </w:r>
+      <w:r>
+        <w:rPr>
+          <w:b/>
+        </w:rPr>
+        <w:t>Sign-in logs → Conditional Access</w:t>
+      </w:r>
+      <w:r>
+        <w:t xml:space="preserve"> tab for grant evaluation.</w:t>
+      </w:r>
+    </w:p>
+    <w:p>
+      <w:pPr>
+        <w:pStyle w:val="ListBullet"/>
+      </w:pPr>
+      <w:r>
+        <w:rPr>
+          <w:b/>
+        </w:rPr>
+        <w:t>Scripts:</w:t>
+      </w:r>
+      <w:r>
+        <w:t xml:space="preserve"> re-run </w:t>
+      </w:r>
+      <w:r>
+        <w:rPr>
+          <w:rFonts w:ascii="Consolas" w:hAnsi="Consolas"/>
+          <w:sz w:val="19"/>
+        </w:rPr>
+        <w:t>IOSDD-Validation.ps1 -User &lt;upn&gt;</w:t>
+      </w:r>
+      <w:r>
+        <w:t xml:space="preserve"> after each change to confirm the gate.</w:t>
+      </w:r>
+    </w:p>
+    <w:p>
+      <w:pPr>
+        <w:pStyle w:val="Heading1"/>
+      </w:pPr>
+      <w:r>
+        <w:t>7. Best Practices — Dual-Device iPhone (Personal + Corporate iOS) Management with Single Sign-On</w:t>
+      </w:r>
+    </w:p>
+    <w:p>
+      <w:r>
+        <w:t>Field-proven guidance to keep one identity working cleanly across both device types.</w:t>
+      </w:r>
+    </w:p>
+    <w:p>
+      <w:pPr>
+        <w:pStyle w:val="Heading2"/>
+      </w:pPr>
+      <w:r>
+        <w:t>Identity &amp; assignment model</w:t>
+      </w:r>
+    </w:p>
+    <w:p>
+      <w:pPr>
+        <w:pStyle w:val="ListBullet"/>
+      </w:pPr>
+      <w:r>
+        <w:rPr>
+          <w:b/>
+        </w:rPr>
+        <w:t>Assign policies to user groups, scope with device filters.</w:t>
+      </w:r>
+      <w:r>
+        <w:t xml:space="preserve"> This is the heart of the design:</w:t>
+      </w:r>
+    </w:p>
+    <w:p>
+      <w:r>
+        <w:t xml:space="preserve">  one assignment to the user, the right policy follows the device's ownership. Avoid mixing   per-device group assignments that fight the filters.</w:t>
+      </w:r>
+    </w:p>
+    <w:p>
+      <w:pPr>
+        <w:pStyle w:val="ListBullet"/>
+      </w:pPr>
+      <w:r>
+        <w:rPr>
+          <w:b/>
+        </w:rPr>
+        <w:t>Keep one Entra identity per user.</w:t>
+      </w:r>
+      <w:r>
+        <w:t xml:space="preserve"> Never create a separate "BYOD account" — it splits policy and</w:t>
+      </w:r>
+    </w:p>
+    <w:p>
+      <w:r>
+        <w:t xml:space="preserve">  breaks Conditional Access logic.</w:t>
+      </w:r>
+    </w:p>
+    <w:p>
+      <w:pPr>
+        <w:pStyle w:val="ListBullet"/>
+      </w:pPr>
+      <w:r>
+        <w:rPr>
+          <w:b/>
+        </w:rPr>
+        <w:t>Name groups and filters by intent</w:t>
+      </w:r>
+      <w:r>
+        <w:t xml:space="preserve"> (e.g. *PILOT – iPhone COD-BYOD Users*, *iPhone – Corporate*,</w:t>
+      </w:r>
+    </w:p>
+    <w:p>
+      <w:r>
+        <w:t xml:space="preserve">  *iPhone – Personal*) so assignments are self-documenting.</w:t>
+      </w:r>
+    </w:p>
+    <w:p>
+      <w:pPr>
+        <w:pStyle w:val="Heading2"/>
+      </w:pPr>
+      <w:r>
+        <w:t>Ownership hygiene</w:t>
+      </w:r>
+    </w:p>
+    <w:p>
+      <w:pPr>
+        <w:pStyle w:val="ListBullet"/>
+      </w:pPr>
+      <w:r>
+        <w:rPr>
+          <w:b/>
+        </w:rPr>
+        <w:t>Make ownership deterministic.</w:t>
+      </w:r>
+      <w:r>
+        <w:t xml:space="preserve"> Enroll the corporate iPhone through </w:t>
+      </w:r>
+      <w:r>
+        <w:rPr>
+          <w:b/>
+        </w:rPr>
+        <w:t>ABM + ADE</w:t>
+      </w:r>
+      <w:r>
+        <w:t xml:space="preserve"> so it tags</w:t>
+      </w:r>
+    </w:p>
+    <w:p>
+      <w:r>
+        <w:t xml:space="preserve">  </w:t>
+      </w:r>
+      <w:r>
+        <w:rPr>
+          <w:b/>
+        </w:rPr>
+        <w:t>Corporate</w:t>
+      </w:r>
+      <w:r>
+        <w:t xml:space="preserve"> automatically; let the personal iPhone default to </w:t>
+      </w:r>
+      <w:r>
+        <w:rPr>
+          <w:b/>
+        </w:rPr>
+        <w:t>Personal</w:t>
+      </w:r>
+      <w:r>
+        <w:t>.</w:t>
+      </w:r>
+    </w:p>
+    <w:p>
+      <w:pPr>
+        <w:pStyle w:val="ListBullet"/>
+      </w:pPr>
+      <w:r>
+        <w:rPr>
+          <w:b/>
+        </w:rPr>
+        <w:t>Audit ownership regularly</w:t>
+      </w:r>
+      <w:r>
+        <w:t xml:space="preserve"> with </w:t>
+      </w:r>
+      <w:r>
+        <w:rPr>
+          <w:rFonts w:ascii="Consolas" w:hAnsi="Consolas"/>
+          <w:sz w:val="19"/>
+        </w:rPr>
+        <w:t>IOSDD-DeviceReport.ps1</w:t>
+      </w:r>
+      <w:r>
+        <w:t xml:space="preserve"> — a device tagged the wrong way gets</w:t>
+      </w:r>
+    </w:p>
+    <w:p>
+      <w:r>
+        <w:t xml:space="preserve">  the wrong policy set.</w:t>
+      </w:r>
+    </w:p>
+    <w:p>
+      <w:pPr>
+        <w:pStyle w:val="Heading2"/>
+      </w:pPr>
+      <w:r>
+        <w:t>BYOD data protection</w:t>
+      </w:r>
+    </w:p>
+    <w:p>
+      <w:pPr>
+        <w:pStyle w:val="ListBullet"/>
+      </w:pPr>
+      <w:r>
+        <w:rPr>
+          <w:b/>
+        </w:rPr>
+        <w:t>Prefer App Protection (MAM) without enrollment for BYOD.</w:t>
+      </w:r>
+      <w:r>
+        <w:t xml:space="preserve"> It protects corporate data without</w:t>
+      </w:r>
+    </w:p>
+    <w:p>
+      <w:r>
+        <w:t xml:space="preserve">  managing the employee's personal device — better adoption, less privacy friction, strong   data-leak controls.</w:t>
+      </w:r>
+    </w:p>
+    <w:p>
+      <w:pPr>
+        <w:pStyle w:val="ListBullet"/>
+      </w:pPr>
+      <w:r>
+        <w:rPr>
+          <w:b/>
+        </w:rPr>
+        <w:t>Lock the data boundary:</w:t>
+      </w:r>
+      <w:r>
+        <w:t xml:space="preserve"> block backup, restrict cut/copy/paste and "Save As" to managed apps,</w:t>
+      </w:r>
+    </w:p>
+    <w:p>
+      <w:r>
+        <w:t xml:space="preserve">  require a PIN, and enforce encryption within managed apps.</w:t>
+      </w:r>
+    </w:p>
+    <w:p>
+      <w:pPr>
+        <w:pStyle w:val="ListBullet"/>
+      </w:pPr>
+      <w:r>
+        <w:t>**Only enroll the personal iPhone (Account-Driven User Enrollment) when you truly need device</w:t>
+      </w:r>
+    </w:p>
+    <w:p>
+      <w:r>
+        <w:t xml:space="preserve">  settings</w:t>
+      </w:r>
+      <w:r>
+        <w:rPr>
+          <w:b/>
+        </w:rPr>
+        <w:t xml:space="preserve"> — and keep it tagged </w:t>
+      </w:r>
+      <w:r>
+        <w:t>Personal** so it never receives corporate device policies.</w:t>
+      </w:r>
+    </w:p>
+    <w:p>
+      <w:pPr>
+        <w:pStyle w:val="Heading2"/>
+      </w:pPr>
+      <w:r>
+        <w:t>Corporate iPhone management</w:t>
+      </w:r>
+    </w:p>
+    <w:p>
+      <w:pPr>
+        <w:pStyle w:val="ListBullet"/>
+      </w:pPr>
+      <w:r>
+        <w:rPr>
+          <w:b/>
+        </w:rPr>
+        <w:t>Apply a real compliance baseline</w:t>
+      </w:r>
+      <w:r>
+        <w:t xml:space="preserve"> (min iOS version, passcode, jailbreak detection) and gate</w:t>
+      </w:r>
+    </w:p>
+    <w:p>
+      <w:r>
+        <w:t xml:space="preserve">  access on it via Conditional Access.</w:t>
+      </w:r>
+    </w:p>
+    <w:p>
+      <w:pPr>
+        <w:pStyle w:val="ListBullet"/>
+      </w:pPr>
+      <w:r>
+        <w:rPr>
+          <w:b/>
+        </w:rPr>
+        <w:t>Use Apple Business Manager + ADE</w:t>
+      </w:r>
+      <w:r>
+        <w:t xml:space="preserve"> for hands-off, supervised corporate-iPhone provisioning, and</w:t>
+      </w:r>
+    </w:p>
+    <w:p>
+      <w:r>
+        <w:t xml:space="preserve">  </w:t>
+      </w:r>
+      <w:r>
+        <w:rPr>
+          <w:b/>
+        </w:rPr>
+        <w:t>renew the APNs and ADE tokens</w:t>
+      </w:r>
+      <w:r>
+        <w:t xml:space="preserve"> before they expire (a lapse blocks all iOS enrollment).</w:t>
+      </w:r>
+    </w:p>
+    <w:p>
+      <w:pPr>
+        <w:pStyle w:val="Heading2"/>
+      </w:pPr>
+      <w:r>
+        <w:t>Conditional Access</w:t>
+      </w:r>
+    </w:p>
+    <w:p>
+      <w:pPr>
+        <w:pStyle w:val="ListBullet"/>
+      </w:pPr>
+      <w:r>
+        <w:rPr>
+          <w:b/>
+        </w:rPr>
+        <w:t>One policy, "require one of."</w:t>
+      </w:r>
+      <w:r>
+        <w:t xml:space="preserve"> Grant access when the request is from a </w:t>
+      </w:r>
+      <w:r>
+        <w:rPr>
+          <w:b/>
+        </w:rPr>
+        <w:t>compliant</w:t>
+      </w:r>
+      <w:r>
+        <w:t xml:space="preserve"> device</w:t>
+      </w:r>
+    </w:p>
+    <w:p>
+      <w:r>
+        <w:t xml:space="preserve">  </w:t>
+      </w:r>
+      <w:r>
+        <w:rPr>
+          <w:b/>
+        </w:rPr>
+        <w:t>or</w:t>
+      </w:r>
+      <w:r>
+        <w:t xml:space="preserve"> an </w:t>
+      </w:r>
+      <w:r>
+        <w:rPr>
+          <w:b/>
+        </w:rPr>
+        <w:t>app-protection-protected</w:t>
+      </w:r>
+      <w:r>
+        <w:t xml:space="preserve"> app — never require both, or you lock out one device type.</w:t>
+      </w:r>
+    </w:p>
+    <w:p>
+      <w:pPr>
+        <w:pStyle w:val="ListBullet"/>
+      </w:pPr>
+      <w:r>
+        <w:rPr>
+          <w:b/>
+        </w:rPr>
+        <w:t>Always start report-only.</w:t>
+      </w:r>
+      <w:r>
+        <w:t xml:space="preserve"> Read the sign-in logs for the pilot user before enforcing.</w:t>
+      </w:r>
+    </w:p>
+    <w:p>
+      <w:pPr>
+        <w:pStyle w:val="ListBullet"/>
+      </w:pPr>
+      <w:r>
+        <w:rPr>
+          <w:b/>
+        </w:rPr>
+        <w:t>Add MFA</w:t>
+      </w:r>
+      <w:r>
+        <w:t xml:space="preserve"> as part of the same access story for a complete Zero Trust posture.</w:t>
+      </w:r>
+    </w:p>
+    <w:p>
+      <w:pPr>
+        <w:pStyle w:val="Heading2"/>
+      </w:pPr>
+      <w:r>
+        <w:t>Rollout discipline</w:t>
+      </w:r>
+    </w:p>
+    <w:p>
+      <w:pPr>
+        <w:pStyle w:val="ListBullet"/>
+      </w:pPr>
+      <w:r>
+        <w:rPr>
+          <w:b/>
+        </w:rPr>
+        <w:t>Pilot one user with two real devices</w:t>
+      </w:r>
+      <w:r>
+        <w:t xml:space="preserve"> (a corporate and a personal one) — it's the only way to</w:t>
+      </w:r>
+    </w:p>
+    <w:p>
+      <w:r>
+        <w:t xml:space="preserve">  prove the single-identity experience end to end.</w:t>
+      </w:r>
+    </w:p>
+    <w:p>
+      <w:pPr>
+        <w:pStyle w:val="ListBullet"/>
+      </w:pPr>
+      <w:r>
+        <w:rPr>
+          <w:b/>
+        </w:rPr>
+        <w:t>Expand in waves</w:t>
+      </w:r>
+      <w:r>
+        <w:t xml:space="preserve">, validating each with </w:t>
+      </w:r>
+      <w:r>
+        <w:rPr>
+          <w:rFonts w:ascii="Consolas" w:hAnsi="Consolas"/>
+          <w:sz w:val="19"/>
+        </w:rPr>
+        <w:t>IOSDD-Validation.ps1</w:t>
+      </w:r>
+      <w:r>
+        <w:t xml:space="preserve"> before widening.</w:t>
+      </w:r>
+    </w:p>
+    <w:p>
+      <w:pPr>
+        <w:pStyle w:val="ListBullet"/>
+      </w:pPr>
+      <w:r>
+        <w:rPr>
+          <w:b/>
+        </w:rPr>
+        <w:t>Communicate the BYOD deal to employees:</w:t>
+      </w:r>
+      <w:r>
+        <w:t xml:space="preserve"> what IT can and cannot see/do on a personal device</w:t>
+      </w:r>
+    </w:p>
+    <w:p>
+      <w:r>
+        <w:t xml:space="preserve">  under App Protection (data containment, *not* device surveillance) — clarity drives adoption.</w:t>
+      </w:r>
+    </w:p>
+    <w:p>
+      <w:pPr>
+        <w:pStyle w:val="Heading2"/>
+      </w:pPr>
+      <w:r>
+        <w:t>Operations &amp; documentation</w:t>
+      </w:r>
+    </w:p>
+    <w:p>
+      <w:pPr>
+        <w:pStyle w:val="ListBullet"/>
+      </w:pPr>
+      <w:r>
+        <w:rPr>
+          <w:b/>
+        </w:rPr>
+        <w:t>Keep a runbook</w:t>
+      </w:r>
+      <w:r>
+        <w:t xml:space="preserve"> of the pilot/production groups, the two ownership filters, the compliance and</w:t>
+      </w:r>
+    </w:p>
+    <w:p>
+      <w:r>
+        <w:t xml:space="preserve">  app-protection policies, and the Conditional Access policy — the moving parts that define the model.</w:t>
+      </w:r>
+    </w:p>
+    <w:p>
+      <w:pPr>
+        <w:pStyle w:val="ListBullet"/>
+      </w:pPr>
+      <w:r>
+        <w:rPr>
+          <w:b/>
+        </w:rPr>
+        <w:t>Report monthly</w:t>
+      </w:r>
+      <w:r>
+        <w:t xml:space="preserve"> with </w:t>
+      </w:r>
+      <w:r>
+        <w:rPr>
+          <w:rFonts w:ascii="Consolas" w:hAnsi="Consolas"/>
+          <w:sz w:val="19"/>
+        </w:rPr>
+        <w:t>IOSDD-DeviceReport.ps1</w:t>
+      </w:r>
+      <w:r>
+        <w:t>: device counts by ownership, users who have both</w:t>
+      </w:r>
+    </w:p>
+    <w:p>
+      <w:r>
+        <w:t xml:space="preserve">  a COD and a BYOD device, compliance, and app-protection coverage.</w:t>
+      </w:r>
+    </w:p>
+    <w:p>
+      <w:pPr>
+        <w:pStyle w:val="Heading1"/>
+      </w:pPr>
+      <w:r>
+        <w:t>8. Deliverables Summary — Dual-Device iPhone (Personal + Corporate iOS) Management with Single Sign-On</w:t>
+      </w:r>
+    </w:p>
+    <w:p>
+      <w:r>
+        <w:t>Everything included in this solution package, and what each piece is for.</w:t>
+      </w:r>
+    </w:p>
+    <w:p>
+      <w:pPr>
+        <w:pStyle w:val="Heading2"/>
+      </w:pPr>
+      <w:r>
+        <w:t>Documentation (this guide)</w:t>
+      </w:r>
+    </w:p>
+    <w:p>
+      <w:pPr>
+        <w:pStyle w:val="ListBullet"/>
+      </w:pPr>
+      <w:r>
+        <w:rPr>
+          <w:b/>
+        </w:rPr>
+        <w:t>Executive Summary</w:t>
+      </w:r>
+      <w:r>
+        <w:t xml:space="preserve"> — the business case and outcome in one page.</w:t>
+      </w:r>
+    </w:p>
+    <w:p>
+      <w:pPr>
+        <w:pStyle w:val="ListBullet"/>
+      </w:pPr>
+      <w:r>
+        <w:rPr>
+          <w:b/>
+        </w:rPr>
+        <w:t>Solution Overview</w:t>
+      </w:r>
+      <w:r>
+        <w:t xml:space="preserve"> — the two ownership models, the single-identity design, management models,</w:t>
+      </w:r>
+    </w:p>
+    <w:p>
+      <w:r>
+        <w:t xml:space="preserve">  benefits, and honest limitations.</w:t>
+      </w:r>
+    </w:p>
+    <w:p>
+      <w:pPr>
+        <w:pStyle w:val="ListBullet"/>
+      </w:pPr>
+      <w:r>
+        <w:rPr>
+          <w:b/>
+        </w:rPr>
+        <w:t>Requirements Guide</w:t>
+      </w:r>
+      <w:r>
+        <w:t xml:space="preserve"> — every prerequisite (one identity, MDM+MAM licensing, Entra ID P1,</w:t>
+      </w:r>
+    </w:p>
+    <w:p>
+      <w:r>
+        <w:t xml:space="preserve">  enrollment restrictions, corporate tagging, Company Portal, App Protection, compliance, ownership   filters, network) with how to </w:t>
+      </w:r>
+      <w:r>
+        <w:rPr>
+          <w:b/>
+        </w:rPr>
+        <w:t>verify</w:t>
+      </w:r>
+      <w:r>
+        <w:t xml:space="preserve"> and how to </w:t>
+      </w:r>
+      <w:r>
+        <w:rPr>
+          <w:b/>
+        </w:rPr>
+        <w:t>implement if missing</w:t>
+      </w:r>
+      <w:r>
+        <w:t>, plus the category-level   Global Requirements.</w:t>
+      </w:r>
+    </w:p>
+    <w:p>
+      <w:pPr>
+        <w:pStyle w:val="ListBullet"/>
+      </w:pPr>
+      <w:r>
+        <w:rPr>
+          <w:b/>
+        </w:rPr>
+        <w:t>Implementation Guide</w:t>
+      </w:r>
+      <w:r>
+        <w:t xml:space="preserve"> — exact, ordered, click-by-click steps across seven phases: identity, Apple</w:t>
+      </w:r>
+    </w:p>
+    <w:p>
+      <w:r>
+        <w:t xml:space="preserve">  connection &amp; enrollment baseline, ownership-based targeting, corporate-iPhone supervised ADE full-MDM,   personal-iPhone App Protection, single sign-on across both iPhones, unifying access with Conditional   Access, then pilot/validate/expand.</w:t>
+      </w:r>
+    </w:p>
+    <w:p>
+      <w:pPr>
+        <w:pStyle w:val="ListBullet"/>
+      </w:pPr>
+      <w:r>
+        <w:rPr>
+          <w:b/>
+        </w:rPr>
+        <w:t>Testing &amp; Validation</w:t>
+      </w:r>
+      <w:r>
+        <w:t xml:space="preserve"> — eight tests with explicit pass/fail gates and an acceptance gate, proving</w:t>
+      </w:r>
+    </w:p>
+    <w:p>
+      <w:r>
+        <w:t xml:space="preserve">  one account works on both a corporate and a personal device.</w:t>
+      </w:r>
+    </w:p>
+    <w:p>
+      <w:pPr>
+        <w:pStyle w:val="ListBullet"/>
+      </w:pPr>
+      <w:r>
+        <w:rPr>
+          <w:b/>
+        </w:rPr>
+        <w:t>Troubleshooting</w:t>
+      </w:r>
+      <w:r>
+        <w:t xml:space="preserve"> — top-down diagnosis for identity, ownership, targeting, and access failures.</w:t>
+      </w:r>
+    </w:p>
+    <w:p>
+      <w:pPr>
+        <w:pStyle w:val="ListBullet"/>
+      </w:pPr>
+      <w:r>
+        <w:rPr>
+          <w:b/>
+        </w:rPr>
+        <w:t>Best Practices</w:t>
+      </w:r>
+      <w:r>
+        <w:t xml:space="preserve"> — the assign-to-user/scope-by-filter model, ownership hygiene, BYOD data</w:t>
+      </w:r>
+    </w:p>
+    <w:p>
+      <w:r>
+        <w:t xml:space="preserve">  protection, COD management, Conditional Access, and rollout discipline.</w:t>
+      </w:r>
+    </w:p>
+    <w:p>
+      <w:pPr>
+        <w:pStyle w:val="Heading2"/>
+      </w:pPr>
+      <w:r>
+        <w:t>PowerShell scripts (Microsoft Graph) — `IOSDD-Scripts.zip`</w:t>
+      </w:r>
+    </w:p>
+    <w:p>
+      <w:r>
+        <w:t xml:space="preserve">All scripts are tenant-side (run from an admin workstation with the Microsoft Graph PowerShell SDK); each has a header explaining </w:t>
+      </w:r>
+      <w:r>
+        <w:rPr>
+          <w:b/>
+        </w:rPr>
+        <w:t>Purpose · How to run · Expected results</w:t>
+      </w:r>
+      <w:r>
+        <w:t>.</w:t>
+      </w:r>
+    </w:p>
+    <w:p>
+      <w:pPr>
+        <w:pStyle w:val="ListNumber"/>
+      </w:pPr>
+      <w:r>
+        <w:rPr>
+          <w:rFonts w:ascii="Consolas" w:hAnsi="Consolas"/>
+          <w:sz w:val="19"/>
+        </w:rPr>
+        <w:t>IOSDD-Discovery.ps1</w:t>
+      </w:r>
+      <w:r>
+        <w:t xml:space="preserve"> — tenant readiness: enrollment restrictions (personal allowed?),</w:t>
+      </w:r>
+    </w:p>
+    <w:p>
+      <w:r>
+        <w:t xml:space="preserve">   compliance policies, App Protection policies, Corporate/Personal device filters, Company Portal,    and Conditional Access presence.</w:t>
+      </w:r>
+    </w:p>
+    <w:p>
+      <w:pPr>
+        <w:pStyle w:val="ListNumber"/>
+      </w:pPr>
+      <w:r>
+        <w:rPr>
+          <w:rFonts w:ascii="Consolas" w:hAnsi="Consolas"/>
+          <w:sz w:val="19"/>
+        </w:rPr>
+        <w:t>IOSDD-Validation.ps1</w:t>
+      </w:r>
+      <w:r>
+        <w:t xml:space="preserve"> — for a given user, confirms a single identity owns both a </w:t>
+      </w:r>
+      <w:r>
+        <w:rPr>
+          <w:b/>
+        </w:rPr>
+        <w:t>Corporate</w:t>
+      </w:r>
+    </w:p>
+    <w:p>
+      <w:r>
+        <w:t xml:space="preserve">   device (compliant) and a </w:t>
+      </w:r>
+      <w:r>
+        <w:rPr>
+          <w:b/>
+        </w:rPr>
+        <w:t>Personal</w:t>
+      </w:r>
+      <w:r>
+        <w:t xml:space="preserve"> device (app protection applied), with a PASS/FAIL summary.</w:t>
+      </w:r>
+    </w:p>
+    <w:p>
+      <w:pPr>
+        <w:pStyle w:val="ListNumber"/>
+      </w:pPr>
+      <w:r>
+        <w:rPr>
+          <w:rFonts w:ascii="Consolas" w:hAnsi="Consolas"/>
+          <w:sz w:val="19"/>
+        </w:rPr>
+        <w:t>IOSDD-DeviceReport.ps1</w:t>
+      </w:r>
+      <w:r>
+        <w:t xml:space="preserve"> — tenant-wide CSV: devices by </w:t>
+      </w:r>
+      <w:r>
+        <w:rPr>
+          <w:b/>
+        </w:rPr>
+        <w:t>ownership</w:t>
+      </w:r>
+      <w:r>
+        <w:t>, platform, enrollment</w:t>
+      </w:r>
+    </w:p>
+    <w:p>
+      <w:r>
+        <w:t xml:space="preserve">   type, compliance, and primary user — plus a list of users who have </w:t>
+      </w:r>
+      <w:r>
+        <w:rPr>
+          <w:b/>
+        </w:rPr>
+        <w:t>both</w:t>
+      </w:r>
+      <w:r>
+        <w:t xml:space="preserve"> a COD and a BYOD device.</w:t>
+      </w:r>
+    </w:p>
+    <w:p>
+      <w:pPr>
+        <w:pStyle w:val="ListNumber"/>
+      </w:pPr>
+      <w:r>
+        <w:rPr>
+          <w:rFonts w:ascii="Consolas" w:hAnsi="Consolas"/>
+          <w:sz w:val="19"/>
+        </w:rPr>
+        <w:t>IOSDD-Remediation.ps1</w:t>
+      </w:r>
+      <w:r>
+        <w:t xml:space="preserve"> — safe remediation: set device </w:t>
+      </w:r>
+      <w:r>
+        <w:rPr>
+          <w:b/>
+        </w:rPr>
+        <w:t>ownership</w:t>
+      </w:r>
+      <w:r>
+        <w:t>, re-assign policies to the</w:t>
+      </w:r>
+    </w:p>
+    <w:p>
+      <w:r>
+        <w:t xml:space="preserve">   target group, and flag enrollment-restriction/filter misconfigurations. Read-only by default;    changes require an explicit confirmation switch.</w:t>
+      </w:r>
+    </w:p>
+    <w:p>
+      <w:pPr>
+        <w:pStyle w:val="ListNumber"/>
+      </w:pPr>
+      <w:r>
+        <w:rPr>
+          <w:rFonts w:ascii="Consolas" w:hAnsi="Consolas"/>
+          <w:sz w:val="19"/>
+        </w:rPr>
+        <w:t>IOSDD-Set-OwnershipBasedTargeting.ps1</w:t>
+      </w:r>
+      <w:r>
+        <w:t xml:space="preserve"> — creates the </w:t>
+      </w:r>
+      <w:r>
+        <w:rPr>
+          <w:rFonts w:ascii="Consolas" w:hAnsi="Consolas"/>
+          <w:sz w:val="19"/>
+        </w:rPr>
+        <w:t>iPhone – Corporate</w:t>
+      </w:r>
+      <w:r>
+        <w:t xml:space="preserve"> and **`iPhone –</w:t>
+      </w:r>
+    </w:p>
+    <w:p>
+      <w:r>
+        <w:t xml:space="preserve">   Personal</w:t>
+      </w:r>
+      <w:r>
+        <w:rPr>
+          <w:rFonts w:ascii="Consolas" w:hAnsi="Consolas"/>
+          <w:sz w:val="19"/>
+        </w:rPr>
         <w:t xml:space="preserve">** </w:t>
       </w:r>
       <w:r>
@@ -7735,9 +7733,10 @@
       </w:pPr>
       <w:r>
         <w:rPr>
-          <w:b/>
-        </w:rPr>
-        <w:t>`IOSDD-hero.png`</w:t>
+          <w:rFonts w:ascii="Consolas" w:hAnsi="Consolas"/>
+          <w:sz w:val="19"/>
+        </w:rPr>
+        <w:t>IOSDD-hero.png</w:t>
       </w:r>
       <w:r>
         <w:t xml:space="preserve"> — the branded product image (1200×1200) used on the marketplace listing.</w:t>
